--- a/03-振荡电路/01-RC振荡器/多谐振荡器/多谐振荡器.docx
+++ b/03-振荡电路/01-RC振荡器/多谐振荡器/多谐振荡器.docx
@@ -2859,6 +2859,20 @@
     </w:p>
     <w:bookmarkEnd w:id="26"/>
     <w:bookmarkEnd w:id="27"/>
+    <w:p>
+      <w:pPr>
+        <w:spacing w:before="360"/>
+        <w:jc w:val="center"/>
+      </w:pPr>
+      <w:r>
+        <w:rPr>
+          <w:rFonts w:ascii="Times New Roman" w:hAnsi="Times New Roman"/>
+          <w:color w:val="555555"/>
+          <w:sz w:val="21"/>
+        </w:rPr>
+        <w:t>材料收集者：杜文杰</w:t>
+      </w:r>
+    </w:p>
     <w:sectPr>
       <w:headerReference r:id="rId9" w:type="default"/>
       <w:footerReference r:id="rId10" w:type="default"/>

--- a/03-振荡电路/01-RC振荡器/多谐振荡器/多谐振荡器.docx
+++ b/03-振荡电路/01-RC振荡器/多谐振荡器/多谐振荡器.docx
@@ -1,6 +1,6 @@
 
 <file path=word/document.xml><?xml version="1.0" encoding="utf-8"?>
-<w:document xmlns:w="http://schemas.openxmlformats.org/wordprocessingml/2006/main" xmlns:m="http://schemas.openxmlformats.org/officeDocument/2006/math" xmlns:r="http://schemas.openxmlformats.org/officeDocument/2006/relationships" xmlns:o="urn:schemas-microsoft-com:office:office" xmlns:v="urn:schemas-microsoft-com:vml" xmlns:w10="urn:schemas-microsoft-com:office:word" xmlns:a="http://schemas.openxmlformats.org/drawingml/2006/main" xmlns:pic="http://schemas.openxmlformats.org/drawingml/2006/picture" xmlns:wp="http://schemas.openxmlformats.org/drawingml/2006/wordprocessingDrawing">
+<w:document xmlns:m="http://schemas.openxmlformats.org/officeDocument/2006/math" xmlns:r="http://schemas.openxmlformats.org/officeDocument/2006/relationships" xmlns:w="http://schemas.openxmlformats.org/wordprocessingml/2006/main" xmlns:o="urn:schemas-microsoft-com:office:office" xmlns:v="urn:schemas-microsoft-com:vml" xmlns:w10="urn:schemas-microsoft-com:office:word" xmlns:a="http://schemas.openxmlformats.org/drawingml/2006/main" xmlns:pic="http://schemas.openxmlformats.org/drawingml/2006/picture" xmlns:wp="http://schemas.openxmlformats.org/drawingml/2006/wordprocessingDrawing">
   <w:body>
     <w:bookmarkStart w:id="27" w:name="多谐振荡器"/>
     <w:p>
@@ -9,7 +9,7 @@
       </w:pPr>
       <w:r>
         <w:rPr>
-          <w:rFonts w:hint="eastAsia"/>
+          <w:rFonts w:hint="eastAsia" w:eastAsia="黑体"/>
         </w:rPr>
         <w:t xml:space="preserve">多谐振荡器</w:t>
       </w:r>
@@ -21,7 +21,7 @@
       </w:pPr>
       <w:r>
         <w:rPr>
-          <w:rFonts w:hint="eastAsia"/>
+          <w:rFonts w:hint="eastAsia" w:eastAsia="黑体"/>
         </w:rPr>
         <w:t xml:space="preserve">拓扑描述</w:t>
       </w:r>
@@ -32,13 +32,13 @@
       </w:pPr>
       <w:r>
         <w:rPr>
-          <w:rFonts w:hint="eastAsia"/>
+          <w:rFonts w:hint="eastAsia" w:eastAsia="黑体"/>
         </w:rPr>
         <w:t xml:space="preserve">以典型的</w:t>
       </w:r>
       <w:r>
         <w:rPr>
-          <w:rFonts w:hint="eastAsia"/>
+          <w:rFonts w:hint="eastAsia" w:eastAsia="黑体"/>
           <w:b/>
           <w:bCs/>
         </w:rPr>
@@ -46,6 +46,7 @@
       </w:r>
       <w:r>
         <w:rPr>
+          <w:rFonts w:eastAsia="黑体"/>
           <w:b/>
           <w:bCs/>
         </w:rPr>
@@ -53,7 +54,7 @@
       </w:r>
       <w:r>
         <w:rPr>
-          <w:rFonts w:hint="eastAsia"/>
+          <w:rFonts w:hint="eastAsia" w:eastAsia="黑体"/>
           <w:b/>
           <w:bCs/>
         </w:rPr>
@@ -61,13 +62,13 @@
       </w:r>
       <w:r>
         <w:rPr>
-          <w:rFonts w:hint="eastAsia"/>
+          <w:rFonts w:hint="eastAsia" w:eastAsia="黑体"/>
         </w:rPr>
         <w:t xml:space="preserve">为代表性实现，本电路由</w:t>
       </w:r>
       <w:r>
         <w:rPr>
-          <w:rFonts w:hint="eastAsia"/>
+          <w:rFonts w:hint="eastAsia" w:eastAsia="黑体"/>
           <w:b/>
           <w:bCs/>
         </w:rPr>
@@ -75,6 +76,7 @@
       </w:r>
       <w:r>
         <w:rPr>
+          <w:rFonts w:eastAsia="黑体"/>
           <w:b/>
           <w:bCs/>
         </w:rPr>
@@ -96,6 +98,7 @@
       </m:oMath>
       <w:r>
         <w:rPr>
+          <w:rFonts w:eastAsia="黑体"/>
           <w:b/>
           <w:bCs/>
         </w:rPr>
@@ -117,18 +120,21 @@
       </m:oMath>
       <w:r>
         <w:rPr>
-          <w:rFonts w:hint="eastAsia"/>
+          <w:rFonts w:hint="eastAsia" w:eastAsia="黑体"/>
           <w:b/>
           <w:bCs/>
         </w:rPr>
         <w:t xml:space="preserve">（BJT）</w:t>
       </w:r>
       <w:r>
+        <w:rPr>
+          <w:rFonts w:eastAsia="黑体"/>
+        </w:rPr>
         <w:t xml:space="preserve">、</w:t>
       </w:r>
       <w:r>
         <w:rPr>
-          <w:rFonts w:hint="eastAsia"/>
+          <w:rFonts w:hint="eastAsia" w:eastAsia="黑体"/>
           <w:b/>
           <w:bCs/>
         </w:rPr>
@@ -136,6 +142,7 @@
       </w:r>
       <w:r>
         <w:rPr>
+          <w:rFonts w:eastAsia="黑体"/>
           <w:b/>
           <w:bCs/>
         </w:rPr>
@@ -160,6 +167,7 @@
       </m:oMath>
       <w:r>
         <w:rPr>
+          <w:rFonts w:eastAsia="黑体"/>
           <w:b/>
           <w:bCs/>
         </w:rPr>
@@ -183,11 +191,14 @@
         </m:sSub>
       </m:oMath>
       <w:r>
+        <w:rPr>
+          <w:rFonts w:eastAsia="黑体"/>
+        </w:rPr>
         <w:t xml:space="preserve">、</w:t>
       </w:r>
       <w:r>
         <w:rPr>
-          <w:rFonts w:hint="eastAsia"/>
+          <w:rFonts w:hint="eastAsia" w:eastAsia="黑体"/>
           <w:b/>
           <w:bCs/>
         </w:rPr>
@@ -195,6 +206,7 @@
       </w:r>
       <w:r>
         <w:rPr>
+          <w:rFonts w:eastAsia="黑体"/>
           <w:b/>
           <w:bCs/>
         </w:rPr>
@@ -219,6 +231,7 @@
       </m:oMath>
       <w:r>
         <w:rPr>
+          <w:rFonts w:eastAsia="黑体"/>
           <w:b/>
           <w:bCs/>
         </w:rPr>
@@ -242,17 +255,20 @@
         </m:sSub>
       </m:oMath>
       <w:r>
+        <w:rPr>
+          <w:rFonts w:eastAsia="黑体"/>
+        </w:rPr>
         <w:t xml:space="preserve"> </w:t>
       </w:r>
       <w:r>
         <w:rPr>
-          <w:rFonts w:hint="eastAsia"/>
+          <w:rFonts w:hint="eastAsia" w:eastAsia="黑体"/>
         </w:rPr>
         <w:t xml:space="preserve">与</w:t>
       </w:r>
       <w:r>
         <w:rPr>
-          <w:rFonts w:hint="eastAsia"/>
+          <w:rFonts w:hint="eastAsia" w:eastAsia="黑体"/>
           <w:b/>
           <w:bCs/>
         </w:rPr>
@@ -260,6 +276,7 @@
       </w:r>
       <w:r>
         <w:rPr>
+          <w:rFonts w:eastAsia="黑体"/>
           <w:b/>
           <w:bCs/>
         </w:rPr>
@@ -281,6 +298,7 @@
       </m:oMath>
       <w:r>
         <w:rPr>
+          <w:rFonts w:eastAsia="黑体"/>
           <w:b/>
           <w:bCs/>
         </w:rPr>
@@ -301,26 +319,32 @@
         </m:sSub>
       </m:oMath>
       <w:r>
+        <w:rPr>
+          <w:rFonts w:eastAsia="黑体"/>
+        </w:rPr>
         <w:t xml:space="preserve"> </w:t>
       </w:r>
       <w:r>
         <w:rPr>
-          <w:rFonts w:hint="eastAsia"/>
+          <w:rFonts w:hint="eastAsia" w:eastAsia="黑体"/>
         </w:rPr>
         <w:t xml:space="preserve">组成。电路共有</w:t>
       </w:r>
       <w:r>
+        <w:rPr>
+          <w:rFonts w:eastAsia="黑体"/>
+        </w:rPr>
         <w:t xml:space="preserve"> 6 </w:t>
       </w:r>
       <w:r>
         <w:rPr>
-          <w:rFonts w:hint="eastAsia"/>
+          <w:rFonts w:hint="eastAsia" w:eastAsia="黑体"/>
         </w:rPr>
         <w:t xml:space="preserve">个关键节点：</w:t>
       </w:r>
       <w:r>
         <w:rPr>
-          <w:rFonts w:hint="eastAsia"/>
+          <w:rFonts w:hint="eastAsia" w:eastAsia="黑体"/>
           <w:b/>
           <w:bCs/>
         </w:rPr>
@@ -328,6 +352,7 @@
       </w:r>
       <w:r>
         <w:rPr>
+          <w:rFonts w:eastAsia="黑体"/>
           <w:b/>
           <w:bCs/>
         </w:rPr>
@@ -335,7 +360,7 @@
       </w:r>
       <w:r>
         <w:rPr>
-          <w:rFonts w:hint="eastAsia"/>
+          <w:rFonts w:hint="eastAsia" w:eastAsia="黑体"/>
           <w:b/>
           <w:bCs/>
         </w:rPr>
@@ -343,6 +368,7 @@
       </w:r>
       <w:r>
         <w:rPr>
+          <w:rFonts w:eastAsia="黑体"/>
           <w:b/>
           <w:bCs/>
         </w:rPr>
@@ -373,7 +399,7 @@
       </m:oMath>
       <w:r>
         <w:rPr>
-          <w:rFonts w:hint="eastAsia"/>
+          <w:rFonts w:hint="eastAsia" w:eastAsia="黑体"/>
         </w:rPr>
         <w:t xml:space="preserve">（</w:t>
       </w:r>
@@ -395,6 +421,9 @@
         </m:sSub>
       </m:oMath>
       <w:r>
+        <w:rPr>
+          <w:rFonts w:eastAsia="黑体"/>
+        </w:rPr>
         <w:t xml:space="preserve">、</w:t>
       </w:r>
       <m:oMath>
@@ -415,6 +444,9 @@
         </m:sSub>
       </m:oMath>
       <w:r>
+        <w:rPr>
+          <w:rFonts w:eastAsia="黑体"/>
+        </w:rPr>
         <w:t xml:space="preserve">、</w:t>
       </w:r>
       <m:oMath>
@@ -435,6 +467,9 @@
         </m:sSub>
       </m:oMath>
       <w:r>
+        <w:rPr>
+          <w:rFonts w:eastAsia="黑体"/>
+        </w:rPr>
         <w:t xml:space="preserve">、</w:t>
       </w:r>
       <m:oMath>
@@ -455,17 +490,20 @@
         </m:sSub>
       </m:oMath>
       <w:r>
+        <w:rPr>
+          <w:rFonts w:eastAsia="黑体"/>
+        </w:rPr>
         <w:t xml:space="preserve"> </w:t>
       </w:r>
       <w:r>
         <w:rPr>
-          <w:rFonts w:hint="eastAsia"/>
+          <w:rFonts w:hint="eastAsia" w:eastAsia="黑体"/>
         </w:rPr>
         <w:t xml:space="preserve">的上端相连）；</w:t>
       </w:r>
       <w:r>
         <w:rPr>
-          <w:rFonts w:hint="eastAsia"/>
+          <w:rFonts w:hint="eastAsia" w:eastAsia="黑体"/>
           <w:b/>
           <w:bCs/>
         </w:rPr>
@@ -473,6 +511,7 @@
       </w:r>
       <w:r>
         <w:rPr>
+          <w:rFonts w:eastAsia="黑体"/>
           <w:b/>
           <w:bCs/>
         </w:rPr>
@@ -480,7 +519,7 @@
       </w:r>
       <w:r>
         <w:rPr>
-          <w:rFonts w:hint="eastAsia"/>
+          <w:rFonts w:hint="eastAsia" w:eastAsia="黑体"/>
           <w:b/>
           <w:bCs/>
         </w:rPr>
@@ -488,7 +527,7 @@
       </w:r>
       <w:r>
         <w:rPr>
-          <w:rFonts w:hint="eastAsia"/>
+          <w:rFonts w:hint="eastAsia" w:eastAsia="黑体"/>
         </w:rPr>
         <w:t xml:space="preserve">（</w:t>
       </w:r>
@@ -507,15 +546,21 @@
         </m:sSub>
       </m:oMath>
       <w:r>
+        <w:rPr>
+          <w:rFonts w:eastAsia="黑体"/>
+        </w:rPr>
         <w:t xml:space="preserve"> </w:t>
       </w:r>
       <w:r>
         <w:rPr>
-          <w:rFonts w:hint="eastAsia"/>
+          <w:rFonts w:hint="eastAsia" w:eastAsia="黑体"/>
         </w:rPr>
         <w:t xml:space="preserve">的集电极</w:t>
       </w:r>
       <w:r>
+        <w:rPr>
+          <w:rFonts w:eastAsia="黑体"/>
+        </w:rPr>
         <w:t xml:space="preserve"> C、</w:t>
       </w:r>
       <m:oMath>
@@ -536,11 +581,14 @@
         </m:sSub>
       </m:oMath>
       <w:r>
+        <w:rPr>
+          <w:rFonts w:eastAsia="黑体"/>
+        </w:rPr>
         <w:t xml:space="preserve"> </w:t>
       </w:r>
       <w:r>
         <w:rPr>
-          <w:rFonts w:hint="eastAsia"/>
+          <w:rFonts w:hint="eastAsia" w:eastAsia="黑体"/>
         </w:rPr>
         <w:t xml:space="preserve">下端、</w:t>
       </w:r>
@@ -559,17 +607,20 @@
         </m:sSub>
       </m:oMath>
       <w:r>
+        <w:rPr>
+          <w:rFonts w:eastAsia="黑体"/>
+        </w:rPr>
         <w:t xml:space="preserve"> </w:t>
       </w:r>
       <w:r>
         <w:rPr>
-          <w:rFonts w:hint="eastAsia"/>
+          <w:rFonts w:hint="eastAsia" w:eastAsia="黑体"/>
         </w:rPr>
         <w:t xml:space="preserve">一端相连，作为一路方波输出）；</w:t>
       </w:r>
       <w:r>
         <w:rPr>
-          <w:rFonts w:hint="eastAsia"/>
+          <w:rFonts w:hint="eastAsia" w:eastAsia="黑体"/>
           <w:b/>
           <w:bCs/>
         </w:rPr>
@@ -577,6 +628,7 @@
       </w:r>
       <w:r>
         <w:rPr>
+          <w:rFonts w:eastAsia="黑体"/>
           <w:b/>
           <w:bCs/>
         </w:rPr>
@@ -584,7 +636,7 @@
       </w:r>
       <w:r>
         <w:rPr>
-          <w:rFonts w:hint="eastAsia"/>
+          <w:rFonts w:hint="eastAsia" w:eastAsia="黑体"/>
           <w:b/>
           <w:bCs/>
         </w:rPr>
@@ -592,7 +644,7 @@
       </w:r>
       <w:r>
         <w:rPr>
-          <w:rFonts w:hint="eastAsia"/>
+          <w:rFonts w:hint="eastAsia" w:eastAsia="黑体"/>
         </w:rPr>
         <w:t xml:space="preserve">（</w:t>
       </w:r>
@@ -611,15 +663,21 @@
         </m:sSub>
       </m:oMath>
       <w:r>
+        <w:rPr>
+          <w:rFonts w:eastAsia="黑体"/>
+        </w:rPr>
         <w:t xml:space="preserve"> </w:t>
       </w:r>
       <w:r>
         <w:rPr>
-          <w:rFonts w:hint="eastAsia"/>
+          <w:rFonts w:hint="eastAsia" w:eastAsia="黑体"/>
         </w:rPr>
         <w:t xml:space="preserve">的集电极</w:t>
       </w:r>
       <w:r>
+        <w:rPr>
+          <w:rFonts w:eastAsia="黑体"/>
+        </w:rPr>
         <w:t xml:space="preserve"> C、</w:t>
       </w:r>
       <m:oMath>
@@ -640,11 +698,14 @@
         </m:sSub>
       </m:oMath>
       <w:r>
+        <w:rPr>
+          <w:rFonts w:eastAsia="黑体"/>
+        </w:rPr>
         <w:t xml:space="preserve"> </w:t>
       </w:r>
       <w:r>
         <w:rPr>
-          <w:rFonts w:hint="eastAsia"/>
+          <w:rFonts w:hint="eastAsia" w:eastAsia="黑体"/>
         </w:rPr>
         <w:t xml:space="preserve">下端、</w:t>
       </w:r>
@@ -663,17 +724,20 @@
         </m:sSub>
       </m:oMath>
       <w:r>
+        <w:rPr>
+          <w:rFonts w:eastAsia="黑体"/>
+        </w:rPr>
         <w:t xml:space="preserve"> </w:t>
       </w:r>
       <w:r>
         <w:rPr>
-          <w:rFonts w:hint="eastAsia"/>
+          <w:rFonts w:hint="eastAsia" w:eastAsia="黑体"/>
         </w:rPr>
         <w:t xml:space="preserve">一端相连，作为另一路方波输出）；</w:t>
       </w:r>
       <w:r>
         <w:rPr>
-          <w:rFonts w:hint="eastAsia"/>
+          <w:rFonts w:hint="eastAsia" w:eastAsia="黑体"/>
           <w:b/>
           <w:bCs/>
         </w:rPr>
@@ -681,6 +745,7 @@
       </w:r>
       <w:r>
         <w:rPr>
+          <w:rFonts w:eastAsia="黑体"/>
           <w:b/>
           <w:bCs/>
         </w:rPr>
@@ -688,7 +753,7 @@
       </w:r>
       <w:r>
         <w:rPr>
-          <w:rFonts w:hint="eastAsia"/>
+          <w:rFonts w:hint="eastAsia" w:eastAsia="黑体"/>
           <w:b/>
           <w:bCs/>
         </w:rPr>
@@ -696,7 +761,7 @@
       </w:r>
       <w:r>
         <w:rPr>
-          <w:rFonts w:hint="eastAsia"/>
+          <w:rFonts w:hint="eastAsia" w:eastAsia="黑体"/>
         </w:rPr>
         <w:t xml:space="preserve">（</w:t>
       </w:r>
@@ -715,15 +780,21 @@
         </m:sSub>
       </m:oMath>
       <w:r>
+        <w:rPr>
+          <w:rFonts w:eastAsia="黑体"/>
+        </w:rPr>
         <w:t xml:space="preserve"> </w:t>
       </w:r>
       <w:r>
         <w:rPr>
-          <w:rFonts w:hint="eastAsia"/>
+          <w:rFonts w:hint="eastAsia" w:eastAsia="黑体"/>
         </w:rPr>
         <w:t xml:space="preserve">的基极</w:t>
       </w:r>
       <w:r>
+        <w:rPr>
+          <w:rFonts w:eastAsia="黑体"/>
+        </w:rPr>
         <w:t xml:space="preserve"> B、</w:t>
       </w:r>
       <m:oMath>
@@ -744,11 +815,14 @@
         </m:sSub>
       </m:oMath>
       <w:r>
+        <w:rPr>
+          <w:rFonts w:eastAsia="黑体"/>
+        </w:rPr>
         <w:t xml:space="preserve"> </w:t>
       </w:r>
       <w:r>
         <w:rPr>
-          <w:rFonts w:hint="eastAsia"/>
+          <w:rFonts w:hint="eastAsia" w:eastAsia="黑体"/>
         </w:rPr>
         <w:t xml:space="preserve">下端、</w:t>
       </w:r>
@@ -767,17 +841,20 @@
         </m:sSub>
       </m:oMath>
       <w:r>
+        <w:rPr>
+          <w:rFonts w:eastAsia="黑体"/>
+        </w:rPr>
         <w:t xml:space="preserve"> </w:t>
       </w:r>
       <w:r>
         <w:rPr>
-          <w:rFonts w:hint="eastAsia"/>
+          <w:rFonts w:hint="eastAsia" w:eastAsia="黑体"/>
         </w:rPr>
         <w:t xml:space="preserve">另一端相连）；</w:t>
       </w:r>
       <w:r>
         <w:rPr>
-          <w:rFonts w:hint="eastAsia"/>
+          <w:rFonts w:hint="eastAsia" w:eastAsia="黑体"/>
           <w:b/>
           <w:bCs/>
         </w:rPr>
@@ -785,6 +862,7 @@
       </w:r>
       <w:r>
         <w:rPr>
+          <w:rFonts w:eastAsia="黑体"/>
           <w:b/>
           <w:bCs/>
         </w:rPr>
@@ -792,7 +870,7 @@
       </w:r>
       <w:r>
         <w:rPr>
-          <w:rFonts w:hint="eastAsia"/>
+          <w:rFonts w:hint="eastAsia" w:eastAsia="黑体"/>
           <w:b/>
           <w:bCs/>
         </w:rPr>
@@ -800,7 +878,7 @@
       </w:r>
       <w:r>
         <w:rPr>
-          <w:rFonts w:hint="eastAsia"/>
+          <w:rFonts w:hint="eastAsia" w:eastAsia="黑体"/>
         </w:rPr>
         <w:t xml:space="preserve">（</w:t>
       </w:r>
@@ -819,15 +897,21 @@
         </m:sSub>
       </m:oMath>
       <w:r>
+        <w:rPr>
+          <w:rFonts w:eastAsia="黑体"/>
+        </w:rPr>
         <w:t xml:space="preserve"> </w:t>
       </w:r>
       <w:r>
         <w:rPr>
-          <w:rFonts w:hint="eastAsia"/>
+          <w:rFonts w:hint="eastAsia" w:eastAsia="黑体"/>
         </w:rPr>
         <w:t xml:space="preserve">的基极</w:t>
       </w:r>
       <w:r>
+        <w:rPr>
+          <w:rFonts w:eastAsia="黑体"/>
+        </w:rPr>
         <w:t xml:space="preserve"> B、</w:t>
       </w:r>
       <m:oMath>
@@ -848,11 +932,14 @@
         </m:sSub>
       </m:oMath>
       <w:r>
+        <w:rPr>
+          <w:rFonts w:eastAsia="黑体"/>
+        </w:rPr>
         <w:t xml:space="preserve"> </w:t>
       </w:r>
       <w:r>
         <w:rPr>
-          <w:rFonts w:hint="eastAsia"/>
+          <w:rFonts w:hint="eastAsia" w:eastAsia="黑体"/>
         </w:rPr>
         <w:t xml:space="preserve">下端、</w:t>
       </w:r>
@@ -871,17 +958,20 @@
         </m:sSub>
       </m:oMath>
       <w:r>
+        <w:rPr>
+          <w:rFonts w:eastAsia="黑体"/>
+        </w:rPr>
         <w:t xml:space="preserve"> </w:t>
       </w:r>
       <w:r>
         <w:rPr>
-          <w:rFonts w:hint="eastAsia"/>
+          <w:rFonts w:hint="eastAsia" w:eastAsia="黑体"/>
         </w:rPr>
         <w:t xml:space="preserve">另一端相连）；</w:t>
       </w:r>
       <w:r>
         <w:rPr>
-          <w:rFonts w:hint="eastAsia"/>
+          <w:rFonts w:hint="eastAsia" w:eastAsia="黑体"/>
           <w:b/>
           <w:bCs/>
         </w:rPr>
@@ -889,6 +979,7 @@
       </w:r>
       <w:r>
         <w:rPr>
+          <w:rFonts w:eastAsia="黑体"/>
           <w:b/>
           <w:bCs/>
         </w:rPr>
@@ -896,7 +987,7 @@
       </w:r>
       <w:r>
         <w:rPr>
-          <w:rFonts w:hint="eastAsia"/>
+          <w:rFonts w:hint="eastAsia" w:eastAsia="黑体"/>
           <w:b/>
           <w:bCs/>
         </w:rPr>
@@ -904,6 +995,7 @@
       </w:r>
       <w:r>
         <w:rPr>
+          <w:rFonts w:eastAsia="黑体"/>
           <w:b/>
           <w:bCs/>
         </w:rPr>
@@ -911,7 +1003,7 @@
       </w:r>
       <w:r>
         <w:rPr>
-          <w:rFonts w:hint="eastAsia"/>
+          <w:rFonts w:hint="eastAsia" w:eastAsia="黑体"/>
         </w:rPr>
         <w:t xml:space="preserve">（</w:t>
       </w:r>
@@ -930,6 +1022,9 @@
         </m:sSub>
       </m:oMath>
       <w:r>
+        <w:rPr>
+          <w:rFonts w:eastAsia="黑体"/>
+        </w:rPr>
         <w:t xml:space="preserve">、</w:t>
       </w:r>
       <m:oMath>
@@ -947,20 +1042,26 @@
         </m:sSub>
       </m:oMath>
       <w:r>
+        <w:rPr>
+          <w:rFonts w:eastAsia="黑体"/>
+        </w:rPr>
         <w:t xml:space="preserve"> </w:t>
       </w:r>
       <w:r>
         <w:rPr>
-          <w:rFonts w:hint="eastAsia"/>
+          <w:rFonts w:hint="eastAsia" w:eastAsia="黑体"/>
         </w:rPr>
         <w:t xml:space="preserve">的发射极</w:t>
       </w:r>
       <w:r>
+        <w:rPr>
+          <w:rFonts w:eastAsia="黑体"/>
+        </w:rPr>
         <w:t xml:space="preserve"> E </w:t>
       </w:r>
       <w:r>
         <w:rPr>
-          <w:rFonts w:hint="eastAsia"/>
+          <w:rFonts w:hint="eastAsia" w:eastAsia="黑体"/>
         </w:rPr>
         <w:t xml:space="preserve">与电源负极相连）。</w:t>
       </w:r>
@@ -969,7 +1070,7 @@
       <w:pPr/>
       <w:r>
         <w:rPr>
-          <w:rFonts w:hint="eastAsia"/>
+          <w:rFonts w:hint="eastAsia" w:eastAsia="黑体"/>
         </w:rPr>
         <w:t xml:space="preserve">各元件管脚连接：</w:t>
       </w:r>
@@ -988,56 +1089,74 @@
         </m:sSub>
       </m:oMath>
       <w:r>
+        <w:rPr>
+          <w:rFonts w:eastAsia="黑体"/>
+        </w:rPr>
         <w:t xml:space="preserve"> </w:t>
       </w:r>
       <w:r>
         <w:rPr>
-          <w:rFonts w:hint="eastAsia"/>
+          <w:rFonts w:hint="eastAsia" w:eastAsia="黑体"/>
         </w:rPr>
         <w:t xml:space="preserve">的基极</w:t>
       </w:r>
       <w:r>
+        <w:rPr>
+          <w:rFonts w:eastAsia="黑体"/>
+        </w:rPr>
         <w:t xml:space="preserve"> B </w:t>
       </w:r>
       <w:r>
         <w:rPr>
-          <w:rFonts w:hint="eastAsia"/>
+          <w:rFonts w:hint="eastAsia" w:eastAsia="黑体"/>
         </w:rPr>
         <w:t xml:space="preserve">接</w:t>
       </w:r>
       <w:r>
+        <w:rPr>
+          <w:rFonts w:eastAsia="黑体"/>
+        </w:rPr>
         <w:t xml:space="preserve"> Q1 </w:t>
       </w:r>
       <w:r>
         <w:rPr>
-          <w:rFonts w:hint="eastAsia"/>
+          <w:rFonts w:hint="eastAsia" w:eastAsia="黑体"/>
         </w:rPr>
         <w:t xml:space="preserve">基极节点④、发射极</w:t>
       </w:r>
       <w:r>
+        <w:rPr>
+          <w:rFonts w:eastAsia="黑体"/>
+        </w:rPr>
         <w:t xml:space="preserve"> E </w:t>
       </w:r>
       <w:r>
         <w:rPr>
-          <w:rFonts w:hint="eastAsia"/>
+          <w:rFonts w:hint="eastAsia" w:eastAsia="黑体"/>
         </w:rPr>
         <w:t xml:space="preserve">接地节点⑥、集电极</w:t>
       </w:r>
       <w:r>
+        <w:rPr>
+          <w:rFonts w:eastAsia="黑体"/>
+        </w:rPr>
         <w:t xml:space="preserve"> C </w:t>
       </w:r>
       <w:r>
         <w:rPr>
-          <w:rFonts w:hint="eastAsia"/>
+          <w:rFonts w:hint="eastAsia" w:eastAsia="黑体"/>
         </w:rPr>
         <w:t xml:space="preserve">接</w:t>
       </w:r>
       <w:r>
+        <w:rPr>
+          <w:rFonts w:eastAsia="黑体"/>
+        </w:rPr>
         <w:t xml:space="preserve"> Q1 </w:t>
       </w:r>
       <w:r>
         <w:rPr>
-          <w:rFonts w:hint="eastAsia"/>
+          <w:rFonts w:hint="eastAsia" w:eastAsia="黑体"/>
         </w:rPr>
         <w:t xml:space="preserve">集电极节点②；</w:t>
       </w:r>
@@ -1056,56 +1175,74 @@
         </m:sSub>
       </m:oMath>
       <w:r>
+        <w:rPr>
+          <w:rFonts w:eastAsia="黑体"/>
+        </w:rPr>
         <w:t xml:space="preserve"> </w:t>
       </w:r>
       <w:r>
         <w:rPr>
-          <w:rFonts w:hint="eastAsia"/>
+          <w:rFonts w:hint="eastAsia" w:eastAsia="黑体"/>
         </w:rPr>
         <w:t xml:space="preserve">的基极</w:t>
       </w:r>
       <w:r>
+        <w:rPr>
+          <w:rFonts w:eastAsia="黑体"/>
+        </w:rPr>
         <w:t xml:space="preserve"> B </w:t>
       </w:r>
       <w:r>
         <w:rPr>
-          <w:rFonts w:hint="eastAsia"/>
+          <w:rFonts w:hint="eastAsia" w:eastAsia="黑体"/>
         </w:rPr>
         <w:t xml:space="preserve">接</w:t>
       </w:r>
       <w:r>
+        <w:rPr>
+          <w:rFonts w:eastAsia="黑体"/>
+        </w:rPr>
         <w:t xml:space="preserve"> Q2 </w:t>
       </w:r>
       <w:r>
         <w:rPr>
-          <w:rFonts w:hint="eastAsia"/>
+          <w:rFonts w:hint="eastAsia" w:eastAsia="黑体"/>
         </w:rPr>
         <w:t xml:space="preserve">基极节点⑤、发射极</w:t>
       </w:r>
       <w:r>
+        <w:rPr>
+          <w:rFonts w:eastAsia="黑体"/>
+        </w:rPr>
         <w:t xml:space="preserve"> E </w:t>
       </w:r>
       <w:r>
         <w:rPr>
-          <w:rFonts w:hint="eastAsia"/>
+          <w:rFonts w:hint="eastAsia" w:eastAsia="黑体"/>
         </w:rPr>
         <w:t xml:space="preserve">接地节点⑥、集电极</w:t>
       </w:r>
       <w:r>
+        <w:rPr>
+          <w:rFonts w:eastAsia="黑体"/>
+        </w:rPr>
         <w:t xml:space="preserve"> C </w:t>
       </w:r>
       <w:r>
         <w:rPr>
-          <w:rFonts w:hint="eastAsia"/>
+          <w:rFonts w:hint="eastAsia" w:eastAsia="黑体"/>
         </w:rPr>
         <w:t xml:space="preserve">接</w:t>
       </w:r>
       <w:r>
+        <w:rPr>
+          <w:rFonts w:eastAsia="黑体"/>
+        </w:rPr>
         <w:t xml:space="preserve"> Q2 </w:t>
       </w:r>
       <w:r>
         <w:rPr>
-          <w:rFonts w:hint="eastAsia"/>
+          <w:rFonts w:hint="eastAsia" w:eastAsia="黑体"/>
         </w:rPr>
         <w:t xml:space="preserve">集电极节点③；</w:t>
       </w:r>
@@ -1127,20 +1264,26 @@
         </m:sSub>
       </m:oMath>
       <w:r>
+        <w:rPr>
+          <w:rFonts w:eastAsia="黑体"/>
+        </w:rPr>
         <w:t xml:space="preserve"> </w:t>
       </w:r>
       <w:r>
         <w:rPr>
-          <w:rFonts w:hint="eastAsia"/>
+          <w:rFonts w:hint="eastAsia" w:eastAsia="黑体"/>
         </w:rPr>
         <w:t xml:space="preserve">一端接电源节点①、另一端接</w:t>
       </w:r>
       <w:r>
+        <w:rPr>
+          <w:rFonts w:eastAsia="黑体"/>
+        </w:rPr>
         <w:t xml:space="preserve"> Q1 </w:t>
       </w:r>
       <w:r>
         <w:rPr>
-          <w:rFonts w:hint="eastAsia"/>
+          <w:rFonts w:hint="eastAsia" w:eastAsia="黑体"/>
         </w:rPr>
         <w:t xml:space="preserve">集电极节点②；</w:t>
       </w:r>
@@ -1162,20 +1305,26 @@
         </m:sSub>
       </m:oMath>
       <w:r>
+        <w:rPr>
+          <w:rFonts w:eastAsia="黑体"/>
+        </w:rPr>
         <w:t xml:space="preserve"> </w:t>
       </w:r>
       <w:r>
         <w:rPr>
-          <w:rFonts w:hint="eastAsia"/>
+          <w:rFonts w:hint="eastAsia" w:eastAsia="黑体"/>
         </w:rPr>
         <w:t xml:space="preserve">一端接电源节点①、另一端接</w:t>
       </w:r>
       <w:r>
+        <w:rPr>
+          <w:rFonts w:eastAsia="黑体"/>
+        </w:rPr>
         <w:t xml:space="preserve"> Q2 </w:t>
       </w:r>
       <w:r>
         <w:rPr>
-          <w:rFonts w:hint="eastAsia"/>
+          <w:rFonts w:hint="eastAsia" w:eastAsia="黑体"/>
         </w:rPr>
         <w:t xml:space="preserve">集电极节点③；</w:t>
       </w:r>
@@ -1197,20 +1346,26 @@
         </m:sSub>
       </m:oMath>
       <w:r>
+        <w:rPr>
+          <w:rFonts w:eastAsia="黑体"/>
+        </w:rPr>
         <w:t xml:space="preserve"> </w:t>
       </w:r>
       <w:r>
         <w:rPr>
-          <w:rFonts w:hint="eastAsia"/>
+          <w:rFonts w:hint="eastAsia" w:eastAsia="黑体"/>
         </w:rPr>
         <w:t xml:space="preserve">一端接电源节点①、另一端接</w:t>
       </w:r>
       <w:r>
+        <w:rPr>
+          <w:rFonts w:eastAsia="黑体"/>
+        </w:rPr>
         <w:t xml:space="preserve"> Q2 </w:t>
       </w:r>
       <w:r>
         <w:rPr>
-          <w:rFonts w:hint="eastAsia"/>
+          <w:rFonts w:hint="eastAsia" w:eastAsia="黑体"/>
         </w:rPr>
         <w:t xml:space="preserve">基极节点⑤；</w:t>
       </w:r>
@@ -1232,20 +1387,26 @@
         </m:sSub>
       </m:oMath>
       <w:r>
+        <w:rPr>
+          <w:rFonts w:eastAsia="黑体"/>
+        </w:rPr>
         <w:t xml:space="preserve"> </w:t>
       </w:r>
       <w:r>
         <w:rPr>
-          <w:rFonts w:hint="eastAsia"/>
+          <w:rFonts w:hint="eastAsia" w:eastAsia="黑体"/>
         </w:rPr>
         <w:t xml:space="preserve">一端接电源节点①、另一端接</w:t>
       </w:r>
       <w:r>
+        <w:rPr>
+          <w:rFonts w:eastAsia="黑体"/>
+        </w:rPr>
         <w:t xml:space="preserve"> Q1 </w:t>
       </w:r>
       <w:r>
         <w:rPr>
-          <w:rFonts w:hint="eastAsia"/>
+          <w:rFonts w:hint="eastAsia" w:eastAsia="黑体"/>
         </w:rPr>
         <w:t xml:space="preserve">基极节点④；</w:t>
       </w:r>
@@ -1264,29 +1425,38 @@
         </m:sSub>
       </m:oMath>
       <w:r>
+        <w:rPr>
+          <w:rFonts w:eastAsia="黑体"/>
+        </w:rPr>
         <w:t xml:space="preserve"> </w:t>
       </w:r>
       <w:r>
         <w:rPr>
-          <w:rFonts w:hint="eastAsia"/>
+          <w:rFonts w:hint="eastAsia" w:eastAsia="黑体"/>
         </w:rPr>
         <w:t xml:space="preserve">一端接</w:t>
       </w:r>
       <w:r>
+        <w:rPr>
+          <w:rFonts w:eastAsia="黑体"/>
+        </w:rPr>
         <w:t xml:space="preserve"> Q1 </w:t>
       </w:r>
       <w:r>
         <w:rPr>
-          <w:rFonts w:hint="eastAsia"/>
+          <w:rFonts w:hint="eastAsia" w:eastAsia="黑体"/>
         </w:rPr>
         <w:t xml:space="preserve">集电极节点②、另一端接</w:t>
       </w:r>
       <w:r>
+        <w:rPr>
+          <w:rFonts w:eastAsia="黑体"/>
+        </w:rPr>
         <w:t xml:space="preserve"> Q2 </w:t>
       </w:r>
       <w:r>
         <w:rPr>
-          <w:rFonts w:hint="eastAsia"/>
+          <w:rFonts w:hint="eastAsia" w:eastAsia="黑体"/>
         </w:rPr>
         <w:t xml:space="preserve">基极节点⑤；</w:t>
       </w:r>
@@ -1305,29 +1475,38 @@
         </m:sSub>
       </m:oMath>
       <w:r>
+        <w:rPr>
+          <w:rFonts w:eastAsia="黑体"/>
+        </w:rPr>
         <w:t xml:space="preserve"> </w:t>
       </w:r>
       <w:r>
         <w:rPr>
-          <w:rFonts w:hint="eastAsia"/>
+          <w:rFonts w:hint="eastAsia" w:eastAsia="黑体"/>
         </w:rPr>
         <w:t xml:space="preserve">一端接</w:t>
       </w:r>
       <w:r>
+        <w:rPr>
+          <w:rFonts w:eastAsia="黑体"/>
+        </w:rPr>
         <w:t xml:space="preserve"> Q2 </w:t>
       </w:r>
       <w:r>
         <w:rPr>
-          <w:rFonts w:hint="eastAsia"/>
+          <w:rFonts w:hint="eastAsia" w:eastAsia="黑体"/>
         </w:rPr>
         <w:t xml:space="preserve">集电极节点③、另一端接</w:t>
       </w:r>
       <w:r>
+        <w:rPr>
+          <w:rFonts w:eastAsia="黑体"/>
+        </w:rPr>
         <w:t xml:space="preserve"> Q1 </w:t>
       </w:r>
       <w:r>
         <w:rPr>
-          <w:rFonts w:hint="eastAsia"/>
+          <w:rFonts w:hint="eastAsia" w:eastAsia="黑体"/>
         </w:rPr>
         <w:t xml:space="preserve">基极节点④。</w:t>
       </w:r>
@@ -1336,11 +1515,14 @@
       <w:pPr/>
       <w:r>
         <w:rPr>
-          <w:rFonts w:hint="eastAsia"/>
+          <w:rFonts w:hint="eastAsia" w:eastAsia="黑体"/>
         </w:rPr>
         <w:t xml:space="preserve">由此构成”两管交叉耦合，导通管使另一管截止、其电容经对应基极电阻放电导致电位越限后状态互换”的双晶体管无稳态多谐振荡器组态，两个集电极输出相位相反的两路方波，对称时周期</w:t>
       </w:r>
       <w:r>
+        <w:rPr>
+          <w:rFonts w:eastAsia="黑体"/>
+        </w:rPr>
         <w:t xml:space="preserve"> </w:t>
       </w:r>
       <m:oMath>
@@ -1374,11 +1556,14 @@
       </m:oMath>
       <w:r>
         <w:rPr>
-          <w:rFonts w:hint="eastAsia"/>
+          <w:rFonts w:hint="eastAsia" w:eastAsia="黑体"/>
         </w:rPr>
         <w:t xml:space="preserve">，不对称时</w:t>
       </w:r>
       <w:r>
+        <w:rPr>
+          <w:rFonts w:eastAsia="黑体"/>
+        </w:rPr>
         <w:t xml:space="preserve"> </w:t>
       </w:r>
       <m:oMath>
@@ -1468,6 +1653,9 @@
         </m:r>
       </m:oMath>
       <w:r>
+        <w:rPr>
+          <w:rFonts w:eastAsia="黑体"/>
+        </w:rPr>
         <w:t xml:space="preserve">。</w:t>
       </w:r>
     </w:p>
@@ -1479,7 +1667,7 @@
       </w:pPr>
       <w:r>
         <w:rPr>
-          <w:rFonts w:hint="eastAsia"/>
+          <w:rFonts w:hint="eastAsia" w:eastAsia="黑体"/>
         </w:rPr>
         <w:t xml:space="preserve">工作原理</w:t>
       </w:r>
@@ -1490,16 +1678,19 @@
       </w:pPr>
       <w:r>
         <w:rPr>
-          <w:rFonts w:hint="eastAsia"/>
+          <w:rFonts w:hint="eastAsia" w:eastAsia="黑体"/>
         </w:rPr>
         <w:t xml:space="preserve">任一刻一个晶体管导通、另一个截止，导通的电容经对应电阻放电，使截止管基极电压缓慢变化，越过导通门限后两管状态互换，如此循环在两个集电极上产生相位相反的两路方波，频率由两对定时</w:t>
       </w:r>
       <w:r>
+        <w:rPr>
+          <w:rFonts w:eastAsia="黑体"/>
+        </w:rPr>
         <w:t xml:space="preserve"> RC </w:t>
       </w:r>
       <w:r>
         <w:rPr>
-          <w:rFonts w:hint="eastAsia"/>
+          <w:rFonts w:hint="eastAsia" w:eastAsia="黑体"/>
         </w:rPr>
         <w:t xml:space="preserve">决定。</w:t>
       </w:r>
@@ -1512,7 +1703,7 @@
       </w:pPr>
       <w:r>
         <w:rPr>
-          <w:rFonts w:hint="eastAsia"/>
+          <w:rFonts w:hint="eastAsia" w:eastAsia="黑体"/>
         </w:rPr>
         <w:t xml:space="preserve">关键计算公式</w:t>
       </w:r>
@@ -1526,7 +1717,7 @@
       </w:pPr>
       <w:r>
         <w:rPr>
-          <w:rFonts w:hint="eastAsia"/>
+          <w:rFonts w:hint="eastAsia" w:eastAsia="黑体"/>
         </w:rPr>
         <w:t xml:space="preserve">单管导通（关断）时间（对称时）：</w:t>
       </w:r>
@@ -1607,7 +1798,7 @@
       </w:pPr>
       <w:r>
         <w:rPr>
-          <w:rFonts w:hint="eastAsia"/>
+          <w:rFonts w:hint="eastAsia" w:eastAsia="黑体"/>
         </w:rPr>
         <w:t xml:space="preserve">振荡周期与频率：</w:t>
       </w:r>
@@ -1772,16 +1963,19 @@
       </w:pPr>
       <w:r>
         <w:rPr>
-          <w:rFonts w:hint="eastAsia"/>
+          <w:rFonts w:hint="eastAsia" w:eastAsia="黑体"/>
         </w:rPr>
         <w:t xml:space="preserve">不对称（两组</w:t>
       </w:r>
       <w:r>
+        <w:rPr>
+          <w:rFonts w:eastAsia="黑体"/>
+        </w:rPr>
         <w:t xml:space="preserve"> RC </w:t>
       </w:r>
       <w:r>
         <w:rPr>
-          <w:rFonts w:hint="eastAsia"/>
+          <w:rFonts w:hint="eastAsia" w:eastAsia="黑体"/>
         </w:rPr>
         <w:t xml:space="preserve">不同）时：</w:t>
       </w:r>
@@ -1915,7 +2109,7 @@
             </w:pPr>
             <w:r>
               <w:rPr>
-                <w:rFonts w:hint="eastAsia"/>
+                <w:rFonts w:hint="eastAsia" w:eastAsia="黑体"/>
               </w:rPr>
               <w:t xml:space="preserve">符号</w:t>
             </w:r>
@@ -1929,7 +2123,7 @@
             </w:pPr>
             <w:r>
               <w:rPr>
-                <w:rFonts w:hint="eastAsia"/>
+                <w:rFonts w:hint="eastAsia" w:eastAsia="黑体"/>
               </w:rPr>
               <w:t xml:space="preserve">含义</w:t>
             </w:r>
@@ -1943,7 +2137,7 @@
             </w:pPr>
             <w:r>
               <w:rPr>
-                <w:rFonts w:hint="eastAsia"/>
+                <w:rFonts w:hint="eastAsia" w:eastAsia="黑体"/>
               </w:rPr>
               <w:t xml:space="preserve">单位</w:t>
             </w:r>
@@ -1972,6 +2166,9 @@
               </m:sSub>
             </m:oMath>
             <w:r>
+              <w:rPr>
+                <w:rFonts w:eastAsia="黑体"/>
+              </w:rPr>
               <w:t xml:space="preserve">​</w:t>
             </w:r>
           </w:p>
@@ -1984,7 +2181,7 @@
             </w:pPr>
             <w:r>
               <w:rPr>
-                <w:rFonts w:hint="eastAsia"/>
+                <w:rFonts w:hint="eastAsia" w:eastAsia="黑体"/>
               </w:rPr>
               <w:t xml:space="preserve">基极偏置（定时）电阻</w:t>
             </w:r>
@@ -1997,6 +2194,9 @@
               <w:pStyle w:val="Compact"/>
             </w:pPr>
             <w:r>
+              <w:rPr>
+                <w:rFonts w:eastAsia="黑体"/>
+              </w:rPr>
               <w:t xml:space="preserve">Ω</w:t>
             </w:r>
           </w:p>
@@ -2015,6 +2215,9 @@
               </m:r>
             </m:oMath>
             <w:r>
+              <w:rPr>
+                <w:rFonts w:eastAsia="黑体"/>
+              </w:rPr>
               <w:t xml:space="preserve">​</w:t>
             </w:r>
           </w:p>
@@ -2027,7 +2230,7 @@
             </w:pPr>
             <w:r>
               <w:rPr>
-                <w:rFonts w:hint="eastAsia"/>
+                <w:rFonts w:hint="eastAsia" w:eastAsia="黑体"/>
               </w:rPr>
               <w:t xml:space="preserve">耦合（定时）电容</w:t>
             </w:r>
@@ -2040,6 +2243,9 @@
               <w:pStyle w:val="Compact"/>
             </w:pPr>
             <w:r>
+              <w:rPr>
+                <w:rFonts w:eastAsia="黑体"/>
+              </w:rPr>
               <w:t xml:space="preserve">F</w:t>
             </w:r>
           </w:p>
@@ -2067,12 +2273,21 @@
               </m:sSub>
             </m:oMath>
             <w:r>
+              <w:rPr>
+                <w:rFonts w:eastAsia="黑体"/>
+              </w:rPr>
               <w:t xml:space="preserve"> </w:t>
             </w:r>
             <w:r>
+              <w:rPr>
+                <w:rFonts w:eastAsia="黑体"/>
+              </w:rPr>
               <w:t xml:space="preserve">/</w:t>
             </w:r>
             <w:r>
+              <w:rPr>
+                <w:rFonts w:eastAsia="黑体"/>
+              </w:rPr>
               <w:t xml:space="preserve"> </w:t>
             </w:r>
             <m:oMath>
@@ -2099,16 +2314,19 @@
             </w:pPr>
             <w:r>
               <w:rPr>
-                <w:rFonts w:hint="eastAsia"/>
+                <w:rFonts w:hint="eastAsia" w:eastAsia="黑体"/>
               </w:rPr>
               <w:t xml:space="preserve">高</w:t>
             </w:r>
             <w:r>
+              <w:rPr>
+                <w:rFonts w:eastAsia="黑体"/>
+              </w:rPr>
               <w:t xml:space="preserve"> / </w:t>
             </w:r>
             <w:r>
               <w:rPr>
-                <w:rFonts w:hint="eastAsia"/>
+                <w:rFonts w:hint="eastAsia" w:eastAsia="黑体"/>
               </w:rPr>
               <w:t xml:space="preserve">低电平时间</w:t>
             </w:r>
@@ -2121,6 +2339,9 @@
               <w:pStyle w:val="Compact"/>
             </w:pPr>
             <w:r>
+              <w:rPr>
+                <w:rFonts w:eastAsia="黑体"/>
+              </w:rPr>
               <w:t xml:space="preserve">s</w:t>
             </w:r>
           </w:p>
@@ -2139,12 +2360,21 @@
               </m:r>
             </m:oMath>
             <w:r>
+              <w:rPr>
+                <w:rFonts w:eastAsia="黑体"/>
+              </w:rPr>
               <w:t xml:space="preserve"> </w:t>
             </w:r>
             <w:r>
+              <w:rPr>
+                <w:rFonts w:eastAsia="黑体"/>
+              </w:rPr>
               <w:t xml:space="preserve">/</w:t>
             </w:r>
             <w:r>
+              <w:rPr>
+                <w:rFonts w:eastAsia="黑体"/>
+              </w:rPr>
               <w:t xml:space="preserve"> </w:t>
             </w:r>
             <m:oMath>
@@ -2162,16 +2392,19 @@
             </w:pPr>
             <w:r>
               <w:rPr>
-                <w:rFonts w:hint="eastAsia"/>
+                <w:rFonts w:hint="eastAsia" w:eastAsia="黑体"/>
               </w:rPr>
               <w:t xml:space="preserve">周期</w:t>
             </w:r>
             <w:r>
+              <w:rPr>
+                <w:rFonts w:eastAsia="黑体"/>
+              </w:rPr>
               <w:t xml:space="preserve"> / </w:t>
             </w:r>
             <w:r>
               <w:rPr>
-                <w:rFonts w:hint="eastAsia"/>
+                <w:rFonts w:hint="eastAsia" w:eastAsia="黑体"/>
               </w:rPr>
               <w:t xml:space="preserve">频率</w:t>
             </w:r>
@@ -2184,6 +2417,9 @@
               <w:pStyle w:val="Compact"/>
             </w:pPr>
             <w:r>
+              <w:rPr>
+                <w:rFonts w:eastAsia="黑体"/>
+              </w:rPr>
               <w:t xml:space="preserve">s / Hz</w:t>
             </w:r>
           </w:p>
@@ -2198,7 +2434,7 @@
       </w:pPr>
       <w:r>
         <w:rPr>
-          <w:rFonts w:hint="eastAsia"/>
+          <w:rFonts w:hint="eastAsia" w:eastAsia="黑体"/>
         </w:rPr>
         <w:t xml:space="preserve">元件调整影响</w:t>
       </w:r>
@@ -2227,6 +2463,7 @@
       </m:oMath>
       <w:r>
         <w:rPr>
+          <w:rFonts w:eastAsia="黑体"/>
           <w:b/>
           <w:bCs/>
         </w:rPr>
@@ -2234,7 +2471,7 @@
       </w:r>
       <w:r>
         <w:rPr>
-          <w:rFonts w:hint="eastAsia"/>
+          <w:rFonts w:hint="eastAsia" w:eastAsia="黑体"/>
           <w:b/>
           <w:bCs/>
         </w:rPr>
@@ -2242,6 +2479,7 @@
       </w:r>
       <w:r>
         <w:rPr>
+          <w:rFonts w:eastAsia="黑体"/>
           <w:b/>
           <w:bCs/>
         </w:rPr>
@@ -2254,6 +2492,7 @@
       </m:oMath>
       <w:r>
         <w:rPr>
+          <w:rFonts w:eastAsia="黑体"/>
           <w:b/>
           <w:bCs/>
         </w:rPr>
@@ -2261,21 +2500,27 @@
       </w:r>
       <w:r>
         <w:rPr>
-          <w:rFonts w:hint="eastAsia"/>
+          <w:rFonts w:hint="eastAsia" w:eastAsia="黑体"/>
           <w:b/>
           <w:bCs/>
         </w:rPr>
         <w:t xml:space="preserve">增大</w:t>
       </w:r>
       <w:r>
+        <w:rPr>
+          <w:rFonts w:eastAsia="黑体"/>
+        </w:rPr>
         <w:t xml:space="preserve"> </w:t>
       </w:r>
       <w:r>
+        <w:rPr>
+          <w:rFonts w:eastAsia="黑体"/>
+        </w:rPr>
         <w:t xml:space="preserve">→ </w:t>
       </w:r>
       <w:r>
         <w:rPr>
-          <w:rFonts w:hint="eastAsia"/>
+          <w:rFonts w:hint="eastAsia" w:eastAsia="黑体"/>
         </w:rPr>
         <w:t xml:space="preserve">单管导通时间变长、频率下降。</w:t>
       </w:r>
@@ -2290,7 +2535,7 @@
       </w:pPr>
       <w:r>
         <w:rPr>
-          <w:rFonts w:hint="eastAsia"/>
+          <w:rFonts w:hint="eastAsia" w:eastAsia="黑体"/>
           <w:b/>
           <w:bCs/>
         </w:rPr>
@@ -2298,6 +2543,7 @@
       </w:r>
       <w:r>
         <w:rPr>
+          <w:rFonts w:eastAsia="黑体"/>
           <w:b/>
           <w:bCs/>
         </w:rPr>
@@ -2305,21 +2551,27 @@
       </w:r>
       <w:r>
         <w:rPr>
-          <w:rFonts w:hint="eastAsia"/>
+          <w:rFonts w:hint="eastAsia" w:eastAsia="黑体"/>
           <w:b/>
           <w:bCs/>
         </w:rPr>
         <w:t xml:space="preserve">不对称</w:t>
       </w:r>
       <w:r>
+        <w:rPr>
+          <w:rFonts w:eastAsia="黑体"/>
+        </w:rPr>
         <w:t xml:space="preserve"> </w:t>
       </w:r>
       <w:r>
+        <w:rPr>
+          <w:rFonts w:eastAsia="黑体"/>
+        </w:rPr>
         <w:t xml:space="preserve">→ </w:t>
       </w:r>
       <w:r>
         <w:rPr>
-          <w:rFonts w:hint="eastAsia"/>
+          <w:rFonts w:hint="eastAsia" w:eastAsia="黑体"/>
         </w:rPr>
         <w:t xml:space="preserve">得到占空比可调的矩形波。</w:t>
       </w:r>
@@ -2334,21 +2586,27 @@
       </w:pPr>
       <w:r>
         <w:rPr>
-          <w:rFonts w:hint="eastAsia"/>
+          <w:rFonts w:hint="eastAsia" w:eastAsia="黑体"/>
           <w:b/>
           <w:bCs/>
         </w:rPr>
         <w:t xml:space="preserve">集电极负载电阻增大</w:t>
       </w:r>
       <w:r>
+        <w:rPr>
+          <w:rFonts w:eastAsia="黑体"/>
+        </w:rPr>
         <w:t xml:space="preserve"> </w:t>
       </w:r>
       <w:r>
+        <w:rPr>
+          <w:rFonts w:eastAsia="黑体"/>
+        </w:rPr>
         <w:t xml:space="preserve">→ </w:t>
       </w:r>
       <w:r>
         <w:rPr>
-          <w:rFonts w:hint="eastAsia"/>
+          <w:rFonts w:hint="eastAsia" w:eastAsia="黑体"/>
         </w:rPr>
         <w:t xml:space="preserve">输出幅度接近电源，但翻转速度变慢。</w:t>
       </w:r>
@@ -2363,21 +2621,27 @@
       </w:pPr>
       <w:r>
         <w:rPr>
-          <w:rFonts w:hint="eastAsia"/>
+          <w:rFonts w:hint="eastAsia" w:eastAsia="黑体"/>
           <w:b/>
           <w:bCs/>
         </w:rPr>
         <w:t xml:space="preserve">晶体管增益不足或电容漏电</w:t>
       </w:r>
       <w:r>
+        <w:rPr>
+          <w:rFonts w:eastAsia="黑体"/>
+        </w:rPr>
         <w:t xml:space="preserve"> </w:t>
       </w:r>
       <w:r>
+        <w:rPr>
+          <w:rFonts w:eastAsia="黑体"/>
+        </w:rPr>
         <w:t xml:space="preserve">→ </w:t>
       </w:r>
       <w:r>
         <w:rPr>
-          <w:rFonts w:hint="eastAsia"/>
+          <w:rFonts w:hint="eastAsia" w:eastAsia="黑体"/>
         </w:rPr>
         <w:t xml:space="preserve">可能停振。</w:t>
       </w:r>
@@ -2390,7 +2654,7 @@
       </w:pPr>
       <w:r>
         <w:rPr>
-          <w:rFonts w:hint="eastAsia"/>
+          <w:rFonts w:hint="eastAsia" w:eastAsia="黑体"/>
         </w:rPr>
         <w:t xml:space="preserve">典型参数示例</w:t>
       </w:r>
@@ -2405,11 +2669,14 @@
       </w:pPr>
       <w:r>
         <w:rPr>
-          <w:rFonts w:hint="eastAsia"/>
+          <w:rFonts w:hint="eastAsia" w:eastAsia="黑体"/>
         </w:rPr>
         <w:t xml:space="preserve">取</w:t>
       </w:r>
       <w:r>
+        <w:rPr>
+          <w:rFonts w:eastAsia="黑体"/>
+        </w:rPr>
         <w:t xml:space="preserve"> </w:t>
       </w:r>
       <m:oMath>
@@ -2446,6 +2713,9 @@
         </m:r>
       </m:oMath>
       <w:r>
+        <w:rPr>
+          <w:rFonts w:eastAsia="黑体"/>
+        </w:rPr>
         <w:t xml:space="preserve">、</w:t>
       </w:r>
       <m:oMath>
@@ -2474,7 +2744,7 @@
       </m:oMath>
       <w:r>
         <w:rPr>
-          <w:rFonts w:hint="eastAsia"/>
+          <w:rFonts w:hint="eastAsia" w:eastAsia="黑体"/>
         </w:rPr>
         <w:t xml:space="preserve">：</w:t>
       </w:r>
@@ -2582,7 +2852,7 @@
       </m:oMath>
       <w:r>
         <w:rPr>
-          <w:rFonts w:hint="eastAsia"/>
+          <w:rFonts w:hint="eastAsia" w:eastAsia="黑体"/>
         </w:rPr>
         <w:t xml:space="preserve">，</w:t>
       </w:r>
@@ -2656,6 +2926,9 @@
         </m:r>
       </m:oMath>
       <w:r>
+        <w:rPr>
+          <w:rFonts w:eastAsia="黑体"/>
+        </w:rPr>
         <w:t xml:space="preserve">。</w:t>
       </w:r>
     </w:p>
@@ -2669,7 +2942,7 @@
       </w:pPr>
       <w:r>
         <w:rPr>
-          <w:rFonts w:hint="eastAsia"/>
+          <w:rFonts w:hint="eastAsia" w:eastAsia="黑体"/>
         </w:rPr>
         <w:t xml:space="preserve">两路输出互为反相方波。</w:t>
       </w:r>
@@ -2682,7 +2955,7 @@
       </w:pPr>
       <w:r>
         <w:rPr>
-          <w:rFonts w:hint="eastAsia"/>
+          <w:rFonts w:hint="eastAsia" w:eastAsia="黑体"/>
         </w:rPr>
         <w:t xml:space="preserve">常见器件型号</w:t>
       </w:r>
@@ -2697,7 +2970,7 @@
       </w:pPr>
       <w:r>
         <w:rPr>
-          <w:rFonts w:hint="eastAsia"/>
+          <w:rFonts w:hint="eastAsia" w:eastAsia="黑体"/>
         </w:rPr>
         <w:t xml:space="preserve">晶体管：2N3904、BC547、2SC945（配对使用）。</w:t>
       </w:r>
@@ -2712,7 +2985,7 @@
       </w:pPr>
       <w:r>
         <w:rPr>
-          <w:rFonts w:hint="eastAsia"/>
+          <w:rFonts w:hint="eastAsia" w:eastAsia="黑体"/>
         </w:rPr>
         <w:t xml:space="preserve">也可用反相门：74HC14、74HC04；集成：NE555。</w:t>
       </w:r>
@@ -2725,7 +2998,7 @@
       </w:pPr>
       <w:r>
         <w:rPr>
-          <w:rFonts w:hint="eastAsia"/>
+          <w:rFonts w:hint="eastAsia" w:eastAsia="黑体"/>
         </w:rPr>
         <w:t xml:space="preserve">注意事项</w:t>
       </w:r>
@@ -2740,16 +3013,19 @@
       </w:pPr>
       <w:r>
         <w:rPr>
-          <w:rFonts w:hint="eastAsia"/>
+          <w:rFonts w:hint="eastAsia" w:eastAsia="黑体"/>
         </w:rPr>
         <w:t xml:space="preserve">为保证可靠翻转，晶体管需在饱和</w:t>
       </w:r>
       <w:r>
+        <w:rPr>
+          <w:rFonts w:eastAsia="黑体"/>
+        </w:rPr>
         <w:t xml:space="preserve"> / </w:t>
       </w:r>
       <w:r>
         <w:rPr>
-          <w:rFonts w:hint="eastAsia"/>
+          <w:rFonts w:hint="eastAsia" w:eastAsia="黑体"/>
         </w:rPr>
         <w:t xml:space="preserve">截止间工作，偏置电阻不能过大。</w:t>
       </w:r>
@@ -2764,16 +3040,19 @@
       </w:pPr>
       <w:r>
         <w:rPr>
-          <w:rFonts w:hint="eastAsia"/>
+          <w:rFonts w:hint="eastAsia" w:eastAsia="黑体"/>
         </w:rPr>
         <w:t xml:space="preserve">电容漏电与温度会影响定时准确性，玻璃</w:t>
       </w:r>
       <w:r>
+        <w:rPr>
+          <w:rFonts w:eastAsia="黑体"/>
+        </w:rPr>
         <w:t xml:space="preserve"> / </w:t>
       </w:r>
       <w:r>
         <w:rPr>
-          <w:rFonts w:hint="eastAsia"/>
+          <w:rFonts w:hint="eastAsia" w:eastAsia="黑体"/>
         </w:rPr>
         <w:t xml:space="preserve">薄膜电容优于电解。</w:t>
       </w:r>
@@ -2788,16 +3067,19 @@
       </w:pPr>
       <w:r>
         <w:rPr>
-          <w:rFonts w:hint="eastAsia"/>
+          <w:rFonts w:hint="eastAsia" w:eastAsia="黑体"/>
         </w:rPr>
         <w:t xml:space="preserve">电源波动会改变频率与幅度，稳定场合可用晶振或</w:t>
       </w:r>
       <w:r>
+        <w:rPr>
+          <w:rFonts w:eastAsia="黑体"/>
+        </w:rPr>
         <w:t xml:space="preserve"> 555 </w:t>
       </w:r>
       <w:r>
         <w:rPr>
-          <w:rFonts w:hint="eastAsia"/>
+          <w:rFonts w:hint="eastAsia" w:eastAsia="黑体"/>
         </w:rPr>
         <w:t xml:space="preserve">改进。</w:t>
       </w:r>
@@ -2810,7 +3092,7 @@
       </w:pPr>
       <w:r>
         <w:rPr>
-          <w:rFonts w:hint="eastAsia"/>
+          <w:rFonts w:hint="eastAsia" w:eastAsia="黑体"/>
         </w:rPr>
         <w:t xml:space="preserve">参考资料</w:t>
       </w:r>
@@ -2824,6 +3106,9 @@
         </w:numPr>
       </w:pPr>
       <w:r>
+        <w:rPr>
+          <w:rFonts w:eastAsia="黑体"/>
+        </w:rPr>
         <w:t xml:space="preserve">Wikipedia: Multivibrator。</w:t>
       </w:r>
     </w:p>
@@ -2837,7 +3122,7 @@
       </w:pPr>
       <w:r>
         <w:rPr>
-          <w:rFonts w:hint="eastAsia"/>
+          <w:rFonts w:hint="eastAsia" w:eastAsia="黑体"/>
         </w:rPr>
         <w:t xml:space="preserve">《模拟电子技术基础》（童诗白、华成英）。</w:t>
       </w:r>
@@ -2852,7 +3137,7 @@
       </w:pPr>
       <w:r>
         <w:rPr>
-          <w:rFonts w:hint="eastAsia"/>
+          <w:rFonts w:hint="eastAsia" w:eastAsia="黑体"/>
         </w:rPr>
         <w:t xml:space="preserve">《脉冲与数字电路》。</w:t>
       </w:r>
@@ -2866,11 +3151,11 @@
       </w:pPr>
       <w:r>
         <w:rPr>
-          <w:rFonts w:ascii="Times New Roman" w:hAnsi="Times New Roman"/>
+          <w:rFonts w:ascii="Times New Roman" w:hAnsi="Times New Roman" w:eastAsia="黑体"/>
           <w:color w:val="555555"/>
           <w:sz w:val="21"/>
         </w:rPr>
-        <w:t>材料收集者：杜文杰</w:t>
+        <w:t>材料收集者：杜文杰，WX手机：19519196569，QQ:3478827729</w:t>
       </w:r>
     </w:p>
     <w:sectPr>
@@ -2890,7 +3175,7 @@
 </file>
 
 <file path=word/footer1.xml><?xml version="1.0" encoding="utf-8"?>
-<w:ftr xmlns:m="http://schemas.openxmlformats.org/officeDocument/2006/math" xmlns:mc="http://schemas.openxmlformats.org/markup-compatibility/2006" xmlns:mo="http://schemas.microsoft.com/office/mac/office/2008/main" xmlns:mv="urn:schemas-microsoft-com:mac:vml" xmlns:o="urn:schemas-microsoft-com:office:office" xmlns:r="http://schemas.openxmlformats.org/officeDocument/2006/relationships" xmlns:v="urn:schemas-microsoft-com:vml" xmlns:w10="urn:schemas-microsoft-com:office:word" xmlns:w14="http://schemas.microsoft.com/office/word/2010/wordml" xmlns:w="http://schemas.openxmlformats.org/wordprocessingml/2006/main" xmlns:wne="http://schemas.microsoft.com/office/word/2006/wordml" xmlns:wp14="http://schemas.microsoft.com/office/word/2010/wordprocessingDrawing" xmlns:wp="http://schemas.openxmlformats.org/drawingml/2006/wordprocessingDrawing" xmlns:wpc="http://schemas.microsoft.com/office/word/2010/wordprocessingCanvas" xmlns:wpg="http://schemas.microsoft.com/office/word/2010/wordprocessingGroup" xmlns:wpi="http://schemas.microsoft.com/office/word/2010/wordprocessingInk" xmlns:wps="http://schemas.microsoft.com/office/word/2010/wordprocessingShape" mc:Ignorable="w14 wp14">
+<w:ftr xmlns:mc="http://schemas.openxmlformats.org/markup-compatibility/2006" xmlns:w="http://schemas.openxmlformats.org/wordprocessingml/2006/main" xmlns:m="http://schemas.openxmlformats.org/officeDocument/2006/math" xmlns:mo="http://schemas.microsoft.com/office/mac/office/2008/main" xmlns:mv="urn:schemas-microsoft-com:mac:vml" xmlns:o="urn:schemas-microsoft-com:office:office" xmlns:r="http://schemas.openxmlformats.org/officeDocument/2006/relationships" xmlns:v="urn:schemas-microsoft-com:vml" xmlns:w10="urn:schemas-microsoft-com:office:word" xmlns:w14="http://schemas.microsoft.com/office/word/2010/wordml" xmlns:wne="http://schemas.microsoft.com/office/word/2006/wordml" xmlns:wp14="http://schemas.microsoft.com/office/word/2010/wordprocessingDrawing" xmlns:wp="http://schemas.openxmlformats.org/drawingml/2006/wordprocessingDrawing" xmlns:wpc="http://schemas.microsoft.com/office/word/2010/wordprocessingCanvas" xmlns:wpg="http://schemas.microsoft.com/office/word/2010/wordprocessingGroup" xmlns:wpi="http://schemas.microsoft.com/office/word/2010/wordprocessingInk" xmlns:wps="http://schemas.microsoft.com/office/word/2010/wordprocessingShape" mc:Ignorable="w14 wp14">
   <w:p>
     <w:pPr>
       <w:pStyle w:val="Footer"/>
@@ -2898,12 +3183,14 @@
     </w:pPr>
     <w:r>
       <w:rPr>
+        <w:rFonts w:eastAsia="黑体"/>
         <w:sz w:val="18"/>
       </w:rPr>
       <w:t xml:space="preserve">第 </w:t>
     </w:r>
     <w:r>
       <w:rPr>
+        <w:rFonts w:eastAsia="黑体"/>
         <w:sz w:val="18"/>
       </w:rPr>
       <w:fldChar w:fldCharType="begin"/>
@@ -2912,6 +3199,7 @@
     </w:r>
     <w:r>
       <w:rPr>
+        <w:rFonts w:eastAsia="黑体"/>
         <w:sz w:val="18"/>
       </w:rPr>
       <w:t xml:space="preserve"> 页</w:t>
@@ -2925,6 +3213,9 @@
   <w:footnote w:type="continuationSeparator" w:id="0">
     <w:p>
       <w:r>
+        <w:rPr>
+          <w:rFonts w:eastAsia="黑体"/>
+        </w:rPr>
         <w:continuationSeparator/>
       </w:r>
     </w:p>
@@ -2932,6 +3223,9 @@
   <w:footnote w:type="separator" w:id="-1">
     <w:p>
       <w:r>
+        <w:rPr>
+          <w:rFonts w:eastAsia="黑体"/>
+        </w:rPr>
         <w:separator/>
       </w:r>
     </w:p>
@@ -2940,7 +3234,7 @@
 </file>
 
 <file path=word/header1.xml><?xml version="1.0" encoding="utf-8"?>
-<w:hdr xmlns:m="http://schemas.openxmlformats.org/officeDocument/2006/math" xmlns:mc="http://schemas.openxmlformats.org/markup-compatibility/2006" xmlns:mo="http://schemas.microsoft.com/office/mac/office/2008/main" xmlns:mv="urn:schemas-microsoft-com:mac:vml" xmlns:o="urn:schemas-microsoft-com:office:office" xmlns:r="http://schemas.openxmlformats.org/officeDocument/2006/relationships" xmlns:v="urn:schemas-microsoft-com:vml" xmlns:w10="urn:schemas-microsoft-com:office:word" xmlns:w14="http://schemas.microsoft.com/office/word/2010/wordml" xmlns:w="http://schemas.openxmlformats.org/wordprocessingml/2006/main" xmlns:wne="http://schemas.microsoft.com/office/word/2006/wordml" xmlns:wp14="http://schemas.microsoft.com/office/word/2010/wordprocessingDrawing" xmlns:wp="http://schemas.openxmlformats.org/drawingml/2006/wordprocessingDrawing" xmlns:wpc="http://schemas.microsoft.com/office/word/2010/wordprocessingCanvas" xmlns:wpg="http://schemas.microsoft.com/office/word/2010/wordprocessingGroup" xmlns:wpi="http://schemas.microsoft.com/office/word/2010/wordprocessingInk" xmlns:wps="http://schemas.microsoft.com/office/word/2010/wordprocessingShape" mc:Ignorable="w14 wp14">
+<w:hdr xmlns:mc="http://schemas.openxmlformats.org/markup-compatibility/2006" xmlns:w="http://schemas.openxmlformats.org/wordprocessingml/2006/main" xmlns:m="http://schemas.openxmlformats.org/officeDocument/2006/math" xmlns:mo="http://schemas.microsoft.com/office/mac/office/2008/main" xmlns:mv="urn:schemas-microsoft-com:mac:vml" xmlns:o="urn:schemas-microsoft-com:office:office" xmlns:r="http://schemas.openxmlformats.org/officeDocument/2006/relationships" xmlns:v="urn:schemas-microsoft-com:vml" xmlns:w10="urn:schemas-microsoft-com:office:word" xmlns:w14="http://schemas.microsoft.com/office/word/2010/wordml" xmlns:wne="http://schemas.microsoft.com/office/word/2006/wordml" xmlns:wp14="http://schemas.microsoft.com/office/word/2010/wordprocessingDrawing" xmlns:wp="http://schemas.openxmlformats.org/drawingml/2006/wordprocessingDrawing" xmlns:wpc="http://schemas.microsoft.com/office/word/2010/wordprocessingCanvas" xmlns:wpg="http://schemas.microsoft.com/office/word/2010/wordprocessingGroup" xmlns:wpi="http://schemas.microsoft.com/office/word/2010/wordprocessingInk" xmlns:wps="http://schemas.microsoft.com/office/word/2010/wordprocessingShape" mc:Ignorable="w14 wp14">
   <w:p>
     <w:pPr>
       <w:pStyle w:val="Header"/>
@@ -2948,7 +3242,7 @@
     </w:pPr>
     <w:r>
       <w:rPr>
-        <w:rFonts w:ascii="Times New Roman" w:hAnsi="Times New Roman"/>
+        <w:rFonts w:ascii="Times New Roman" w:hAnsi="Times New Roman" w:eastAsia="黑体"/>
         <w:sz w:val="18"/>
         <w:rFonts w:eastAsia="黑体"/>
         <w:rFonts w:eastAsia="黑体"/>
@@ -2960,7 +3254,7 @@
 </file>
 
 <file path=word/numbering.xml><?xml version="1.0" encoding="utf-8"?>
-<w:numbering xmlns:m="http://schemas.openxmlformats.org/officeDocument/2006/math" xmlns:mc="http://schemas.openxmlformats.org/markup-compatibility/2006" xmlns:mo="http://schemas.microsoft.com/office/mac/office/2008/main" xmlns:mv="urn:schemas-microsoft-com:mac:vml" xmlns:o="urn:schemas-microsoft-com:office:office" xmlns:r="http://schemas.openxmlformats.org/officeDocument/2006/relationships" xmlns:v="urn:schemas-microsoft-com:vml" xmlns:w="http://schemas.openxmlformats.org/wordprocessingml/2006/main" xmlns:w10="urn:schemas-microsoft-com:office:word" xmlns:w14="http://schemas.microsoft.com/office/word/2010/wordml" xmlns:wne="http://schemas.microsoft.com/office/word/2006/wordml" xmlns:wp="http://schemas.openxmlformats.org/drawingml/2006/wordprocessingDrawing" xmlns:wp14="http://schemas.microsoft.com/office/word/2010/wordprocessingDrawing" xmlns:wpc="http://schemas.microsoft.com/office/word/2010/wordprocessingCanvas" xmlns:wpg="http://schemas.microsoft.com/office/word/2010/wordprocessingGroup" xmlns:wpi="http://schemas.microsoft.com/office/word/2010/wordprocessingInk" xmlns:wps="http://schemas.microsoft.com/office/word/2010/wordprocessingShape" mc:Ignorable="w14 wp14">
+<w:numbering xmlns:mc="http://schemas.openxmlformats.org/markup-compatibility/2006" xmlns:w="http://schemas.openxmlformats.org/wordprocessingml/2006/main" xmlns:m="http://schemas.openxmlformats.org/officeDocument/2006/math" xmlns:mo="http://schemas.microsoft.com/office/mac/office/2008/main" xmlns:mv="urn:schemas-microsoft-com:mac:vml" xmlns:o="urn:schemas-microsoft-com:office:office" xmlns:r="http://schemas.openxmlformats.org/officeDocument/2006/relationships" xmlns:v="urn:schemas-microsoft-com:vml" xmlns:w10="urn:schemas-microsoft-com:office:word" xmlns:w14="http://schemas.microsoft.com/office/word/2010/wordml" xmlns:wne="http://schemas.microsoft.com/office/word/2006/wordml" xmlns:wp="http://schemas.openxmlformats.org/drawingml/2006/wordprocessingDrawing" xmlns:wp14="http://schemas.microsoft.com/office/word/2010/wordprocessingDrawing" xmlns:wpc="http://schemas.microsoft.com/office/word/2010/wordprocessingCanvas" xmlns:wpg="http://schemas.microsoft.com/office/word/2010/wordprocessingGroup" xmlns:wpi="http://schemas.microsoft.com/office/word/2010/wordprocessingInk" xmlns:wps="http://schemas.microsoft.com/office/word/2010/wordprocessingShape" mc:Ignorable="w14 wp14">
   <w:abstractNum w:abstractNumId="0">
     <w:nsid w:val="FFFFFF7C"/>
     <w:multiLevelType w:val="singleLevel"/>
@@ -3047,7 +3341,7 @@
         <w:ind w:hanging="360" w:left="1440"/>
       </w:pPr>
       <w:rPr>
-        <w:rFonts w:ascii="Symbol" w:hAnsi="Symbol" w:hint="default"/>
+        <w:rFonts w:ascii="Symbol" w:hAnsi="Symbol" w:hint="default" w:eastAsia="黑体"/>
       </w:rPr>
     </w:lvl>
   </w:abstractNum>
@@ -3068,7 +3362,7 @@
         <w:ind w:hanging="360" w:left="1080"/>
       </w:pPr>
       <w:rPr>
-        <w:rFonts w:ascii="Symbol" w:hAnsi="Symbol" w:hint="default"/>
+        <w:rFonts w:ascii="Symbol" w:hAnsi="Symbol" w:hint="default" w:eastAsia="黑体"/>
       </w:rPr>
     </w:lvl>
   </w:abstractNum>
@@ -3089,7 +3383,7 @@
         <w:ind w:hanging="360" w:left="720"/>
       </w:pPr>
       <w:rPr>
-        <w:rFonts w:ascii="Symbol" w:hAnsi="Symbol" w:hint="default"/>
+        <w:rFonts w:ascii="Symbol" w:hAnsi="Symbol" w:hint="default" w:eastAsia="黑体"/>
       </w:rPr>
     </w:lvl>
   </w:abstractNum>
@@ -3128,7 +3422,7 @@
         <w:ind w:hanging="360" w:left="360"/>
       </w:pPr>
       <w:rPr>
-        <w:rFonts w:ascii="Symbol" w:hAnsi="Symbol" w:hint="default"/>
+        <w:rFonts w:ascii="Symbol" w:hAnsi="Symbol" w:hint="default" w:eastAsia="黑体"/>
       </w:rPr>
     </w:lvl>
   </w:abstractNum>
@@ -3219,7 +3513,7 @@
         <w:ind w:left="720" w:hanging="360"/>
       </w:pPr>
       <w:rPr>
-        <w:rFonts w:ascii="Symbol" w:hAnsi="Symbol" w:cs="Symbol" w:hint="default"/>
+        <w:rFonts w:ascii="Symbol" w:hAnsi="Symbol" w:cs="Symbol" w:hint="default" w:eastAsia="黑体"/>
       </w:rPr>
     </w:lvl>
     <w:lvl w:ilvl="1">
@@ -3230,7 +3524,7 @@
         <w:ind w:left="1440" w:hanging="360"/>
       </w:pPr>
       <w:rPr>
-        <w:rFonts w:ascii="Courier New" w:hAnsi="Courier New" w:cs="Courier New" w:hint="default"/>
+        <w:rFonts w:ascii="Courier New" w:hAnsi="Courier New" w:cs="Courier New" w:hint="default" w:eastAsia="黑体"/>
       </w:rPr>
     </w:lvl>
     <w:lvl w:ilvl="2">
@@ -3241,7 +3535,7 @@
         <w:ind w:left="2160" w:hanging="360"/>
       </w:pPr>
       <w:rPr>
-        <w:rFonts w:ascii="Wingdings" w:hAnsi="Wingdings" w:cs="Wingdings" w:hint="default"/>
+        <w:rFonts w:ascii="Wingdings" w:hAnsi="Wingdings" w:cs="Wingdings" w:hint="default" w:eastAsia="黑体"/>
       </w:rPr>
     </w:lvl>
     <w:lvl w:ilvl="3">
@@ -3252,7 +3546,7 @@
         <w:ind w:left="2880" w:hanging="360"/>
       </w:pPr>
       <w:rPr>
-        <w:rFonts w:ascii="Symbol" w:hAnsi="Symbol" w:cs="Symbol" w:hint="default"/>
+        <w:rFonts w:ascii="Symbol" w:hAnsi="Symbol" w:cs="Symbol" w:hint="default" w:eastAsia="黑体"/>
       </w:rPr>
     </w:lvl>
     <w:lvl w:ilvl="4">
@@ -3263,7 +3557,7 @@
         <w:ind w:left="3600" w:hanging="360"/>
       </w:pPr>
       <w:rPr>
-        <w:rFonts w:ascii="Courier New" w:hAnsi="Courier New" w:cs="Courier New" w:hint="default"/>
+        <w:rFonts w:ascii="Courier New" w:hAnsi="Courier New" w:cs="Courier New" w:hint="default" w:eastAsia="黑体"/>
       </w:rPr>
     </w:lvl>
     <w:lvl w:ilvl="5">
@@ -3274,7 +3568,7 @@
         <w:ind w:left="4320" w:hanging="360"/>
       </w:pPr>
       <w:rPr>
-        <w:rFonts w:ascii="Wingdings" w:hAnsi="Wingdings" w:cs="Wingdings" w:hint="default"/>
+        <w:rFonts w:ascii="Wingdings" w:hAnsi="Wingdings" w:cs="Wingdings" w:hint="default" w:eastAsia="黑体"/>
       </w:rPr>
     </w:lvl>
     <w:lvl w:ilvl="6">
@@ -3285,7 +3579,7 @@
         <w:ind w:left="5040" w:hanging="360"/>
       </w:pPr>
       <w:rPr>
-        <w:rFonts w:ascii="Symbol" w:hAnsi="Symbol" w:cs="Symbol" w:hint="default"/>
+        <w:rFonts w:ascii="Symbol" w:hAnsi="Symbol" w:cs="Symbol" w:hint="default" w:eastAsia="黑体"/>
       </w:rPr>
     </w:lvl>
     <w:lvl w:ilvl="7">
@@ -3296,7 +3590,7 @@
         <w:ind w:left="5760" w:hanging="360"/>
       </w:pPr>
       <w:rPr>
-        <w:rFonts w:ascii="Courier New" w:hAnsi="Courier New" w:cs="Courier New" w:hint="default"/>
+        <w:rFonts w:ascii="Courier New" w:hAnsi="Courier New" w:cs="Courier New" w:hint="default" w:eastAsia="黑体"/>
       </w:rPr>
     </w:lvl>
     <w:lvl w:ilvl="8">
@@ -3307,7 +3601,7 @@
         <w:ind w:left="6480" w:hanging="360"/>
       </w:pPr>
       <w:rPr>
-        <w:rFonts w:ascii="Wingdings" w:hAnsi="Wingdings" w:cs="Wingdings" w:hint="default"/>
+        <w:rFonts w:ascii="Wingdings" w:hAnsi="Wingdings" w:cs="Wingdings" w:hint="default" w:eastAsia="黑体"/>
       </w:rPr>
     </w:lvl>
   </w:abstractNum>
@@ -3366,11 +3660,11 @@
 </file>
 
 <file path=word/styles.xml><?xml version="1.0" encoding="utf-8"?>
-<w:styles xmlns:mc="http://schemas.openxmlformats.org/markup-compatibility/2006" xmlns:r="http://schemas.openxmlformats.org/officeDocument/2006/relationships" xmlns:w="http://schemas.openxmlformats.org/wordprocessingml/2006/main" xmlns:w14="http://schemas.microsoft.com/office/word/2010/wordml" mc:Ignorable="w14">
+<w:styles xmlns:mc="http://schemas.openxmlformats.org/markup-compatibility/2006" xmlns:w="http://schemas.openxmlformats.org/wordprocessingml/2006/main" xmlns:r="http://schemas.openxmlformats.org/officeDocument/2006/relationships" xmlns:w14="http://schemas.microsoft.com/office/word/2010/wordml" mc:Ignorable="w14">
   <w:docDefaults>
     <w:rPrDefault>
       <w:rPr>
-        <w:rFonts w:asciiTheme="minorHAnsi" w:cstheme="minorBidi" w:eastAsiaTheme="minorEastAsia" w:hAnsiTheme="minorHAnsi"/>
+        <w:rFonts w:asciiTheme="minorHAnsi" w:cstheme="minorBidi" w:hAnsiTheme="minorHAnsi" w:eastAsia="黑体"/>
         <w:sz w:val="22"/>
         <w:szCs w:val="22"/>
         <w:lang w:bidi="ar-SA" w:eastAsia="en-US" w:val="en-US"/>
@@ -3592,7 +3886,7 @@
       <w:outlineLvl w:val="0"/>
     </w:pPr>
     <w:rPr>
-      <w:rFonts w:ascii="Times New Roman" w:asciiTheme="majorHAnsi" w:cstheme="majorBidi" w:eastAsia="黑体" w:eastAsiaTheme="majorEastAsia" w:hAnsi="Times New Roman" w:hAnsiTheme="majorHAnsi"/>
+      <w:rFonts w:ascii="Times New Roman" w:asciiTheme="majorHAnsi" w:cstheme="majorBidi" w:eastAsia="黑体" w:hAnsi="Times New Roman" w:hAnsiTheme="majorHAnsi"/>
       <w:b/>
       <w:bCs/>
       <w:color w:val="1F3864"/>
@@ -3616,7 +3910,7 @@
       <w:outlineLvl w:val="1"/>
     </w:pPr>
     <w:rPr>
-      <w:rFonts w:ascii="Times New Roman" w:asciiTheme="majorHAnsi" w:cstheme="majorBidi" w:eastAsia="黑体" w:eastAsiaTheme="majorEastAsia" w:hAnsi="Times New Roman" w:hAnsiTheme="majorHAnsi"/>
+      <w:rFonts w:ascii="Times New Roman" w:asciiTheme="majorHAnsi" w:cstheme="majorBidi" w:eastAsia="黑体" w:hAnsi="Times New Roman" w:hAnsiTheme="majorHAnsi"/>
       <w:b/>
       <w:bCs/>
       <w:color w:val="2E4E7E"/>
@@ -3640,7 +3934,7 @@
       <w:outlineLvl w:val="2"/>
     </w:pPr>
     <w:rPr>
-      <w:rFonts w:ascii="Times New Roman" w:asciiTheme="majorHAnsi" w:cstheme="majorBidi" w:eastAsia="黑体" w:eastAsiaTheme="majorEastAsia" w:hAnsi="Times New Roman" w:hAnsiTheme="majorHAnsi"/>
+      <w:rFonts w:ascii="Times New Roman" w:asciiTheme="majorHAnsi" w:cstheme="majorBidi" w:eastAsia="黑体" w:hAnsi="Times New Roman" w:hAnsiTheme="majorHAnsi"/>
       <w:b/>
       <w:bCs/>
       <w:color w:val="2E4E7E"/>
@@ -3664,7 +3958,7 @@
       <w:outlineLvl w:val="3"/>
     </w:pPr>
     <w:rPr>
-      <w:rFonts w:ascii="Times New Roman" w:asciiTheme="majorHAnsi" w:cstheme="majorBidi" w:eastAsia="黑体" w:eastAsiaTheme="majorEastAsia" w:hAnsi="Times New Roman" w:hAnsiTheme="majorHAnsi"/>
+      <w:rFonts w:ascii="Times New Roman" w:asciiTheme="majorHAnsi" w:cstheme="majorBidi" w:eastAsia="黑体" w:hAnsi="Times New Roman" w:hAnsiTheme="majorHAnsi"/>
       <w:b/>
       <w:bCs/>
       <w:i/>
@@ -3690,7 +3984,7 @@
       <w:outlineLvl w:val="4"/>
     </w:pPr>
     <w:rPr>
-      <w:rFonts w:ascii="Times New Roman" w:asciiTheme="majorHAnsi" w:cstheme="majorBidi" w:eastAsia="黑体" w:eastAsiaTheme="majorEastAsia" w:hAnsi="Times New Roman" w:hAnsiTheme="majorHAnsi"/>
+      <w:rFonts w:ascii="Times New Roman" w:asciiTheme="majorHAnsi" w:cstheme="majorBidi" w:eastAsia="黑体" w:hAnsi="Times New Roman" w:hAnsiTheme="majorHAnsi"/>
       <w:b/>
       <w:color w:val="333333"/>
       <w:sz w:val="22"/>
@@ -3713,7 +4007,7 @@
       <w:outlineLvl w:val="5"/>
     </w:pPr>
     <w:rPr>
-      <w:rFonts w:asciiTheme="majorHAnsi" w:cstheme="majorBidi" w:eastAsiaTheme="majorEastAsia" w:hAnsiTheme="majorHAnsi"/>
+      <w:rFonts w:asciiTheme="majorHAnsi" w:cstheme="majorBidi" w:hAnsiTheme="majorHAnsi" w:eastAsia="黑体"/>
       <w:i/>
       <w:iCs/>
       <w:color w:themeColor="accent1" w:themeShade="7F" w:val="243F60"/>
@@ -3736,7 +4030,7 @@
       <w:outlineLvl w:val="6"/>
     </w:pPr>
     <w:rPr>
-      <w:rFonts w:asciiTheme="majorHAnsi" w:cstheme="majorBidi" w:eastAsiaTheme="majorEastAsia" w:hAnsiTheme="majorHAnsi"/>
+      <w:rFonts w:asciiTheme="majorHAnsi" w:cstheme="majorBidi" w:hAnsiTheme="majorHAnsi" w:eastAsia="黑体"/>
       <w:i/>
       <w:iCs/>
       <w:color w:themeColor="text1" w:themeTint="BF" w:val="404040"/>
@@ -3759,7 +4053,7 @@
       <w:outlineLvl w:val="7"/>
     </w:pPr>
     <w:rPr>
-      <w:rFonts w:asciiTheme="majorHAnsi" w:cstheme="majorBidi" w:eastAsiaTheme="majorEastAsia" w:hAnsiTheme="majorHAnsi"/>
+      <w:rFonts w:asciiTheme="majorHAnsi" w:cstheme="majorBidi" w:hAnsiTheme="majorHAnsi" w:eastAsia="黑体"/>
       <w:color w:themeColor="accent1" w:val="4F81BD"/>
       <w:sz w:val="20"/>
       <w:szCs w:val="20"/>
@@ -3782,7 +4076,7 @@
       <w:outlineLvl w:val="8"/>
     </w:pPr>
     <w:rPr>
-      <w:rFonts w:asciiTheme="majorHAnsi" w:cstheme="majorBidi" w:eastAsiaTheme="majorEastAsia" w:hAnsiTheme="majorHAnsi"/>
+      <w:rFonts w:asciiTheme="majorHAnsi" w:cstheme="majorBidi" w:hAnsiTheme="majorHAnsi" w:eastAsia="黑体"/>
       <w:i/>
       <w:iCs/>
       <w:color w:themeColor="text1" w:themeTint="BF" w:val="404040"/>
@@ -3833,7 +4127,7 @@
     <w:uiPriority w:val="9"/>
     <w:rsid w:val="00FC693F"/>
     <w:rPr>
-      <w:rFonts w:asciiTheme="majorHAnsi" w:cstheme="majorBidi" w:eastAsiaTheme="majorEastAsia" w:hAnsiTheme="majorHAnsi"/>
+      <w:rFonts w:asciiTheme="majorHAnsi" w:cstheme="majorBidi" w:hAnsiTheme="majorHAnsi" w:eastAsia="黑体"/>
       <w:b/>
       <w:bCs/>
       <w:color w:themeColor="accent1" w:themeShade="BF" w:val="365F91"/>
@@ -3848,7 +4142,7 @@
     <w:uiPriority w:val="9"/>
     <w:rsid w:val="00FC693F"/>
     <w:rPr>
-      <w:rFonts w:asciiTheme="majorHAnsi" w:cstheme="majorBidi" w:eastAsiaTheme="majorEastAsia" w:hAnsiTheme="majorHAnsi"/>
+      <w:rFonts w:asciiTheme="majorHAnsi" w:cstheme="majorBidi" w:hAnsiTheme="majorHAnsi" w:eastAsia="黑体"/>
       <w:b/>
       <w:bCs/>
       <w:color w:themeColor="accent1" w:val="4F81BD"/>
@@ -3863,7 +4157,7 @@
     <w:uiPriority w:val="9"/>
     <w:rsid w:val="00FC693F"/>
     <w:rPr>
-      <w:rFonts w:asciiTheme="majorHAnsi" w:cstheme="majorBidi" w:eastAsiaTheme="majorEastAsia" w:hAnsiTheme="majorHAnsi"/>
+      <w:rFonts w:asciiTheme="majorHAnsi" w:cstheme="majorBidi" w:hAnsiTheme="majorHAnsi" w:eastAsia="黑体"/>
       <w:b/>
       <w:bCs/>
       <w:color w:themeColor="accent1" w:val="4F81BD"/>
@@ -3886,7 +4180,7 @@
       <w:contextualSpacing/>
     </w:pPr>
     <w:rPr>
-      <w:rFonts w:ascii="Times New Roman" w:asciiTheme="majorHAnsi" w:cstheme="majorBidi" w:eastAsia="黑体" w:eastAsiaTheme="majorEastAsia" w:hAnsi="Times New Roman" w:hAnsiTheme="majorHAnsi"/>
+      <w:rFonts w:ascii="Times New Roman" w:asciiTheme="majorHAnsi" w:cstheme="majorBidi" w:eastAsia="黑体" w:hAnsi="Times New Roman" w:hAnsiTheme="majorHAnsi"/>
       <w:b/>
       <w:color w:val="1F3864"/>
       <w:spacing w:val="5"/>
@@ -3902,7 +4196,7 @@
     <w:uiPriority w:val="10"/>
     <w:rsid w:val="00FC693F"/>
     <w:rPr>
-      <w:rFonts w:asciiTheme="majorHAnsi" w:cstheme="majorBidi" w:eastAsiaTheme="majorEastAsia" w:hAnsiTheme="majorHAnsi"/>
+      <w:rFonts w:asciiTheme="majorHAnsi" w:cstheme="majorBidi" w:hAnsiTheme="majorHAnsi" w:eastAsia="黑体"/>
       <w:color w:themeColor="text2" w:themeShade="BF" w:val="17365D"/>
       <w:spacing w:val="5"/>
       <w:kern w:val="28"/>
@@ -3924,7 +4218,7 @@
       </w:numPr>
     </w:pPr>
     <w:rPr>
-      <w:rFonts w:asciiTheme="majorHAnsi" w:cstheme="majorBidi" w:eastAsiaTheme="majorEastAsia" w:hAnsiTheme="majorHAnsi"/>
+      <w:rFonts w:asciiTheme="majorHAnsi" w:cstheme="majorBidi" w:hAnsiTheme="majorHAnsi" w:eastAsia="黑体"/>
       <w:i/>
       <w:iCs/>
       <w:color w:themeColor="accent1" w:val="4F81BD"/>
@@ -3940,7 +4234,7 @@
     <w:uiPriority w:val="11"/>
     <w:rsid w:val="00FC693F"/>
     <w:rPr>
-      <w:rFonts w:asciiTheme="majorHAnsi" w:cstheme="majorBidi" w:eastAsiaTheme="majorEastAsia" w:hAnsiTheme="majorHAnsi"/>
+      <w:rFonts w:asciiTheme="majorHAnsi" w:cstheme="majorBidi" w:hAnsiTheme="majorHAnsi" w:eastAsia="黑体"/>
       <w:i/>
       <w:iCs/>
       <w:color w:themeColor="accent1" w:val="4F81BD"/>
@@ -4007,6 +4301,7 @@
       <w:spacing w:after="120"/>
     </w:pPr>
     <w:rPr>
+      <w:rFonts w:eastAsia="黑体"/>
       <w:sz w:val="16"/>
       <w:szCs w:val="16"/>
     </w:rPr>
@@ -4018,6 +4313,7 @@
     <w:uiPriority w:val="99"/>
     <w:rsid w:val="00AA1D8D"/>
     <w:rPr>
+      <w:rFonts w:eastAsia="黑体"/>
       <w:sz w:val="16"/>
       <w:szCs w:val="16"/>
     </w:rPr>
@@ -4187,7 +4483,7 @@
       </w:tabs>
     </w:pPr>
     <w:rPr>
-      <w:rFonts w:ascii="Courier" w:hAnsi="Courier"/>
+      <w:rFonts w:ascii="Courier" w:hAnsi="Courier" w:eastAsia="黑体"/>
       <w:sz w:val="20"/>
       <w:szCs w:val="20"/>
     </w:rPr>
@@ -4199,7 +4495,7 @@
     <w:uiPriority w:val="99"/>
     <w:rsid w:val="0029639D"/>
     <w:rPr>
-      <w:rFonts w:ascii="Courier" w:hAnsi="Courier"/>
+      <w:rFonts w:ascii="Courier" w:hAnsi="Courier" w:eastAsia="黑体"/>
       <w:sz w:val="20"/>
       <w:szCs w:val="20"/>
     </w:rPr>
@@ -4235,6 +4531,7 @@
     <w:uiPriority w:val="29"/>
     <w:rsid w:val="00FC693F"/>
     <w:rPr>
+      <w:rFonts w:eastAsia="黑体"/>
       <w:i/>
       <w:iCs/>
       <w:color w:themeColor="text1" w:val="000000"/>
@@ -4248,7 +4545,7 @@
     <w:semiHidden/>
     <w:rsid w:val="00FC693F"/>
     <w:rPr>
-      <w:rFonts w:asciiTheme="majorHAnsi" w:cstheme="majorBidi" w:eastAsiaTheme="majorEastAsia" w:hAnsiTheme="majorHAnsi"/>
+      <w:rFonts w:asciiTheme="majorHAnsi" w:cstheme="majorBidi" w:hAnsiTheme="majorHAnsi" w:eastAsia="黑体"/>
       <w:b/>
       <w:bCs/>
       <w:i/>
@@ -4264,7 +4561,7 @@
     <w:semiHidden/>
     <w:rsid w:val="00FC693F"/>
     <w:rPr>
-      <w:rFonts w:asciiTheme="majorHAnsi" w:cstheme="majorBidi" w:eastAsiaTheme="majorEastAsia" w:hAnsiTheme="majorHAnsi"/>
+      <w:rFonts w:asciiTheme="majorHAnsi" w:cstheme="majorBidi" w:hAnsiTheme="majorHAnsi" w:eastAsia="黑体"/>
       <w:color w:themeColor="accent1" w:themeShade="7F" w:val="243F60"/>
     </w:rPr>
   </w:style>
@@ -4276,7 +4573,7 @@
     <w:semiHidden/>
     <w:rsid w:val="00FC693F"/>
     <w:rPr>
-      <w:rFonts w:asciiTheme="majorHAnsi" w:cstheme="majorBidi" w:eastAsiaTheme="majorEastAsia" w:hAnsiTheme="majorHAnsi"/>
+      <w:rFonts w:asciiTheme="majorHAnsi" w:cstheme="majorBidi" w:hAnsiTheme="majorHAnsi" w:eastAsia="黑体"/>
       <w:i/>
       <w:iCs/>
       <w:color w:themeColor="accent1" w:themeShade="7F" w:val="243F60"/>
@@ -4290,7 +4587,7 @@
     <w:semiHidden/>
     <w:rsid w:val="00FC693F"/>
     <w:rPr>
-      <w:rFonts w:asciiTheme="majorHAnsi" w:cstheme="majorBidi" w:eastAsiaTheme="majorEastAsia" w:hAnsiTheme="majorHAnsi"/>
+      <w:rFonts w:asciiTheme="majorHAnsi" w:cstheme="majorBidi" w:hAnsiTheme="majorHAnsi" w:eastAsia="黑体"/>
       <w:i/>
       <w:iCs/>
       <w:color w:themeColor="text1" w:themeTint="BF" w:val="404040"/>
@@ -4304,7 +4601,7 @@
     <w:semiHidden/>
     <w:rsid w:val="00FC693F"/>
     <w:rPr>
-      <w:rFonts w:asciiTheme="majorHAnsi" w:cstheme="majorBidi" w:eastAsiaTheme="majorEastAsia" w:hAnsiTheme="majorHAnsi"/>
+      <w:rFonts w:asciiTheme="majorHAnsi" w:cstheme="majorBidi" w:hAnsiTheme="majorHAnsi" w:eastAsia="黑体"/>
       <w:color w:themeColor="accent1" w:val="4F81BD"/>
       <w:sz w:val="20"/>
       <w:szCs w:val="20"/>
@@ -4318,7 +4615,7 @@
     <w:semiHidden/>
     <w:rsid w:val="00FC693F"/>
     <w:rPr>
-      <w:rFonts w:asciiTheme="majorHAnsi" w:cstheme="majorBidi" w:eastAsiaTheme="majorEastAsia" w:hAnsiTheme="majorHAnsi"/>
+      <w:rFonts w:asciiTheme="majorHAnsi" w:cstheme="majorBidi" w:hAnsiTheme="majorHAnsi" w:eastAsia="黑体"/>
       <w:i/>
       <w:iCs/>
       <w:color w:themeColor="text1" w:themeTint="BF" w:val="404040"/>
@@ -4339,6 +4636,7 @@
       <w:spacing w:line="240" w:lineRule="auto"/>
     </w:pPr>
     <w:rPr>
+      <w:rFonts w:eastAsia="黑体"/>
       <w:b/>
       <w:bCs/>
       <w:color w:themeColor="accent1" w:val="4F81BD"/>
@@ -4353,6 +4651,7 @@
     <w:qFormat/>
     <w:rsid w:val="00FC693F"/>
     <w:rPr>
+      <w:rFonts w:eastAsia="黑体"/>
       <w:b/>
       <w:bCs/>
     </w:rPr>
@@ -4364,6 +4663,7 @@
     <w:qFormat/>
     <w:rsid w:val="00FC693F"/>
     <w:rPr>
+      <w:rFonts w:eastAsia="黑体"/>
       <w:i/>
       <w:iCs/>
     </w:rPr>
@@ -4384,6 +4684,7 @@
       <w:ind w:left="936" w:right="936"/>
     </w:pPr>
     <w:rPr>
+      <w:rFonts w:eastAsia="黑体"/>
       <w:b/>
       <w:bCs/>
       <w:i/>
@@ -4398,6 +4699,7 @@
     <w:uiPriority w:val="30"/>
     <w:rsid w:val="00FC693F"/>
     <w:rPr>
+      <w:rFonts w:eastAsia="黑体"/>
       <w:b/>
       <w:bCs/>
       <w:i/>
@@ -4412,6 +4714,7 @@
     <w:qFormat/>
     <w:rsid w:val="00FC693F"/>
     <w:rPr>
+      <w:rFonts w:eastAsia="黑体"/>
       <w:i/>
       <w:iCs/>
       <w:color w:themeColor="text1" w:themeTint="7F" w:val="808080"/>
@@ -4424,6 +4727,7 @@
     <w:qFormat/>
     <w:rsid w:val="00FC693F"/>
     <w:rPr>
+      <w:rFonts w:eastAsia="黑体"/>
       <w:b/>
       <w:bCs/>
       <w:i/>
@@ -4438,6 +4742,7 @@
     <w:qFormat/>
     <w:rsid w:val="00FC693F"/>
     <w:rPr>
+      <w:rFonts w:eastAsia="黑体"/>
       <w:smallCaps/>
       <w:color w:themeColor="accent2" w:val="C0504D"/>
       <w:u w:val="single"/>
@@ -4450,6 +4755,7 @@
     <w:qFormat/>
     <w:rsid w:val="00FC693F"/>
     <w:rPr>
+      <w:rFonts w:eastAsia="黑体"/>
       <w:b/>
       <w:bCs/>
       <w:smallCaps/>
@@ -4465,6 +4771,7 @@
     <w:qFormat/>
     <w:rsid w:val="00FC693F"/>
     <w:rPr>
+      <w:rFonts w:eastAsia="黑体"/>
       <w:b/>
       <w:bCs/>
       <w:smallCaps/>
@@ -4519,6 +4826,7 @@
       <w:spacing w:after="0" w:line="240" w:lineRule="auto"/>
     </w:pPr>
     <w:rPr>
+      <w:rFonts w:eastAsia="黑体"/>
       <w:color w:themeColor="text1" w:themeShade="BF" w:val="000000"/>
     </w:rPr>
     <w:tblPr>
@@ -4541,6 +4849,7 @@
         <w:spacing w:after="0" w:before="0" w:line="240" w:lineRule="auto"/>
       </w:pPr>
       <w:rPr>
+        <w:rFonts w:eastAsia="黑体"/>
         <w:b/>
         <w:bCs/>
       </w:rPr>
@@ -4561,6 +4870,7 @@
         <w:spacing w:after="0" w:before="0" w:line="240" w:lineRule="auto"/>
       </w:pPr>
       <w:rPr>
+        <w:rFonts w:eastAsia="黑体"/>
         <w:b/>
         <w:bCs/>
       </w:rPr>
@@ -4578,12 +4888,14 @@
     </w:tblStylePr>
     <w:tblStylePr w:type="firstCol">
       <w:rPr>
+        <w:rFonts w:eastAsia="黑体"/>
         <w:b/>
         <w:bCs/>
       </w:rPr>
     </w:tblStylePr>
     <w:tblStylePr w:type="lastCol">
       <w:rPr>
+        <w:rFonts w:eastAsia="黑体"/>
         <w:b/>
         <w:bCs/>
       </w:rPr>
@@ -4622,6 +4934,7 @@
       <w:spacing w:after="0" w:line="240" w:lineRule="auto"/>
     </w:pPr>
     <w:rPr>
+      <w:rFonts w:eastAsia="黑体"/>
       <w:color w:themeColor="accent1" w:themeShade="BF" w:val="365F91"/>
     </w:rPr>
     <w:tblPr>
@@ -4644,6 +4957,7 @@
         <w:spacing w:after="0" w:before="0" w:line="240" w:lineRule="auto"/>
       </w:pPr>
       <w:rPr>
+        <w:rFonts w:eastAsia="黑体"/>
         <w:b/>
         <w:bCs/>
       </w:rPr>
@@ -4664,6 +4978,7 @@
         <w:spacing w:after="0" w:before="0" w:line="240" w:lineRule="auto"/>
       </w:pPr>
       <w:rPr>
+        <w:rFonts w:eastAsia="黑体"/>
         <w:b/>
         <w:bCs/>
       </w:rPr>
@@ -4681,12 +4996,14 @@
     </w:tblStylePr>
     <w:tblStylePr w:type="firstCol">
       <w:rPr>
+        <w:rFonts w:eastAsia="黑体"/>
         <w:b/>
         <w:bCs/>
       </w:rPr>
     </w:tblStylePr>
     <w:tblStylePr w:type="lastCol">
       <w:rPr>
+        <w:rFonts w:eastAsia="黑体"/>
         <w:b/>
         <w:bCs/>
       </w:rPr>
@@ -4725,6 +5042,7 @@
       <w:spacing w:after="0" w:line="240" w:lineRule="auto"/>
     </w:pPr>
     <w:rPr>
+      <w:rFonts w:eastAsia="黑体"/>
       <w:color w:themeColor="accent2" w:themeShade="BF" w:val="943634"/>
     </w:rPr>
     <w:tblPr>
@@ -4747,6 +5065,7 @@
         <w:spacing w:after="0" w:before="0" w:line="240" w:lineRule="auto"/>
       </w:pPr>
       <w:rPr>
+        <w:rFonts w:eastAsia="黑体"/>
         <w:b/>
         <w:bCs/>
       </w:rPr>
@@ -4767,6 +5086,7 @@
         <w:spacing w:after="0" w:before="0" w:line="240" w:lineRule="auto"/>
       </w:pPr>
       <w:rPr>
+        <w:rFonts w:eastAsia="黑体"/>
         <w:b/>
         <w:bCs/>
       </w:rPr>
@@ -4784,12 +5104,14 @@
     </w:tblStylePr>
     <w:tblStylePr w:type="firstCol">
       <w:rPr>
+        <w:rFonts w:eastAsia="黑体"/>
         <w:b/>
         <w:bCs/>
       </w:rPr>
     </w:tblStylePr>
     <w:tblStylePr w:type="lastCol">
       <w:rPr>
+        <w:rFonts w:eastAsia="黑体"/>
         <w:b/>
         <w:bCs/>
       </w:rPr>
@@ -4828,6 +5150,7 @@
       <w:spacing w:after="0" w:line="240" w:lineRule="auto"/>
     </w:pPr>
     <w:rPr>
+      <w:rFonts w:eastAsia="黑体"/>
       <w:color w:themeColor="accent3" w:themeShade="BF" w:val="76923C"/>
     </w:rPr>
     <w:tblPr>
@@ -4850,6 +5173,7 @@
         <w:spacing w:after="0" w:before="0" w:line="240" w:lineRule="auto"/>
       </w:pPr>
       <w:rPr>
+        <w:rFonts w:eastAsia="黑体"/>
         <w:b/>
         <w:bCs/>
       </w:rPr>
@@ -4870,6 +5194,7 @@
         <w:spacing w:after="0" w:before="0" w:line="240" w:lineRule="auto"/>
       </w:pPr>
       <w:rPr>
+        <w:rFonts w:eastAsia="黑体"/>
         <w:b/>
         <w:bCs/>
       </w:rPr>
@@ -4887,12 +5212,14 @@
     </w:tblStylePr>
     <w:tblStylePr w:type="firstCol">
       <w:rPr>
+        <w:rFonts w:eastAsia="黑体"/>
         <w:b/>
         <w:bCs/>
       </w:rPr>
     </w:tblStylePr>
     <w:tblStylePr w:type="lastCol">
       <w:rPr>
+        <w:rFonts w:eastAsia="黑体"/>
         <w:b/>
         <w:bCs/>
       </w:rPr>
@@ -4931,6 +5258,7 @@
       <w:spacing w:after="0" w:line="240" w:lineRule="auto"/>
     </w:pPr>
     <w:rPr>
+      <w:rFonts w:eastAsia="黑体"/>
       <w:color w:themeColor="accent4" w:themeShade="BF" w:val="5F497A"/>
     </w:rPr>
     <w:tblPr>
@@ -4953,6 +5281,7 @@
         <w:spacing w:after="0" w:before="0" w:line="240" w:lineRule="auto"/>
       </w:pPr>
       <w:rPr>
+        <w:rFonts w:eastAsia="黑体"/>
         <w:b/>
         <w:bCs/>
       </w:rPr>
@@ -4973,6 +5302,7 @@
         <w:spacing w:after="0" w:before="0" w:line="240" w:lineRule="auto"/>
       </w:pPr>
       <w:rPr>
+        <w:rFonts w:eastAsia="黑体"/>
         <w:b/>
         <w:bCs/>
       </w:rPr>
@@ -4990,12 +5320,14 @@
     </w:tblStylePr>
     <w:tblStylePr w:type="firstCol">
       <w:rPr>
+        <w:rFonts w:eastAsia="黑体"/>
         <w:b/>
         <w:bCs/>
       </w:rPr>
     </w:tblStylePr>
     <w:tblStylePr w:type="lastCol">
       <w:rPr>
+        <w:rFonts w:eastAsia="黑体"/>
         <w:b/>
         <w:bCs/>
       </w:rPr>
@@ -5034,6 +5366,7 @@
       <w:spacing w:after="0" w:line="240" w:lineRule="auto"/>
     </w:pPr>
     <w:rPr>
+      <w:rFonts w:eastAsia="黑体"/>
       <w:color w:themeColor="accent5" w:themeShade="BF" w:val="31849B"/>
     </w:rPr>
     <w:tblPr>
@@ -5056,6 +5389,7 @@
         <w:spacing w:after="0" w:before="0" w:line="240" w:lineRule="auto"/>
       </w:pPr>
       <w:rPr>
+        <w:rFonts w:eastAsia="黑体"/>
         <w:b/>
         <w:bCs/>
       </w:rPr>
@@ -5076,6 +5410,7 @@
         <w:spacing w:after="0" w:before="0" w:line="240" w:lineRule="auto"/>
       </w:pPr>
       <w:rPr>
+        <w:rFonts w:eastAsia="黑体"/>
         <w:b/>
         <w:bCs/>
       </w:rPr>
@@ -5093,12 +5428,14 @@
     </w:tblStylePr>
     <w:tblStylePr w:type="firstCol">
       <w:rPr>
+        <w:rFonts w:eastAsia="黑体"/>
         <w:b/>
         <w:bCs/>
       </w:rPr>
     </w:tblStylePr>
     <w:tblStylePr w:type="lastCol">
       <w:rPr>
+        <w:rFonts w:eastAsia="黑体"/>
         <w:b/>
         <w:bCs/>
       </w:rPr>
@@ -5137,6 +5474,7 @@
       <w:spacing w:after="0" w:line="240" w:lineRule="auto"/>
     </w:pPr>
     <w:rPr>
+      <w:rFonts w:eastAsia="黑体"/>
       <w:color w:themeColor="accent6" w:themeShade="BF" w:val="E36C0A"/>
     </w:rPr>
     <w:tblPr>
@@ -5159,6 +5497,7 @@
         <w:spacing w:after="0" w:before="0" w:line="240" w:lineRule="auto"/>
       </w:pPr>
       <w:rPr>
+        <w:rFonts w:eastAsia="黑体"/>
         <w:b/>
         <w:bCs/>
       </w:rPr>
@@ -5179,6 +5518,7 @@
         <w:spacing w:after="0" w:before="0" w:line="240" w:lineRule="auto"/>
       </w:pPr>
       <w:rPr>
+        <w:rFonts w:eastAsia="黑体"/>
         <w:b/>
         <w:bCs/>
       </w:rPr>
@@ -5196,12 +5536,14 @@
     </w:tblStylePr>
     <w:tblStylePr w:type="firstCol">
       <w:rPr>
+        <w:rFonts w:eastAsia="黑体"/>
         <w:b/>
         <w:bCs/>
       </w:rPr>
     </w:tblStylePr>
     <w:tblStylePr w:type="lastCol">
       <w:rPr>
+        <w:rFonts w:eastAsia="黑体"/>
         <w:b/>
         <w:bCs/>
       </w:rPr>
@@ -5261,6 +5603,7 @@
         <w:spacing w:after="0" w:before="0" w:line="240" w:lineRule="auto"/>
       </w:pPr>
       <w:rPr>
+        <w:rFonts w:eastAsia="黑体"/>
         <w:b/>
         <w:bCs/>
         <w:color w:themeColor="background1" w:val="FFFFFF"/>
@@ -5275,6 +5618,7 @@
         <w:spacing w:after="0" w:before="0" w:line="240" w:lineRule="auto"/>
       </w:pPr>
       <w:rPr>
+        <w:rFonts w:eastAsia="黑体"/>
         <w:b/>
         <w:bCs/>
       </w:rPr>
@@ -5290,12 +5634,14 @@
     </w:tblStylePr>
     <w:tblStylePr w:type="firstCol">
       <w:rPr>
+        <w:rFonts w:eastAsia="黑体"/>
         <w:b/>
         <w:bCs/>
       </w:rPr>
     </w:tblStylePr>
     <w:tblStylePr w:type="lastCol">
       <w:rPr>
+        <w:rFonts w:eastAsia="黑体"/>
         <w:b/>
         <w:bCs/>
       </w:rPr>
@@ -5353,6 +5699,7 @@
         <w:spacing w:after="0" w:before="0" w:line="240" w:lineRule="auto"/>
       </w:pPr>
       <w:rPr>
+        <w:rFonts w:eastAsia="黑体"/>
         <w:b/>
         <w:bCs/>
         <w:color w:themeColor="background1" w:val="FFFFFF"/>
@@ -5367,6 +5714,7 @@
         <w:spacing w:after="0" w:before="0" w:line="240" w:lineRule="auto"/>
       </w:pPr>
       <w:rPr>
+        <w:rFonts w:eastAsia="黑体"/>
         <w:b/>
         <w:bCs/>
       </w:rPr>
@@ -5382,12 +5730,14 @@
     </w:tblStylePr>
     <w:tblStylePr w:type="firstCol">
       <w:rPr>
+        <w:rFonts w:eastAsia="黑体"/>
         <w:b/>
         <w:bCs/>
       </w:rPr>
     </w:tblStylePr>
     <w:tblStylePr w:type="lastCol">
       <w:rPr>
+        <w:rFonts w:eastAsia="黑体"/>
         <w:b/>
         <w:bCs/>
       </w:rPr>
@@ -5445,6 +5795,7 @@
         <w:spacing w:after="0" w:before="0" w:line="240" w:lineRule="auto"/>
       </w:pPr>
       <w:rPr>
+        <w:rFonts w:eastAsia="黑体"/>
         <w:b/>
         <w:bCs/>
         <w:color w:themeColor="background1" w:val="FFFFFF"/>
@@ -5459,6 +5810,7 @@
         <w:spacing w:after="0" w:before="0" w:line="240" w:lineRule="auto"/>
       </w:pPr>
       <w:rPr>
+        <w:rFonts w:eastAsia="黑体"/>
         <w:b/>
         <w:bCs/>
       </w:rPr>
@@ -5474,12 +5826,14 @@
     </w:tblStylePr>
     <w:tblStylePr w:type="firstCol">
       <w:rPr>
+        <w:rFonts w:eastAsia="黑体"/>
         <w:b/>
         <w:bCs/>
       </w:rPr>
     </w:tblStylePr>
     <w:tblStylePr w:type="lastCol">
       <w:rPr>
+        <w:rFonts w:eastAsia="黑体"/>
         <w:b/>
         <w:bCs/>
       </w:rPr>
@@ -5537,6 +5891,7 @@
         <w:spacing w:after="0" w:before="0" w:line="240" w:lineRule="auto"/>
       </w:pPr>
       <w:rPr>
+        <w:rFonts w:eastAsia="黑体"/>
         <w:b/>
         <w:bCs/>
         <w:color w:themeColor="background1" w:val="FFFFFF"/>
@@ -5551,6 +5906,7 @@
         <w:spacing w:after="0" w:before="0" w:line="240" w:lineRule="auto"/>
       </w:pPr>
       <w:rPr>
+        <w:rFonts w:eastAsia="黑体"/>
         <w:b/>
         <w:bCs/>
       </w:rPr>
@@ -5566,12 +5922,14 @@
     </w:tblStylePr>
     <w:tblStylePr w:type="firstCol">
       <w:rPr>
+        <w:rFonts w:eastAsia="黑体"/>
         <w:b/>
         <w:bCs/>
       </w:rPr>
     </w:tblStylePr>
     <w:tblStylePr w:type="lastCol">
       <w:rPr>
+        <w:rFonts w:eastAsia="黑体"/>
         <w:b/>
         <w:bCs/>
       </w:rPr>
@@ -5629,6 +5987,7 @@
         <w:spacing w:after="0" w:before="0" w:line="240" w:lineRule="auto"/>
       </w:pPr>
       <w:rPr>
+        <w:rFonts w:eastAsia="黑体"/>
         <w:b/>
         <w:bCs/>
         <w:color w:themeColor="background1" w:val="FFFFFF"/>
@@ -5643,6 +6002,7 @@
         <w:spacing w:after="0" w:before="0" w:line="240" w:lineRule="auto"/>
       </w:pPr>
       <w:rPr>
+        <w:rFonts w:eastAsia="黑体"/>
         <w:b/>
         <w:bCs/>
       </w:rPr>
@@ -5658,12 +6018,14 @@
     </w:tblStylePr>
     <w:tblStylePr w:type="firstCol">
       <w:rPr>
+        <w:rFonts w:eastAsia="黑体"/>
         <w:b/>
         <w:bCs/>
       </w:rPr>
     </w:tblStylePr>
     <w:tblStylePr w:type="lastCol">
       <w:rPr>
+        <w:rFonts w:eastAsia="黑体"/>
         <w:b/>
         <w:bCs/>
       </w:rPr>
@@ -5721,6 +6083,7 @@
         <w:spacing w:after="0" w:before="0" w:line="240" w:lineRule="auto"/>
       </w:pPr>
       <w:rPr>
+        <w:rFonts w:eastAsia="黑体"/>
         <w:b/>
         <w:bCs/>
         <w:color w:themeColor="background1" w:val="FFFFFF"/>
@@ -5735,6 +6098,7 @@
         <w:spacing w:after="0" w:before="0" w:line="240" w:lineRule="auto"/>
       </w:pPr>
       <w:rPr>
+        <w:rFonts w:eastAsia="黑体"/>
         <w:b/>
         <w:bCs/>
       </w:rPr>
@@ -5750,12 +6114,14 @@
     </w:tblStylePr>
     <w:tblStylePr w:type="firstCol">
       <w:rPr>
+        <w:rFonts w:eastAsia="黑体"/>
         <w:b/>
         <w:bCs/>
       </w:rPr>
     </w:tblStylePr>
     <w:tblStylePr w:type="lastCol">
       <w:rPr>
+        <w:rFonts w:eastAsia="黑体"/>
         <w:b/>
         <w:bCs/>
       </w:rPr>
@@ -5813,6 +6179,7 @@
         <w:spacing w:after="0" w:before="0" w:line="240" w:lineRule="auto"/>
       </w:pPr>
       <w:rPr>
+        <w:rFonts w:eastAsia="黑体"/>
         <w:b/>
         <w:bCs/>
         <w:color w:themeColor="background1" w:val="FFFFFF"/>
@@ -5827,6 +6194,7 @@
         <w:spacing w:after="0" w:before="0" w:line="240" w:lineRule="auto"/>
       </w:pPr>
       <w:rPr>
+        <w:rFonts w:eastAsia="黑体"/>
         <w:b/>
         <w:bCs/>
       </w:rPr>
@@ -5842,12 +6210,14 @@
     </w:tblStylePr>
     <w:tblStylePr w:type="firstCol">
       <w:rPr>
+        <w:rFonts w:eastAsia="黑体"/>
         <w:b/>
         <w:bCs/>
       </w:rPr>
     </w:tblStylePr>
     <w:tblStylePr w:type="lastCol">
       <w:rPr>
+        <w:rFonts w:eastAsia="黑体"/>
         <w:b/>
         <w:bCs/>
       </w:rPr>
@@ -5907,7 +6277,7 @@
         <w:spacing w:after="0" w:before="0" w:line="240" w:lineRule="auto"/>
       </w:pPr>
       <w:rPr>
-        <w:rFonts w:asciiTheme="majorHAnsi" w:cstheme="majorBidi" w:eastAsiaTheme="majorEastAsia" w:hAnsiTheme="majorHAnsi"/>
+        <w:rFonts w:asciiTheme="majorHAnsi" w:cstheme="majorBidi" w:hAnsiTheme="majorHAnsi" w:eastAsia="黑体"/>
         <w:b/>
         <w:bCs/>
       </w:rPr>
@@ -5928,7 +6298,7 @@
         <w:spacing w:after="0" w:before="0" w:line="240" w:lineRule="auto"/>
       </w:pPr>
       <w:rPr>
-        <w:rFonts w:asciiTheme="majorHAnsi" w:cstheme="majorBidi" w:eastAsiaTheme="majorEastAsia" w:hAnsiTheme="majorHAnsi"/>
+        <w:rFonts w:asciiTheme="majorHAnsi" w:cstheme="majorBidi" w:hAnsiTheme="majorHAnsi" w:eastAsia="黑体"/>
         <w:b/>
         <w:bCs/>
       </w:rPr>
@@ -5946,14 +6316,14 @@
     </w:tblStylePr>
     <w:tblStylePr w:type="firstCol">
       <w:rPr>
-        <w:rFonts w:asciiTheme="majorHAnsi" w:cstheme="majorBidi" w:eastAsiaTheme="majorEastAsia" w:hAnsiTheme="majorHAnsi"/>
+        <w:rFonts w:asciiTheme="majorHAnsi" w:cstheme="majorBidi" w:hAnsiTheme="majorHAnsi" w:eastAsia="黑体"/>
         <w:b/>
         <w:bCs/>
       </w:rPr>
     </w:tblStylePr>
     <w:tblStylePr w:type="lastCol">
       <w:rPr>
-        <w:rFonts w:asciiTheme="majorHAnsi" w:cstheme="majorBidi" w:eastAsiaTheme="majorEastAsia" w:hAnsiTheme="majorHAnsi"/>
+        <w:rFonts w:asciiTheme="majorHAnsi" w:cstheme="majorBidi" w:hAnsiTheme="majorHAnsi" w:eastAsia="黑体"/>
         <w:b/>
         <w:bCs/>
       </w:rPr>
@@ -6037,7 +6407,7 @@
         <w:spacing w:after="0" w:before="0" w:line="240" w:lineRule="auto"/>
       </w:pPr>
       <w:rPr>
-        <w:rFonts w:asciiTheme="majorHAnsi" w:cstheme="majorBidi" w:eastAsiaTheme="majorEastAsia" w:hAnsiTheme="majorHAnsi"/>
+        <w:rFonts w:asciiTheme="majorHAnsi" w:cstheme="majorBidi" w:hAnsiTheme="majorHAnsi" w:eastAsia="黑体"/>
         <w:b/>
         <w:bCs/>
       </w:rPr>
@@ -6058,7 +6428,7 @@
         <w:spacing w:after="0" w:before="0" w:line="240" w:lineRule="auto"/>
       </w:pPr>
       <w:rPr>
-        <w:rFonts w:asciiTheme="majorHAnsi" w:cstheme="majorBidi" w:eastAsiaTheme="majorEastAsia" w:hAnsiTheme="majorHAnsi"/>
+        <w:rFonts w:asciiTheme="majorHAnsi" w:cstheme="majorBidi" w:hAnsiTheme="majorHAnsi" w:eastAsia="黑体"/>
         <w:b/>
         <w:bCs/>
       </w:rPr>
@@ -6076,14 +6446,14 @@
     </w:tblStylePr>
     <w:tblStylePr w:type="firstCol">
       <w:rPr>
-        <w:rFonts w:asciiTheme="majorHAnsi" w:cstheme="majorBidi" w:eastAsiaTheme="majorEastAsia" w:hAnsiTheme="majorHAnsi"/>
+        <w:rFonts w:asciiTheme="majorHAnsi" w:cstheme="majorBidi" w:hAnsiTheme="majorHAnsi" w:eastAsia="黑体"/>
         <w:b/>
         <w:bCs/>
       </w:rPr>
     </w:tblStylePr>
     <w:tblStylePr w:type="lastCol">
       <w:rPr>
-        <w:rFonts w:asciiTheme="majorHAnsi" w:cstheme="majorBidi" w:eastAsiaTheme="majorEastAsia" w:hAnsiTheme="majorHAnsi"/>
+        <w:rFonts w:asciiTheme="majorHAnsi" w:cstheme="majorBidi" w:hAnsiTheme="majorHAnsi" w:eastAsia="黑体"/>
         <w:b/>
         <w:bCs/>
       </w:rPr>
@@ -6167,7 +6537,7 @@
         <w:spacing w:after="0" w:before="0" w:line="240" w:lineRule="auto"/>
       </w:pPr>
       <w:rPr>
-        <w:rFonts w:asciiTheme="majorHAnsi" w:cstheme="majorBidi" w:eastAsiaTheme="majorEastAsia" w:hAnsiTheme="majorHAnsi"/>
+        <w:rFonts w:asciiTheme="majorHAnsi" w:cstheme="majorBidi" w:hAnsiTheme="majorHAnsi" w:eastAsia="黑体"/>
         <w:b/>
         <w:bCs/>
       </w:rPr>
@@ -6188,7 +6558,7 @@
         <w:spacing w:after="0" w:before="0" w:line="240" w:lineRule="auto"/>
       </w:pPr>
       <w:rPr>
-        <w:rFonts w:asciiTheme="majorHAnsi" w:cstheme="majorBidi" w:eastAsiaTheme="majorEastAsia" w:hAnsiTheme="majorHAnsi"/>
+        <w:rFonts w:asciiTheme="majorHAnsi" w:cstheme="majorBidi" w:hAnsiTheme="majorHAnsi" w:eastAsia="黑体"/>
         <w:b/>
         <w:bCs/>
       </w:rPr>
@@ -6206,14 +6576,14 @@
     </w:tblStylePr>
     <w:tblStylePr w:type="firstCol">
       <w:rPr>
-        <w:rFonts w:asciiTheme="majorHAnsi" w:cstheme="majorBidi" w:eastAsiaTheme="majorEastAsia" w:hAnsiTheme="majorHAnsi"/>
+        <w:rFonts w:asciiTheme="majorHAnsi" w:cstheme="majorBidi" w:hAnsiTheme="majorHAnsi" w:eastAsia="黑体"/>
         <w:b/>
         <w:bCs/>
       </w:rPr>
     </w:tblStylePr>
     <w:tblStylePr w:type="lastCol">
       <w:rPr>
-        <w:rFonts w:asciiTheme="majorHAnsi" w:cstheme="majorBidi" w:eastAsiaTheme="majorEastAsia" w:hAnsiTheme="majorHAnsi"/>
+        <w:rFonts w:asciiTheme="majorHAnsi" w:cstheme="majorBidi" w:hAnsiTheme="majorHAnsi" w:eastAsia="黑体"/>
         <w:b/>
         <w:bCs/>
       </w:rPr>
@@ -6297,7 +6667,7 @@
         <w:spacing w:after="0" w:before="0" w:line="240" w:lineRule="auto"/>
       </w:pPr>
       <w:rPr>
-        <w:rFonts w:asciiTheme="majorHAnsi" w:cstheme="majorBidi" w:eastAsiaTheme="majorEastAsia" w:hAnsiTheme="majorHAnsi"/>
+        <w:rFonts w:asciiTheme="majorHAnsi" w:cstheme="majorBidi" w:hAnsiTheme="majorHAnsi" w:eastAsia="黑体"/>
         <w:b/>
         <w:bCs/>
       </w:rPr>
@@ -6318,7 +6688,7 @@
         <w:spacing w:after="0" w:before="0" w:line="240" w:lineRule="auto"/>
       </w:pPr>
       <w:rPr>
-        <w:rFonts w:asciiTheme="majorHAnsi" w:cstheme="majorBidi" w:eastAsiaTheme="majorEastAsia" w:hAnsiTheme="majorHAnsi"/>
+        <w:rFonts w:asciiTheme="majorHAnsi" w:cstheme="majorBidi" w:hAnsiTheme="majorHAnsi" w:eastAsia="黑体"/>
         <w:b/>
         <w:bCs/>
       </w:rPr>
@@ -6336,14 +6706,14 @@
     </w:tblStylePr>
     <w:tblStylePr w:type="firstCol">
       <w:rPr>
-        <w:rFonts w:asciiTheme="majorHAnsi" w:cstheme="majorBidi" w:eastAsiaTheme="majorEastAsia" w:hAnsiTheme="majorHAnsi"/>
+        <w:rFonts w:asciiTheme="majorHAnsi" w:cstheme="majorBidi" w:hAnsiTheme="majorHAnsi" w:eastAsia="黑体"/>
         <w:b/>
         <w:bCs/>
       </w:rPr>
     </w:tblStylePr>
     <w:tblStylePr w:type="lastCol">
       <w:rPr>
-        <w:rFonts w:asciiTheme="majorHAnsi" w:cstheme="majorBidi" w:eastAsiaTheme="majorEastAsia" w:hAnsiTheme="majorHAnsi"/>
+        <w:rFonts w:asciiTheme="majorHAnsi" w:cstheme="majorBidi" w:hAnsiTheme="majorHAnsi" w:eastAsia="黑体"/>
         <w:b/>
         <w:bCs/>
       </w:rPr>
@@ -6427,7 +6797,7 @@
         <w:spacing w:after="0" w:before="0" w:line="240" w:lineRule="auto"/>
       </w:pPr>
       <w:rPr>
-        <w:rFonts w:asciiTheme="majorHAnsi" w:cstheme="majorBidi" w:eastAsiaTheme="majorEastAsia" w:hAnsiTheme="majorHAnsi"/>
+        <w:rFonts w:asciiTheme="majorHAnsi" w:cstheme="majorBidi" w:hAnsiTheme="majorHAnsi" w:eastAsia="黑体"/>
         <w:b/>
         <w:bCs/>
       </w:rPr>
@@ -6448,7 +6818,7 @@
         <w:spacing w:after="0" w:before="0" w:line="240" w:lineRule="auto"/>
       </w:pPr>
       <w:rPr>
-        <w:rFonts w:asciiTheme="majorHAnsi" w:cstheme="majorBidi" w:eastAsiaTheme="majorEastAsia" w:hAnsiTheme="majorHAnsi"/>
+        <w:rFonts w:asciiTheme="majorHAnsi" w:cstheme="majorBidi" w:hAnsiTheme="majorHAnsi" w:eastAsia="黑体"/>
         <w:b/>
         <w:bCs/>
       </w:rPr>
@@ -6466,14 +6836,14 @@
     </w:tblStylePr>
     <w:tblStylePr w:type="firstCol">
       <w:rPr>
-        <w:rFonts w:asciiTheme="majorHAnsi" w:cstheme="majorBidi" w:eastAsiaTheme="majorEastAsia" w:hAnsiTheme="majorHAnsi"/>
+        <w:rFonts w:asciiTheme="majorHAnsi" w:cstheme="majorBidi" w:hAnsiTheme="majorHAnsi" w:eastAsia="黑体"/>
         <w:b/>
         <w:bCs/>
       </w:rPr>
     </w:tblStylePr>
     <w:tblStylePr w:type="lastCol">
       <w:rPr>
-        <w:rFonts w:asciiTheme="majorHAnsi" w:cstheme="majorBidi" w:eastAsiaTheme="majorEastAsia" w:hAnsiTheme="majorHAnsi"/>
+        <w:rFonts w:asciiTheme="majorHAnsi" w:cstheme="majorBidi" w:hAnsiTheme="majorHAnsi" w:eastAsia="黑体"/>
         <w:b/>
         <w:bCs/>
       </w:rPr>
@@ -6557,7 +6927,7 @@
         <w:spacing w:after="0" w:before="0" w:line="240" w:lineRule="auto"/>
       </w:pPr>
       <w:rPr>
-        <w:rFonts w:asciiTheme="majorHAnsi" w:cstheme="majorBidi" w:eastAsiaTheme="majorEastAsia" w:hAnsiTheme="majorHAnsi"/>
+        <w:rFonts w:asciiTheme="majorHAnsi" w:cstheme="majorBidi" w:hAnsiTheme="majorHAnsi" w:eastAsia="黑体"/>
         <w:b/>
         <w:bCs/>
       </w:rPr>
@@ -6578,7 +6948,7 @@
         <w:spacing w:after="0" w:before="0" w:line="240" w:lineRule="auto"/>
       </w:pPr>
       <w:rPr>
-        <w:rFonts w:asciiTheme="majorHAnsi" w:cstheme="majorBidi" w:eastAsiaTheme="majorEastAsia" w:hAnsiTheme="majorHAnsi"/>
+        <w:rFonts w:asciiTheme="majorHAnsi" w:cstheme="majorBidi" w:hAnsiTheme="majorHAnsi" w:eastAsia="黑体"/>
         <w:b/>
         <w:bCs/>
       </w:rPr>
@@ -6596,14 +6966,14 @@
     </w:tblStylePr>
     <w:tblStylePr w:type="firstCol">
       <w:rPr>
-        <w:rFonts w:asciiTheme="majorHAnsi" w:cstheme="majorBidi" w:eastAsiaTheme="majorEastAsia" w:hAnsiTheme="majorHAnsi"/>
+        <w:rFonts w:asciiTheme="majorHAnsi" w:cstheme="majorBidi" w:hAnsiTheme="majorHAnsi" w:eastAsia="黑体"/>
         <w:b/>
         <w:bCs/>
       </w:rPr>
     </w:tblStylePr>
     <w:tblStylePr w:type="lastCol">
       <w:rPr>
-        <w:rFonts w:asciiTheme="majorHAnsi" w:cstheme="majorBidi" w:eastAsiaTheme="majorEastAsia" w:hAnsiTheme="majorHAnsi"/>
+        <w:rFonts w:asciiTheme="majorHAnsi" w:cstheme="majorBidi" w:hAnsiTheme="majorHAnsi" w:eastAsia="黑体"/>
         <w:b/>
         <w:bCs/>
       </w:rPr>
@@ -6687,7 +7057,7 @@
         <w:spacing w:after="0" w:before="0" w:line="240" w:lineRule="auto"/>
       </w:pPr>
       <w:rPr>
-        <w:rFonts w:asciiTheme="majorHAnsi" w:cstheme="majorBidi" w:eastAsiaTheme="majorEastAsia" w:hAnsiTheme="majorHAnsi"/>
+        <w:rFonts w:asciiTheme="majorHAnsi" w:cstheme="majorBidi" w:hAnsiTheme="majorHAnsi" w:eastAsia="黑体"/>
         <w:b/>
         <w:bCs/>
       </w:rPr>
@@ -6708,7 +7078,7 @@
         <w:spacing w:after="0" w:before="0" w:line="240" w:lineRule="auto"/>
       </w:pPr>
       <w:rPr>
-        <w:rFonts w:asciiTheme="majorHAnsi" w:cstheme="majorBidi" w:eastAsiaTheme="majorEastAsia" w:hAnsiTheme="majorHAnsi"/>
+        <w:rFonts w:asciiTheme="majorHAnsi" w:cstheme="majorBidi" w:hAnsiTheme="majorHAnsi" w:eastAsia="黑体"/>
         <w:b/>
         <w:bCs/>
       </w:rPr>
@@ -6726,14 +7096,14 @@
     </w:tblStylePr>
     <w:tblStylePr w:type="firstCol">
       <w:rPr>
-        <w:rFonts w:asciiTheme="majorHAnsi" w:cstheme="majorBidi" w:eastAsiaTheme="majorEastAsia" w:hAnsiTheme="majorHAnsi"/>
+        <w:rFonts w:asciiTheme="majorHAnsi" w:cstheme="majorBidi" w:hAnsiTheme="majorHAnsi" w:eastAsia="黑体"/>
         <w:b/>
         <w:bCs/>
       </w:rPr>
     </w:tblStylePr>
     <w:tblStylePr w:type="lastCol">
       <w:rPr>
-        <w:rFonts w:asciiTheme="majorHAnsi" w:cstheme="majorBidi" w:eastAsiaTheme="majorEastAsia" w:hAnsiTheme="majorHAnsi"/>
+        <w:rFonts w:asciiTheme="majorHAnsi" w:cstheme="majorBidi" w:hAnsiTheme="majorHAnsi" w:eastAsia="黑体"/>
         <w:b/>
         <w:bCs/>
       </w:rPr>
@@ -6816,6 +7186,7 @@
         <w:spacing w:after="0" w:before="0" w:line="240" w:lineRule="auto"/>
       </w:pPr>
       <w:rPr>
+        <w:rFonts w:eastAsia="黑体"/>
         <w:b/>
         <w:bCs/>
         <w:color w:themeColor="background1" w:val="FFFFFF"/>
@@ -6838,6 +7209,7 @@
         <w:spacing w:after="0" w:before="0" w:line="240" w:lineRule="auto"/>
       </w:pPr>
       <w:rPr>
+        <w:rFonts w:eastAsia="黑体"/>
         <w:b/>
         <w:bCs/>
       </w:rPr>
@@ -6855,12 +7227,14 @@
     </w:tblStylePr>
     <w:tblStylePr w:type="firstCol">
       <w:rPr>
+        <w:rFonts w:eastAsia="黑体"/>
         <w:b/>
         <w:bCs/>
       </w:rPr>
     </w:tblStylePr>
     <w:tblStylePr w:type="lastCol">
       <w:rPr>
+        <w:rFonts w:eastAsia="黑体"/>
         <w:b/>
         <w:bCs/>
       </w:rPr>
@@ -6922,6 +7296,7 @@
         <w:spacing w:after="0" w:before="0" w:line="240" w:lineRule="auto"/>
       </w:pPr>
       <w:rPr>
+        <w:rFonts w:eastAsia="黑体"/>
         <w:b/>
         <w:bCs/>
         <w:color w:themeColor="background1" w:val="FFFFFF"/>
@@ -6944,6 +7319,7 @@
         <w:spacing w:after="0" w:before="0" w:line="240" w:lineRule="auto"/>
       </w:pPr>
       <w:rPr>
+        <w:rFonts w:eastAsia="黑体"/>
         <w:b/>
         <w:bCs/>
       </w:rPr>
@@ -6961,12 +7337,14 @@
     </w:tblStylePr>
     <w:tblStylePr w:type="firstCol">
       <w:rPr>
+        <w:rFonts w:eastAsia="黑体"/>
         <w:b/>
         <w:bCs/>
       </w:rPr>
     </w:tblStylePr>
     <w:tblStylePr w:type="lastCol">
       <w:rPr>
+        <w:rFonts w:eastAsia="黑体"/>
         <w:b/>
         <w:bCs/>
       </w:rPr>
@@ -7028,6 +7406,7 @@
         <w:spacing w:after="0" w:before="0" w:line="240" w:lineRule="auto"/>
       </w:pPr>
       <w:rPr>
+        <w:rFonts w:eastAsia="黑体"/>
         <w:b/>
         <w:bCs/>
         <w:color w:themeColor="background1" w:val="FFFFFF"/>
@@ -7050,6 +7429,7 @@
         <w:spacing w:after="0" w:before="0" w:line="240" w:lineRule="auto"/>
       </w:pPr>
       <w:rPr>
+        <w:rFonts w:eastAsia="黑体"/>
         <w:b/>
         <w:bCs/>
       </w:rPr>
@@ -7067,12 +7447,14 @@
     </w:tblStylePr>
     <w:tblStylePr w:type="firstCol">
       <w:rPr>
+        <w:rFonts w:eastAsia="黑体"/>
         <w:b/>
         <w:bCs/>
       </w:rPr>
     </w:tblStylePr>
     <w:tblStylePr w:type="lastCol">
       <w:rPr>
+        <w:rFonts w:eastAsia="黑体"/>
         <w:b/>
         <w:bCs/>
       </w:rPr>
@@ -7134,6 +7516,7 @@
         <w:spacing w:after="0" w:before="0" w:line="240" w:lineRule="auto"/>
       </w:pPr>
       <w:rPr>
+        <w:rFonts w:eastAsia="黑体"/>
         <w:b/>
         <w:bCs/>
         <w:color w:themeColor="background1" w:val="FFFFFF"/>
@@ -7156,6 +7539,7 @@
         <w:spacing w:after="0" w:before="0" w:line="240" w:lineRule="auto"/>
       </w:pPr>
       <w:rPr>
+        <w:rFonts w:eastAsia="黑体"/>
         <w:b/>
         <w:bCs/>
       </w:rPr>
@@ -7173,12 +7557,14 @@
     </w:tblStylePr>
     <w:tblStylePr w:type="firstCol">
       <w:rPr>
+        <w:rFonts w:eastAsia="黑体"/>
         <w:b/>
         <w:bCs/>
       </w:rPr>
     </w:tblStylePr>
     <w:tblStylePr w:type="lastCol">
       <w:rPr>
+        <w:rFonts w:eastAsia="黑体"/>
         <w:b/>
         <w:bCs/>
       </w:rPr>
@@ -7240,6 +7626,7 @@
         <w:spacing w:after="0" w:before="0" w:line="240" w:lineRule="auto"/>
       </w:pPr>
       <w:rPr>
+        <w:rFonts w:eastAsia="黑体"/>
         <w:b/>
         <w:bCs/>
         <w:color w:themeColor="background1" w:val="FFFFFF"/>
@@ -7262,6 +7649,7 @@
         <w:spacing w:after="0" w:before="0" w:line="240" w:lineRule="auto"/>
       </w:pPr>
       <w:rPr>
+        <w:rFonts w:eastAsia="黑体"/>
         <w:b/>
         <w:bCs/>
       </w:rPr>
@@ -7279,12 +7667,14 @@
     </w:tblStylePr>
     <w:tblStylePr w:type="firstCol">
       <w:rPr>
+        <w:rFonts w:eastAsia="黑体"/>
         <w:b/>
         <w:bCs/>
       </w:rPr>
     </w:tblStylePr>
     <w:tblStylePr w:type="lastCol">
       <w:rPr>
+        <w:rFonts w:eastAsia="黑体"/>
         <w:b/>
         <w:bCs/>
       </w:rPr>
@@ -7346,6 +7736,7 @@
         <w:spacing w:after="0" w:before="0" w:line="240" w:lineRule="auto"/>
       </w:pPr>
       <w:rPr>
+        <w:rFonts w:eastAsia="黑体"/>
         <w:b/>
         <w:bCs/>
         <w:color w:themeColor="background1" w:val="FFFFFF"/>
@@ -7368,6 +7759,7 @@
         <w:spacing w:after="0" w:before="0" w:line="240" w:lineRule="auto"/>
       </w:pPr>
       <w:rPr>
+        <w:rFonts w:eastAsia="黑体"/>
         <w:b/>
         <w:bCs/>
       </w:rPr>
@@ -7385,12 +7777,14 @@
     </w:tblStylePr>
     <w:tblStylePr w:type="firstCol">
       <w:rPr>
+        <w:rFonts w:eastAsia="黑体"/>
         <w:b/>
         <w:bCs/>
       </w:rPr>
     </w:tblStylePr>
     <w:tblStylePr w:type="lastCol">
       <w:rPr>
+        <w:rFonts w:eastAsia="黑体"/>
         <w:b/>
         <w:bCs/>
       </w:rPr>
@@ -7452,6 +7846,7 @@
         <w:spacing w:after="0" w:before="0" w:line="240" w:lineRule="auto"/>
       </w:pPr>
       <w:rPr>
+        <w:rFonts w:eastAsia="黑体"/>
         <w:b/>
         <w:bCs/>
         <w:color w:themeColor="background1" w:val="FFFFFF"/>
@@ -7474,6 +7869,7 @@
         <w:spacing w:after="0" w:before="0" w:line="240" w:lineRule="auto"/>
       </w:pPr>
       <w:rPr>
+        <w:rFonts w:eastAsia="黑体"/>
         <w:b/>
         <w:bCs/>
       </w:rPr>
@@ -7491,12 +7887,14 @@
     </w:tblStylePr>
     <w:tblStylePr w:type="firstCol">
       <w:rPr>
+        <w:rFonts w:eastAsia="黑体"/>
         <w:b/>
         <w:bCs/>
       </w:rPr>
     </w:tblStylePr>
     <w:tblStylePr w:type="lastCol">
       <w:rPr>
+        <w:rFonts w:eastAsia="黑体"/>
         <w:b/>
         <w:bCs/>
       </w:rPr>
@@ -7555,6 +7953,7 @@
         <w:spacing w:after="0" w:before="0" w:line="240" w:lineRule="auto"/>
       </w:pPr>
       <w:rPr>
+        <w:rFonts w:eastAsia="黑体"/>
         <w:b/>
         <w:bCs/>
         <w:color w:themeColor="background1" w:val="FFFFFF"/>
@@ -7577,6 +7976,7 @@
         <w:spacing w:after="0" w:before="0" w:line="240" w:lineRule="auto"/>
       </w:pPr>
       <w:rPr>
+        <w:rFonts w:eastAsia="黑体"/>
         <w:color w:val="auto"/>
       </w:rPr>
       <w:tblPr/>
@@ -7594,6 +7994,7 @@
     </w:tblStylePr>
     <w:tblStylePr w:type="firstCol">
       <w:rPr>
+        <w:rFonts w:eastAsia="黑体"/>
         <w:b/>
         <w:bCs/>
         <w:color w:themeColor="background1" w:val="FFFFFF"/>
@@ -7613,6 +8014,7 @@
     </w:tblStylePr>
     <w:tblStylePr w:type="lastCol">
       <w:rPr>
+        <w:rFonts w:eastAsia="黑体"/>
         <w:b/>
         <w:bCs/>
         <w:color w:themeColor="background1" w:val="FFFFFF"/>
@@ -7661,6 +8063,7 @@
     </w:tblStylePr>
     <w:tblStylePr w:type="nwCell">
       <w:rPr>
+        <w:rFonts w:eastAsia="黑体"/>
         <w:color w:themeColor="background1" w:val="FFFFFF"/>
       </w:rPr>
       <w:tblPr/>
@@ -7704,6 +8107,7 @@
         <w:spacing w:after="0" w:before="0" w:line="240" w:lineRule="auto"/>
       </w:pPr>
       <w:rPr>
+        <w:rFonts w:eastAsia="黑体"/>
         <w:b/>
         <w:bCs/>
         <w:color w:themeColor="background1" w:val="FFFFFF"/>
@@ -7726,6 +8130,7 @@
         <w:spacing w:after="0" w:before="0" w:line="240" w:lineRule="auto"/>
       </w:pPr>
       <w:rPr>
+        <w:rFonts w:eastAsia="黑体"/>
         <w:color w:val="auto"/>
       </w:rPr>
       <w:tblPr/>
@@ -7743,6 +8148,7 @@
     </w:tblStylePr>
     <w:tblStylePr w:type="firstCol">
       <w:rPr>
+        <w:rFonts w:eastAsia="黑体"/>
         <w:b/>
         <w:bCs/>
         <w:color w:themeColor="background1" w:val="FFFFFF"/>
@@ -7762,6 +8168,7 @@
     </w:tblStylePr>
     <w:tblStylePr w:type="lastCol">
       <w:rPr>
+        <w:rFonts w:eastAsia="黑体"/>
         <w:b/>
         <w:bCs/>
         <w:color w:themeColor="background1" w:val="FFFFFF"/>
@@ -7810,6 +8217,7 @@
     </w:tblStylePr>
     <w:tblStylePr w:type="nwCell">
       <w:rPr>
+        <w:rFonts w:eastAsia="黑体"/>
         <w:color w:themeColor="background1" w:val="FFFFFF"/>
       </w:rPr>
       <w:tblPr/>
@@ -7853,6 +8261,7 @@
         <w:spacing w:after="0" w:before="0" w:line="240" w:lineRule="auto"/>
       </w:pPr>
       <w:rPr>
+        <w:rFonts w:eastAsia="黑体"/>
         <w:b/>
         <w:bCs/>
         <w:color w:themeColor="background1" w:val="FFFFFF"/>
@@ -7875,6 +8284,7 @@
         <w:spacing w:after="0" w:before="0" w:line="240" w:lineRule="auto"/>
       </w:pPr>
       <w:rPr>
+        <w:rFonts w:eastAsia="黑体"/>
         <w:color w:val="auto"/>
       </w:rPr>
       <w:tblPr/>
@@ -7892,6 +8302,7 @@
     </w:tblStylePr>
     <w:tblStylePr w:type="firstCol">
       <w:rPr>
+        <w:rFonts w:eastAsia="黑体"/>
         <w:b/>
         <w:bCs/>
         <w:color w:themeColor="background1" w:val="FFFFFF"/>
@@ -7911,6 +8322,7 @@
     </w:tblStylePr>
     <w:tblStylePr w:type="lastCol">
       <w:rPr>
+        <w:rFonts w:eastAsia="黑体"/>
         <w:b/>
         <w:bCs/>
         <w:color w:themeColor="background1" w:val="FFFFFF"/>
@@ -7959,6 +8371,7 @@
     </w:tblStylePr>
     <w:tblStylePr w:type="nwCell">
       <w:rPr>
+        <w:rFonts w:eastAsia="黑体"/>
         <w:color w:themeColor="background1" w:val="FFFFFF"/>
       </w:rPr>
       <w:tblPr/>
@@ -8002,6 +8415,7 @@
         <w:spacing w:after="0" w:before="0" w:line="240" w:lineRule="auto"/>
       </w:pPr>
       <w:rPr>
+        <w:rFonts w:eastAsia="黑体"/>
         <w:b/>
         <w:bCs/>
         <w:color w:themeColor="background1" w:val="FFFFFF"/>
@@ -8024,6 +8438,7 @@
         <w:spacing w:after="0" w:before="0" w:line="240" w:lineRule="auto"/>
       </w:pPr>
       <w:rPr>
+        <w:rFonts w:eastAsia="黑体"/>
         <w:color w:val="auto"/>
       </w:rPr>
       <w:tblPr/>
@@ -8041,6 +8456,7 @@
     </w:tblStylePr>
     <w:tblStylePr w:type="firstCol">
       <w:rPr>
+        <w:rFonts w:eastAsia="黑体"/>
         <w:b/>
         <w:bCs/>
         <w:color w:themeColor="background1" w:val="FFFFFF"/>
@@ -8060,6 +8476,7 @@
     </w:tblStylePr>
     <w:tblStylePr w:type="lastCol">
       <w:rPr>
+        <w:rFonts w:eastAsia="黑体"/>
         <w:b/>
         <w:bCs/>
         <w:color w:themeColor="background1" w:val="FFFFFF"/>
@@ -8108,6 +8525,7 @@
     </w:tblStylePr>
     <w:tblStylePr w:type="nwCell">
       <w:rPr>
+        <w:rFonts w:eastAsia="黑体"/>
         <w:color w:themeColor="background1" w:val="FFFFFF"/>
       </w:rPr>
       <w:tblPr/>
@@ -8151,6 +8569,7 @@
         <w:spacing w:after="0" w:before="0" w:line="240" w:lineRule="auto"/>
       </w:pPr>
       <w:rPr>
+        <w:rFonts w:eastAsia="黑体"/>
         <w:b/>
         <w:bCs/>
         <w:color w:themeColor="background1" w:val="FFFFFF"/>
@@ -8173,6 +8592,7 @@
         <w:spacing w:after="0" w:before="0" w:line="240" w:lineRule="auto"/>
       </w:pPr>
       <w:rPr>
+        <w:rFonts w:eastAsia="黑体"/>
         <w:color w:val="auto"/>
       </w:rPr>
       <w:tblPr/>
@@ -8190,6 +8610,7 @@
     </w:tblStylePr>
     <w:tblStylePr w:type="firstCol">
       <w:rPr>
+        <w:rFonts w:eastAsia="黑体"/>
         <w:b/>
         <w:bCs/>
         <w:color w:themeColor="background1" w:val="FFFFFF"/>
@@ -8209,6 +8630,7 @@
     </w:tblStylePr>
     <w:tblStylePr w:type="lastCol">
       <w:rPr>
+        <w:rFonts w:eastAsia="黑体"/>
         <w:b/>
         <w:bCs/>
         <w:color w:themeColor="background1" w:val="FFFFFF"/>
@@ -8257,6 +8679,7 @@
     </w:tblStylePr>
     <w:tblStylePr w:type="nwCell">
       <w:rPr>
+        <w:rFonts w:eastAsia="黑体"/>
         <w:color w:themeColor="background1" w:val="FFFFFF"/>
       </w:rPr>
       <w:tblPr/>
@@ -8300,6 +8723,7 @@
         <w:spacing w:after="0" w:before="0" w:line="240" w:lineRule="auto"/>
       </w:pPr>
       <w:rPr>
+        <w:rFonts w:eastAsia="黑体"/>
         <w:b/>
         <w:bCs/>
         <w:color w:themeColor="background1" w:val="FFFFFF"/>
@@ -8322,6 +8746,7 @@
         <w:spacing w:after="0" w:before="0" w:line="240" w:lineRule="auto"/>
       </w:pPr>
       <w:rPr>
+        <w:rFonts w:eastAsia="黑体"/>
         <w:color w:val="auto"/>
       </w:rPr>
       <w:tblPr/>
@@ -8339,6 +8764,7 @@
     </w:tblStylePr>
     <w:tblStylePr w:type="firstCol">
       <w:rPr>
+        <w:rFonts w:eastAsia="黑体"/>
         <w:b/>
         <w:bCs/>
         <w:color w:themeColor="background1" w:val="FFFFFF"/>
@@ -8358,6 +8784,7 @@
     </w:tblStylePr>
     <w:tblStylePr w:type="lastCol">
       <w:rPr>
+        <w:rFonts w:eastAsia="黑体"/>
         <w:b/>
         <w:bCs/>
         <w:color w:themeColor="background1" w:val="FFFFFF"/>
@@ -8406,6 +8833,7 @@
     </w:tblStylePr>
     <w:tblStylePr w:type="nwCell">
       <w:rPr>
+        <w:rFonts w:eastAsia="黑体"/>
         <w:color w:themeColor="background1" w:val="FFFFFF"/>
       </w:rPr>
       <w:tblPr/>
@@ -8449,6 +8877,7 @@
         <w:spacing w:after="0" w:before="0" w:line="240" w:lineRule="auto"/>
       </w:pPr>
       <w:rPr>
+        <w:rFonts w:eastAsia="黑体"/>
         <w:b/>
         <w:bCs/>
         <w:color w:themeColor="background1" w:val="FFFFFF"/>
@@ -8471,6 +8900,7 @@
         <w:spacing w:after="0" w:before="0" w:line="240" w:lineRule="auto"/>
       </w:pPr>
       <w:rPr>
+        <w:rFonts w:eastAsia="黑体"/>
         <w:color w:val="auto"/>
       </w:rPr>
       <w:tblPr/>
@@ -8488,6 +8918,7 @@
     </w:tblStylePr>
     <w:tblStylePr w:type="firstCol">
       <w:rPr>
+        <w:rFonts w:eastAsia="黑体"/>
         <w:b/>
         <w:bCs/>
         <w:color w:themeColor="background1" w:val="FFFFFF"/>
@@ -8507,6 +8938,7 @@
     </w:tblStylePr>
     <w:tblStylePr w:type="lastCol">
       <w:rPr>
+        <w:rFonts w:eastAsia="黑体"/>
         <w:b/>
         <w:bCs/>
         <w:color w:themeColor="background1" w:val="FFFFFF"/>
@@ -8555,6 +8987,7 @@
     </w:tblStylePr>
     <w:tblStylePr w:type="nwCell">
       <w:rPr>
+        <w:rFonts w:eastAsia="黑体"/>
         <w:color w:themeColor="background1" w:val="FFFFFF"/>
       </w:rPr>
       <w:tblPr/>
@@ -8579,6 +9012,7 @@
       <w:spacing w:after="0" w:line="240" w:lineRule="auto"/>
     </w:pPr>
     <w:rPr>
+      <w:rFonts w:eastAsia="黑体"/>
       <w:color w:themeColor="text1" w:val="000000"/>
     </w:rPr>
     <w:tblPr>
@@ -8598,7 +9032,7 @@
     </w:tblPr>
     <w:tblStylePr w:type="firstRow">
       <w:rPr>
-        <w:rFonts w:asciiTheme="majorHAnsi" w:cstheme="majorBidi" w:eastAsiaTheme="majorEastAsia" w:hAnsiTheme="majorHAnsi"/>
+        <w:rFonts w:asciiTheme="majorHAnsi" w:cstheme="majorBidi" w:hAnsiTheme="majorHAnsi" w:eastAsia="黑体"/>
       </w:rPr>
       <w:tblPr/>
       <w:tcPr>
@@ -8610,6 +9044,7 @@
     </w:tblStylePr>
     <w:tblStylePr w:type="lastRow">
       <w:rPr>
+        <w:rFonts w:eastAsia="黑体"/>
         <w:b/>
         <w:bCs/>
         <w:color w:themeColor="text2" w:val="1F497D"/>
@@ -8624,12 +9059,14 @@
     </w:tblStylePr>
     <w:tblStylePr w:type="firstCol">
       <w:rPr>
+        <w:rFonts w:eastAsia="黑体"/>
         <w:b/>
         <w:bCs/>
       </w:rPr>
     </w:tblStylePr>
     <w:tblStylePr w:type="lastCol">
       <w:rPr>
+        <w:rFonts w:eastAsia="黑体"/>
         <w:b/>
         <w:bCs/>
       </w:rPr>
@@ -8663,6 +9100,7 @@
       <w:spacing w:after="0" w:line="240" w:lineRule="auto"/>
     </w:pPr>
     <w:rPr>
+      <w:rFonts w:eastAsia="黑体"/>
       <w:color w:themeColor="text1" w:val="000000"/>
     </w:rPr>
     <w:tblPr>
@@ -8682,7 +9120,7 @@
     </w:tblPr>
     <w:tblStylePr w:type="firstRow">
       <w:rPr>
-        <w:rFonts w:asciiTheme="majorHAnsi" w:cstheme="majorBidi" w:eastAsiaTheme="majorEastAsia" w:hAnsiTheme="majorHAnsi"/>
+        <w:rFonts w:asciiTheme="majorHAnsi" w:cstheme="majorBidi" w:hAnsiTheme="majorHAnsi" w:eastAsia="黑体"/>
       </w:rPr>
       <w:tblPr/>
       <w:tcPr>
@@ -8694,6 +9132,7 @@
     </w:tblStylePr>
     <w:tblStylePr w:type="lastRow">
       <w:rPr>
+        <w:rFonts w:eastAsia="黑体"/>
         <w:b/>
         <w:bCs/>
         <w:color w:themeColor="text2" w:val="1F497D"/>
@@ -8708,12 +9147,14 @@
     </w:tblStylePr>
     <w:tblStylePr w:type="firstCol">
       <w:rPr>
+        <w:rFonts w:eastAsia="黑体"/>
         <w:b/>
         <w:bCs/>
       </w:rPr>
     </w:tblStylePr>
     <w:tblStylePr w:type="lastCol">
       <w:rPr>
+        <w:rFonts w:eastAsia="黑体"/>
         <w:b/>
         <w:bCs/>
       </w:rPr>
@@ -8747,6 +9188,7 @@
       <w:spacing w:after="0" w:line="240" w:lineRule="auto"/>
     </w:pPr>
     <w:rPr>
+      <w:rFonts w:eastAsia="黑体"/>
       <w:color w:themeColor="text1" w:val="000000"/>
     </w:rPr>
     <w:tblPr>
@@ -8766,7 +9208,7 @@
     </w:tblPr>
     <w:tblStylePr w:type="firstRow">
       <w:rPr>
-        <w:rFonts w:asciiTheme="majorHAnsi" w:cstheme="majorBidi" w:eastAsiaTheme="majorEastAsia" w:hAnsiTheme="majorHAnsi"/>
+        <w:rFonts w:asciiTheme="majorHAnsi" w:cstheme="majorBidi" w:hAnsiTheme="majorHAnsi" w:eastAsia="黑体"/>
       </w:rPr>
       <w:tblPr/>
       <w:tcPr>
@@ -8778,6 +9220,7 @@
     </w:tblStylePr>
     <w:tblStylePr w:type="lastRow">
       <w:rPr>
+        <w:rFonts w:eastAsia="黑体"/>
         <w:b/>
         <w:bCs/>
         <w:color w:themeColor="text2" w:val="1F497D"/>
@@ -8792,12 +9235,14 @@
     </w:tblStylePr>
     <w:tblStylePr w:type="firstCol">
       <w:rPr>
+        <w:rFonts w:eastAsia="黑体"/>
         <w:b/>
         <w:bCs/>
       </w:rPr>
     </w:tblStylePr>
     <w:tblStylePr w:type="lastCol">
       <w:rPr>
+        <w:rFonts w:eastAsia="黑体"/>
         <w:b/>
         <w:bCs/>
       </w:rPr>
@@ -8831,6 +9276,7 @@
       <w:spacing w:after="0" w:line="240" w:lineRule="auto"/>
     </w:pPr>
     <w:rPr>
+      <w:rFonts w:eastAsia="黑体"/>
       <w:color w:themeColor="text1" w:val="000000"/>
     </w:rPr>
     <w:tblPr>
@@ -8850,7 +9296,7 @@
     </w:tblPr>
     <w:tblStylePr w:type="firstRow">
       <w:rPr>
-        <w:rFonts w:asciiTheme="majorHAnsi" w:cstheme="majorBidi" w:eastAsiaTheme="majorEastAsia" w:hAnsiTheme="majorHAnsi"/>
+        <w:rFonts w:asciiTheme="majorHAnsi" w:cstheme="majorBidi" w:hAnsiTheme="majorHAnsi" w:eastAsia="黑体"/>
       </w:rPr>
       <w:tblPr/>
       <w:tcPr>
@@ -8862,6 +9308,7 @@
     </w:tblStylePr>
     <w:tblStylePr w:type="lastRow">
       <w:rPr>
+        <w:rFonts w:eastAsia="黑体"/>
         <w:b/>
         <w:bCs/>
         <w:color w:themeColor="text2" w:val="1F497D"/>
@@ -8876,12 +9323,14 @@
     </w:tblStylePr>
     <w:tblStylePr w:type="firstCol">
       <w:rPr>
+        <w:rFonts w:eastAsia="黑体"/>
         <w:b/>
         <w:bCs/>
       </w:rPr>
     </w:tblStylePr>
     <w:tblStylePr w:type="lastCol">
       <w:rPr>
+        <w:rFonts w:eastAsia="黑体"/>
         <w:b/>
         <w:bCs/>
       </w:rPr>
@@ -8915,6 +9364,7 @@
       <w:spacing w:after="0" w:line="240" w:lineRule="auto"/>
     </w:pPr>
     <w:rPr>
+      <w:rFonts w:eastAsia="黑体"/>
       <w:color w:themeColor="text1" w:val="000000"/>
     </w:rPr>
     <w:tblPr>
@@ -8934,7 +9384,7 @@
     </w:tblPr>
     <w:tblStylePr w:type="firstRow">
       <w:rPr>
-        <w:rFonts w:asciiTheme="majorHAnsi" w:cstheme="majorBidi" w:eastAsiaTheme="majorEastAsia" w:hAnsiTheme="majorHAnsi"/>
+        <w:rFonts w:asciiTheme="majorHAnsi" w:cstheme="majorBidi" w:hAnsiTheme="majorHAnsi" w:eastAsia="黑体"/>
       </w:rPr>
       <w:tblPr/>
       <w:tcPr>
@@ -8946,6 +9396,7 @@
     </w:tblStylePr>
     <w:tblStylePr w:type="lastRow">
       <w:rPr>
+        <w:rFonts w:eastAsia="黑体"/>
         <w:b/>
         <w:bCs/>
         <w:color w:themeColor="text2" w:val="1F497D"/>
@@ -8960,12 +9411,14 @@
     </w:tblStylePr>
     <w:tblStylePr w:type="firstCol">
       <w:rPr>
+        <w:rFonts w:eastAsia="黑体"/>
         <w:b/>
         <w:bCs/>
       </w:rPr>
     </w:tblStylePr>
     <w:tblStylePr w:type="lastCol">
       <w:rPr>
+        <w:rFonts w:eastAsia="黑体"/>
         <w:b/>
         <w:bCs/>
       </w:rPr>
@@ -8999,6 +9452,7 @@
       <w:spacing w:after="0" w:line="240" w:lineRule="auto"/>
     </w:pPr>
     <w:rPr>
+      <w:rFonts w:eastAsia="黑体"/>
       <w:color w:themeColor="text1" w:val="000000"/>
     </w:rPr>
     <w:tblPr>
@@ -9018,7 +9472,7 @@
     </w:tblPr>
     <w:tblStylePr w:type="firstRow">
       <w:rPr>
-        <w:rFonts w:asciiTheme="majorHAnsi" w:cstheme="majorBidi" w:eastAsiaTheme="majorEastAsia" w:hAnsiTheme="majorHAnsi"/>
+        <w:rFonts w:asciiTheme="majorHAnsi" w:cstheme="majorBidi" w:hAnsiTheme="majorHAnsi" w:eastAsia="黑体"/>
       </w:rPr>
       <w:tblPr/>
       <w:tcPr>
@@ -9030,6 +9484,7 @@
     </w:tblStylePr>
     <w:tblStylePr w:type="lastRow">
       <w:rPr>
+        <w:rFonts w:eastAsia="黑体"/>
         <w:b/>
         <w:bCs/>
         <w:color w:themeColor="text2" w:val="1F497D"/>
@@ -9044,12 +9499,14 @@
     </w:tblStylePr>
     <w:tblStylePr w:type="firstCol">
       <w:rPr>
+        <w:rFonts w:eastAsia="黑体"/>
         <w:b/>
         <w:bCs/>
       </w:rPr>
     </w:tblStylePr>
     <w:tblStylePr w:type="lastCol">
       <w:rPr>
+        <w:rFonts w:eastAsia="黑体"/>
         <w:b/>
         <w:bCs/>
       </w:rPr>
@@ -9083,6 +9540,7 @@
       <w:spacing w:after="0" w:line="240" w:lineRule="auto"/>
     </w:pPr>
     <w:rPr>
+      <w:rFonts w:eastAsia="黑体"/>
       <w:color w:themeColor="text1" w:val="000000"/>
     </w:rPr>
     <w:tblPr>
@@ -9102,7 +9560,7 @@
     </w:tblPr>
     <w:tblStylePr w:type="firstRow">
       <w:rPr>
-        <w:rFonts w:asciiTheme="majorHAnsi" w:cstheme="majorBidi" w:eastAsiaTheme="majorEastAsia" w:hAnsiTheme="majorHAnsi"/>
+        <w:rFonts w:asciiTheme="majorHAnsi" w:cstheme="majorBidi" w:hAnsiTheme="majorHAnsi" w:eastAsia="黑体"/>
       </w:rPr>
       <w:tblPr/>
       <w:tcPr>
@@ -9114,6 +9572,7 @@
     </w:tblStylePr>
     <w:tblStylePr w:type="lastRow">
       <w:rPr>
+        <w:rFonts w:eastAsia="黑体"/>
         <w:b/>
         <w:bCs/>
         <w:color w:themeColor="text2" w:val="1F497D"/>
@@ -9128,12 +9587,14 @@
     </w:tblStylePr>
     <w:tblStylePr w:type="firstCol">
       <w:rPr>
+        <w:rFonts w:eastAsia="黑体"/>
         <w:b/>
         <w:bCs/>
       </w:rPr>
     </w:tblStylePr>
     <w:tblStylePr w:type="lastCol">
       <w:rPr>
+        <w:rFonts w:eastAsia="黑体"/>
         <w:b/>
         <w:bCs/>
       </w:rPr>
@@ -9167,7 +9628,7 @@
       <w:spacing w:after="0" w:line="240" w:lineRule="auto"/>
     </w:pPr>
     <w:rPr>
-      <w:rFonts w:asciiTheme="majorHAnsi" w:cstheme="majorBidi" w:eastAsiaTheme="majorEastAsia" w:hAnsiTheme="majorHAnsi"/>
+      <w:rFonts w:asciiTheme="majorHAnsi" w:cstheme="majorBidi" w:hAnsiTheme="majorHAnsi" w:eastAsia="黑体"/>
       <w:color w:themeColor="text1" w:val="000000"/>
     </w:rPr>
     <w:tblPr>
@@ -9189,6 +9650,7 @@
     </w:tblPr>
     <w:tblStylePr w:type="firstRow">
       <w:rPr>
+        <w:rFonts w:eastAsia="黑体"/>
         <w:sz w:val="24"/>
         <w:szCs w:val="24"/>
       </w:rPr>
@@ -9295,7 +9757,7 @@
       <w:spacing w:after="0" w:line="240" w:lineRule="auto"/>
     </w:pPr>
     <w:rPr>
-      <w:rFonts w:asciiTheme="majorHAnsi" w:cstheme="majorBidi" w:eastAsiaTheme="majorEastAsia" w:hAnsiTheme="majorHAnsi"/>
+      <w:rFonts w:asciiTheme="majorHAnsi" w:cstheme="majorBidi" w:hAnsiTheme="majorHAnsi" w:eastAsia="黑体"/>
       <w:color w:themeColor="text1" w:val="000000"/>
     </w:rPr>
     <w:tblPr>
@@ -9317,6 +9779,7 @@
     </w:tblPr>
     <w:tblStylePr w:type="firstRow">
       <w:rPr>
+        <w:rFonts w:eastAsia="黑体"/>
         <w:sz w:val="24"/>
         <w:szCs w:val="24"/>
       </w:rPr>
@@ -9423,7 +9886,7 @@
       <w:spacing w:after="0" w:line="240" w:lineRule="auto"/>
     </w:pPr>
     <w:rPr>
-      <w:rFonts w:asciiTheme="majorHAnsi" w:cstheme="majorBidi" w:eastAsiaTheme="majorEastAsia" w:hAnsiTheme="majorHAnsi"/>
+      <w:rFonts w:asciiTheme="majorHAnsi" w:cstheme="majorBidi" w:hAnsiTheme="majorHAnsi" w:eastAsia="黑体"/>
       <w:color w:themeColor="text1" w:val="000000"/>
     </w:rPr>
     <w:tblPr>
@@ -9445,6 +9908,7 @@
     </w:tblPr>
     <w:tblStylePr w:type="firstRow">
       <w:rPr>
+        <w:rFonts w:eastAsia="黑体"/>
         <w:sz w:val="24"/>
         <w:szCs w:val="24"/>
       </w:rPr>
@@ -9551,7 +10015,7 @@
       <w:spacing w:after="0" w:line="240" w:lineRule="auto"/>
     </w:pPr>
     <w:rPr>
-      <w:rFonts w:asciiTheme="majorHAnsi" w:cstheme="majorBidi" w:eastAsiaTheme="majorEastAsia" w:hAnsiTheme="majorHAnsi"/>
+      <w:rFonts w:asciiTheme="majorHAnsi" w:cstheme="majorBidi" w:hAnsiTheme="majorHAnsi" w:eastAsia="黑体"/>
       <w:color w:themeColor="text1" w:val="000000"/>
     </w:rPr>
     <w:tblPr>
@@ -9573,6 +10037,7 @@
     </w:tblPr>
     <w:tblStylePr w:type="firstRow">
       <w:rPr>
+        <w:rFonts w:eastAsia="黑体"/>
         <w:sz w:val="24"/>
         <w:szCs w:val="24"/>
       </w:rPr>
@@ -9679,7 +10144,7 @@
       <w:spacing w:after="0" w:line="240" w:lineRule="auto"/>
     </w:pPr>
     <w:rPr>
-      <w:rFonts w:asciiTheme="majorHAnsi" w:cstheme="majorBidi" w:eastAsiaTheme="majorEastAsia" w:hAnsiTheme="majorHAnsi"/>
+      <w:rFonts w:asciiTheme="majorHAnsi" w:cstheme="majorBidi" w:hAnsiTheme="majorHAnsi" w:eastAsia="黑体"/>
       <w:color w:themeColor="text1" w:val="000000"/>
     </w:rPr>
     <w:tblPr>
@@ -9701,6 +10166,7 @@
     </w:tblPr>
     <w:tblStylePr w:type="firstRow">
       <w:rPr>
+        <w:rFonts w:eastAsia="黑体"/>
         <w:sz w:val="24"/>
         <w:szCs w:val="24"/>
       </w:rPr>
@@ -9807,7 +10273,7 @@
       <w:spacing w:after="0" w:line="240" w:lineRule="auto"/>
     </w:pPr>
     <w:rPr>
-      <w:rFonts w:asciiTheme="majorHAnsi" w:cstheme="majorBidi" w:eastAsiaTheme="majorEastAsia" w:hAnsiTheme="majorHAnsi"/>
+      <w:rFonts w:asciiTheme="majorHAnsi" w:cstheme="majorBidi" w:hAnsiTheme="majorHAnsi" w:eastAsia="黑体"/>
       <w:color w:themeColor="text1" w:val="000000"/>
     </w:rPr>
     <w:tblPr>
@@ -9829,6 +10295,7 @@
     </w:tblPr>
     <w:tblStylePr w:type="firstRow">
       <w:rPr>
+        <w:rFonts w:eastAsia="黑体"/>
         <w:sz w:val="24"/>
         <w:szCs w:val="24"/>
       </w:rPr>
@@ -9935,7 +10402,7 @@
       <w:spacing w:after="0" w:line="240" w:lineRule="auto"/>
     </w:pPr>
     <w:rPr>
-      <w:rFonts w:asciiTheme="majorHAnsi" w:cstheme="majorBidi" w:eastAsiaTheme="majorEastAsia" w:hAnsiTheme="majorHAnsi"/>
+      <w:rFonts w:asciiTheme="majorHAnsi" w:cstheme="majorBidi" w:hAnsiTheme="majorHAnsi" w:eastAsia="黑体"/>
       <w:color w:themeColor="text1" w:val="000000"/>
     </w:rPr>
     <w:tblPr>
@@ -9957,6 +10424,7 @@
     </w:tblPr>
     <w:tblStylePr w:type="firstRow">
       <w:rPr>
+        <w:rFonts w:eastAsia="黑体"/>
         <w:sz w:val="24"/>
         <w:szCs w:val="24"/>
       </w:rPr>
@@ -10086,12 +10554,14 @@
     </w:tcPr>
     <w:tblStylePr w:type="firstRow">
       <w:rPr>
+        <w:rFonts w:eastAsia="黑体"/>
         <w:b/>
         <w:bCs/>
       </w:rPr>
     </w:tblStylePr>
     <w:tblStylePr w:type="lastRow">
       <w:rPr>
+        <w:rFonts w:eastAsia="黑体"/>
         <w:b/>
         <w:bCs/>
       </w:rPr>
@@ -10104,12 +10574,14 @@
     </w:tblStylePr>
     <w:tblStylePr w:type="firstCol">
       <w:rPr>
+        <w:rFonts w:eastAsia="黑体"/>
         <w:b/>
         <w:bCs/>
       </w:rPr>
     </w:tblStylePr>
     <w:tblStylePr w:type="lastCol">
       <w:rPr>
+        <w:rFonts w:eastAsia="黑体"/>
         <w:b/>
         <w:bCs/>
       </w:rPr>
@@ -10159,12 +10631,14 @@
     </w:tcPr>
     <w:tblStylePr w:type="firstRow">
       <w:rPr>
+        <w:rFonts w:eastAsia="黑体"/>
         <w:b/>
         <w:bCs/>
       </w:rPr>
     </w:tblStylePr>
     <w:tblStylePr w:type="lastRow">
       <w:rPr>
+        <w:rFonts w:eastAsia="黑体"/>
         <w:b/>
         <w:bCs/>
       </w:rPr>
@@ -10177,12 +10651,14 @@
     </w:tblStylePr>
     <w:tblStylePr w:type="firstCol">
       <w:rPr>
+        <w:rFonts w:eastAsia="黑体"/>
         <w:b/>
         <w:bCs/>
       </w:rPr>
     </w:tblStylePr>
     <w:tblStylePr w:type="lastCol">
       <w:rPr>
+        <w:rFonts w:eastAsia="黑体"/>
         <w:b/>
         <w:bCs/>
       </w:rPr>
@@ -10232,12 +10708,14 @@
     </w:tcPr>
     <w:tblStylePr w:type="firstRow">
       <w:rPr>
+        <w:rFonts w:eastAsia="黑体"/>
         <w:b/>
         <w:bCs/>
       </w:rPr>
     </w:tblStylePr>
     <w:tblStylePr w:type="lastRow">
       <w:rPr>
+        <w:rFonts w:eastAsia="黑体"/>
         <w:b/>
         <w:bCs/>
       </w:rPr>
@@ -10250,12 +10728,14 @@
     </w:tblStylePr>
     <w:tblStylePr w:type="firstCol">
       <w:rPr>
+        <w:rFonts w:eastAsia="黑体"/>
         <w:b/>
         <w:bCs/>
       </w:rPr>
     </w:tblStylePr>
     <w:tblStylePr w:type="lastCol">
       <w:rPr>
+        <w:rFonts w:eastAsia="黑体"/>
         <w:b/>
         <w:bCs/>
       </w:rPr>
@@ -10305,12 +10785,14 @@
     </w:tcPr>
     <w:tblStylePr w:type="firstRow">
       <w:rPr>
+        <w:rFonts w:eastAsia="黑体"/>
         <w:b/>
         <w:bCs/>
       </w:rPr>
     </w:tblStylePr>
     <w:tblStylePr w:type="lastRow">
       <w:rPr>
+        <w:rFonts w:eastAsia="黑体"/>
         <w:b/>
         <w:bCs/>
       </w:rPr>
@@ -10323,12 +10805,14 @@
     </w:tblStylePr>
     <w:tblStylePr w:type="firstCol">
       <w:rPr>
+        <w:rFonts w:eastAsia="黑体"/>
         <w:b/>
         <w:bCs/>
       </w:rPr>
     </w:tblStylePr>
     <w:tblStylePr w:type="lastCol">
       <w:rPr>
+        <w:rFonts w:eastAsia="黑体"/>
         <w:b/>
         <w:bCs/>
       </w:rPr>
@@ -10378,12 +10862,14 @@
     </w:tcPr>
     <w:tblStylePr w:type="firstRow">
       <w:rPr>
+        <w:rFonts w:eastAsia="黑体"/>
         <w:b/>
         <w:bCs/>
       </w:rPr>
     </w:tblStylePr>
     <w:tblStylePr w:type="lastRow">
       <w:rPr>
+        <w:rFonts w:eastAsia="黑体"/>
         <w:b/>
         <w:bCs/>
       </w:rPr>
@@ -10396,12 +10882,14 @@
     </w:tblStylePr>
     <w:tblStylePr w:type="firstCol">
       <w:rPr>
+        <w:rFonts w:eastAsia="黑体"/>
         <w:b/>
         <w:bCs/>
       </w:rPr>
     </w:tblStylePr>
     <w:tblStylePr w:type="lastCol">
       <w:rPr>
+        <w:rFonts w:eastAsia="黑体"/>
         <w:b/>
         <w:bCs/>
       </w:rPr>
@@ -10451,12 +10939,14 @@
     </w:tcPr>
     <w:tblStylePr w:type="firstRow">
       <w:rPr>
+        <w:rFonts w:eastAsia="黑体"/>
         <w:b/>
         <w:bCs/>
       </w:rPr>
     </w:tblStylePr>
     <w:tblStylePr w:type="lastRow">
       <w:rPr>
+        <w:rFonts w:eastAsia="黑体"/>
         <w:b/>
         <w:bCs/>
       </w:rPr>
@@ -10469,12 +10959,14 @@
     </w:tblStylePr>
     <w:tblStylePr w:type="firstCol">
       <w:rPr>
+        <w:rFonts w:eastAsia="黑体"/>
         <w:b/>
         <w:bCs/>
       </w:rPr>
     </w:tblStylePr>
     <w:tblStylePr w:type="lastCol">
       <w:rPr>
+        <w:rFonts w:eastAsia="黑体"/>
         <w:b/>
         <w:bCs/>
       </w:rPr>
@@ -10524,12 +11016,14 @@
     </w:tcPr>
     <w:tblStylePr w:type="firstRow">
       <w:rPr>
+        <w:rFonts w:eastAsia="黑体"/>
         <w:b/>
         <w:bCs/>
       </w:rPr>
     </w:tblStylePr>
     <w:tblStylePr w:type="lastRow">
       <w:rPr>
+        <w:rFonts w:eastAsia="黑体"/>
         <w:b/>
         <w:bCs/>
       </w:rPr>
@@ -10542,12 +11036,14 @@
     </w:tblStylePr>
     <w:tblStylePr w:type="firstCol">
       <w:rPr>
+        <w:rFonts w:eastAsia="黑体"/>
         <w:b/>
         <w:bCs/>
       </w:rPr>
     </w:tblStylePr>
     <w:tblStylePr w:type="lastCol">
       <w:rPr>
+        <w:rFonts w:eastAsia="黑体"/>
         <w:b/>
         <w:bCs/>
       </w:rPr>
@@ -10574,7 +11070,7 @@
       <w:spacing w:after="0" w:line="240" w:lineRule="auto"/>
     </w:pPr>
     <w:rPr>
-      <w:rFonts w:asciiTheme="majorHAnsi" w:cstheme="majorBidi" w:eastAsiaTheme="majorEastAsia" w:hAnsiTheme="majorHAnsi"/>
+      <w:rFonts w:asciiTheme="majorHAnsi" w:cstheme="majorBidi" w:hAnsiTheme="majorHAnsi" w:eastAsia="黑体"/>
       <w:color w:themeColor="text1" w:val="000000"/>
     </w:rPr>
     <w:tblPr>
@@ -10601,6 +11097,7 @@
     </w:tcPr>
     <w:tblStylePr w:type="firstRow">
       <w:rPr>
+        <w:rFonts w:eastAsia="黑体"/>
         <w:b/>
         <w:bCs/>
         <w:color w:themeColor="text1" w:val="000000"/>
@@ -10612,6 +11109,7 @@
     </w:tblStylePr>
     <w:tblStylePr w:type="lastRow">
       <w:rPr>
+        <w:rFonts w:eastAsia="黑体"/>
         <w:b/>
         <w:bCs/>
         <w:color w:themeColor="text1" w:val="000000"/>
@@ -10631,6 +11129,7 @@
     </w:tblStylePr>
     <w:tblStylePr w:type="firstCol">
       <w:rPr>
+        <w:rFonts w:eastAsia="黑体"/>
         <w:b/>
         <w:bCs/>
         <w:color w:themeColor="text1" w:val="000000"/>
@@ -10650,6 +11149,7 @@
     </w:tblStylePr>
     <w:tblStylePr w:type="lastCol">
       <w:rPr>
+        <w:rFonts w:eastAsia="黑体"/>
         <w:b w:val="0"/>
         <w:bCs w:val="0"/>
         <w:color w:themeColor="text1" w:val="000000"/>
@@ -10699,7 +11199,7 @@
       <w:spacing w:after="0" w:line="240" w:lineRule="auto"/>
     </w:pPr>
     <w:rPr>
-      <w:rFonts w:asciiTheme="majorHAnsi" w:cstheme="majorBidi" w:eastAsiaTheme="majorEastAsia" w:hAnsiTheme="majorHAnsi"/>
+      <w:rFonts w:asciiTheme="majorHAnsi" w:cstheme="majorBidi" w:hAnsiTheme="majorHAnsi" w:eastAsia="黑体"/>
       <w:color w:themeColor="text1" w:val="000000"/>
     </w:rPr>
     <w:tblPr>
@@ -10726,6 +11226,7 @@
     </w:tcPr>
     <w:tblStylePr w:type="firstRow">
       <w:rPr>
+        <w:rFonts w:eastAsia="黑体"/>
         <w:b/>
         <w:bCs/>
         <w:color w:themeColor="text1" w:val="000000"/>
@@ -10737,6 +11238,7 @@
     </w:tblStylePr>
     <w:tblStylePr w:type="lastRow">
       <w:rPr>
+        <w:rFonts w:eastAsia="黑体"/>
         <w:b/>
         <w:bCs/>
         <w:color w:themeColor="text1" w:val="000000"/>
@@ -10756,6 +11258,7 @@
     </w:tblStylePr>
     <w:tblStylePr w:type="firstCol">
       <w:rPr>
+        <w:rFonts w:eastAsia="黑体"/>
         <w:b/>
         <w:bCs/>
         <w:color w:themeColor="text1" w:val="000000"/>
@@ -10775,6 +11278,7 @@
     </w:tblStylePr>
     <w:tblStylePr w:type="lastCol">
       <w:rPr>
+        <w:rFonts w:eastAsia="黑体"/>
         <w:b w:val="0"/>
         <w:bCs w:val="0"/>
         <w:color w:themeColor="text1" w:val="000000"/>
@@ -10824,7 +11328,7 @@
       <w:spacing w:after="0" w:line="240" w:lineRule="auto"/>
     </w:pPr>
     <w:rPr>
-      <w:rFonts w:asciiTheme="majorHAnsi" w:cstheme="majorBidi" w:eastAsiaTheme="majorEastAsia" w:hAnsiTheme="majorHAnsi"/>
+      <w:rFonts w:asciiTheme="majorHAnsi" w:cstheme="majorBidi" w:hAnsiTheme="majorHAnsi" w:eastAsia="黑体"/>
       <w:color w:themeColor="text1" w:val="000000"/>
     </w:rPr>
     <w:tblPr>
@@ -10851,6 +11355,7 @@
     </w:tcPr>
     <w:tblStylePr w:type="firstRow">
       <w:rPr>
+        <w:rFonts w:eastAsia="黑体"/>
         <w:b/>
         <w:bCs/>
         <w:color w:themeColor="text1" w:val="000000"/>
@@ -10862,6 +11367,7 @@
     </w:tblStylePr>
     <w:tblStylePr w:type="lastRow">
       <w:rPr>
+        <w:rFonts w:eastAsia="黑体"/>
         <w:b/>
         <w:bCs/>
         <w:color w:themeColor="text1" w:val="000000"/>
@@ -10881,6 +11387,7 @@
     </w:tblStylePr>
     <w:tblStylePr w:type="firstCol">
       <w:rPr>
+        <w:rFonts w:eastAsia="黑体"/>
         <w:b/>
         <w:bCs/>
         <w:color w:themeColor="text1" w:val="000000"/>
@@ -10900,6 +11407,7 @@
     </w:tblStylePr>
     <w:tblStylePr w:type="lastCol">
       <w:rPr>
+        <w:rFonts w:eastAsia="黑体"/>
         <w:b w:val="0"/>
         <w:bCs w:val="0"/>
         <w:color w:themeColor="text1" w:val="000000"/>
@@ -10949,7 +11457,7 @@
       <w:spacing w:after="0" w:line="240" w:lineRule="auto"/>
     </w:pPr>
     <w:rPr>
-      <w:rFonts w:asciiTheme="majorHAnsi" w:cstheme="majorBidi" w:eastAsiaTheme="majorEastAsia" w:hAnsiTheme="majorHAnsi"/>
+      <w:rFonts w:asciiTheme="majorHAnsi" w:cstheme="majorBidi" w:hAnsiTheme="majorHAnsi" w:eastAsia="黑体"/>
       <w:color w:themeColor="text1" w:val="000000"/>
     </w:rPr>
     <w:tblPr>
@@ -10976,6 +11484,7 @@
     </w:tcPr>
     <w:tblStylePr w:type="firstRow">
       <w:rPr>
+        <w:rFonts w:eastAsia="黑体"/>
         <w:b/>
         <w:bCs/>
         <w:color w:themeColor="text1" w:val="000000"/>
@@ -10987,6 +11496,7 @@
     </w:tblStylePr>
     <w:tblStylePr w:type="lastRow">
       <w:rPr>
+        <w:rFonts w:eastAsia="黑体"/>
         <w:b/>
         <w:bCs/>
         <w:color w:themeColor="text1" w:val="000000"/>
@@ -11006,6 +11516,7 @@
     </w:tblStylePr>
     <w:tblStylePr w:type="firstCol">
       <w:rPr>
+        <w:rFonts w:eastAsia="黑体"/>
         <w:b/>
         <w:bCs/>
         <w:color w:themeColor="text1" w:val="000000"/>
@@ -11025,6 +11536,7 @@
     </w:tblStylePr>
     <w:tblStylePr w:type="lastCol">
       <w:rPr>
+        <w:rFonts w:eastAsia="黑体"/>
         <w:b w:val="0"/>
         <w:bCs w:val="0"/>
         <w:color w:themeColor="text1" w:val="000000"/>
@@ -11074,7 +11586,7 @@
       <w:spacing w:after="0" w:line="240" w:lineRule="auto"/>
     </w:pPr>
     <w:rPr>
-      <w:rFonts w:asciiTheme="majorHAnsi" w:cstheme="majorBidi" w:eastAsiaTheme="majorEastAsia" w:hAnsiTheme="majorHAnsi"/>
+      <w:rFonts w:asciiTheme="majorHAnsi" w:cstheme="majorBidi" w:hAnsiTheme="majorHAnsi" w:eastAsia="黑体"/>
       <w:color w:themeColor="text1" w:val="000000"/>
     </w:rPr>
     <w:tblPr>
@@ -11101,6 +11613,7 @@
     </w:tcPr>
     <w:tblStylePr w:type="firstRow">
       <w:rPr>
+        <w:rFonts w:eastAsia="黑体"/>
         <w:b/>
         <w:bCs/>
         <w:color w:themeColor="text1" w:val="000000"/>
@@ -11112,6 +11625,7 @@
     </w:tblStylePr>
     <w:tblStylePr w:type="lastRow">
       <w:rPr>
+        <w:rFonts w:eastAsia="黑体"/>
         <w:b/>
         <w:bCs/>
         <w:color w:themeColor="text1" w:val="000000"/>
@@ -11131,6 +11645,7 @@
     </w:tblStylePr>
     <w:tblStylePr w:type="firstCol">
       <w:rPr>
+        <w:rFonts w:eastAsia="黑体"/>
         <w:b/>
         <w:bCs/>
         <w:color w:themeColor="text1" w:val="000000"/>
@@ -11150,6 +11665,7 @@
     </w:tblStylePr>
     <w:tblStylePr w:type="lastCol">
       <w:rPr>
+        <w:rFonts w:eastAsia="黑体"/>
         <w:b w:val="0"/>
         <w:bCs w:val="0"/>
         <w:color w:themeColor="text1" w:val="000000"/>
@@ -11199,7 +11715,7 @@
       <w:spacing w:after="0" w:line="240" w:lineRule="auto"/>
     </w:pPr>
     <w:rPr>
-      <w:rFonts w:asciiTheme="majorHAnsi" w:cstheme="majorBidi" w:eastAsiaTheme="majorEastAsia" w:hAnsiTheme="majorHAnsi"/>
+      <w:rFonts w:asciiTheme="majorHAnsi" w:cstheme="majorBidi" w:hAnsiTheme="majorHAnsi" w:eastAsia="黑体"/>
       <w:color w:themeColor="text1" w:val="000000"/>
     </w:rPr>
     <w:tblPr>
@@ -11226,6 +11742,7 @@
     </w:tcPr>
     <w:tblStylePr w:type="firstRow">
       <w:rPr>
+        <w:rFonts w:eastAsia="黑体"/>
         <w:b/>
         <w:bCs/>
         <w:color w:themeColor="text1" w:val="000000"/>
@@ -11237,6 +11754,7 @@
     </w:tblStylePr>
     <w:tblStylePr w:type="lastRow">
       <w:rPr>
+        <w:rFonts w:eastAsia="黑体"/>
         <w:b/>
         <w:bCs/>
         <w:color w:themeColor="text1" w:val="000000"/>
@@ -11256,6 +11774,7 @@
     </w:tblStylePr>
     <w:tblStylePr w:type="firstCol">
       <w:rPr>
+        <w:rFonts w:eastAsia="黑体"/>
         <w:b/>
         <w:bCs/>
         <w:color w:themeColor="text1" w:val="000000"/>
@@ -11275,6 +11794,7 @@
     </w:tblStylePr>
     <w:tblStylePr w:type="lastCol">
       <w:rPr>
+        <w:rFonts w:eastAsia="黑体"/>
         <w:b w:val="0"/>
         <w:bCs w:val="0"/>
         <w:color w:themeColor="text1" w:val="000000"/>
@@ -11324,7 +11844,7 @@
       <w:spacing w:after="0" w:line="240" w:lineRule="auto"/>
     </w:pPr>
     <w:rPr>
-      <w:rFonts w:asciiTheme="majorHAnsi" w:cstheme="majorBidi" w:eastAsiaTheme="majorEastAsia" w:hAnsiTheme="majorHAnsi"/>
+      <w:rFonts w:asciiTheme="majorHAnsi" w:cstheme="majorBidi" w:hAnsiTheme="majorHAnsi" w:eastAsia="黑体"/>
       <w:color w:themeColor="text1" w:val="000000"/>
     </w:rPr>
     <w:tblPr>
@@ -11351,6 +11871,7 @@
     </w:tcPr>
     <w:tblStylePr w:type="firstRow">
       <w:rPr>
+        <w:rFonts w:eastAsia="黑体"/>
         <w:b/>
         <w:bCs/>
         <w:color w:themeColor="text1" w:val="000000"/>
@@ -11362,6 +11883,7 @@
     </w:tblStylePr>
     <w:tblStylePr w:type="lastRow">
       <w:rPr>
+        <w:rFonts w:eastAsia="黑体"/>
         <w:b/>
         <w:bCs/>
         <w:color w:themeColor="text1" w:val="000000"/>
@@ -11381,6 +11903,7 @@
     </w:tblStylePr>
     <w:tblStylePr w:type="firstCol">
       <w:rPr>
+        <w:rFonts w:eastAsia="黑体"/>
         <w:b/>
         <w:bCs/>
         <w:color w:themeColor="text1" w:val="000000"/>
@@ -11400,6 +11923,7 @@
     </w:tblStylePr>
     <w:tblStylePr w:type="lastCol">
       <w:rPr>
+        <w:rFonts w:eastAsia="黑体"/>
         <w:b w:val="0"/>
         <w:bCs w:val="0"/>
         <w:color w:themeColor="text1" w:val="000000"/>
@@ -11472,6 +11996,7 @@
     </w:tcPr>
     <w:tblStylePr w:type="firstRow">
       <w:rPr>
+        <w:rFonts w:eastAsia="黑体"/>
         <w:b/>
         <w:bCs/>
         <w:i w:val="0"/>
@@ -11493,6 +12018,7 @@
     </w:tblStylePr>
     <w:tblStylePr w:type="lastRow">
       <w:rPr>
+        <w:rFonts w:eastAsia="黑体"/>
         <w:b/>
         <w:bCs/>
         <w:i w:val="0"/>
@@ -11514,6 +12040,7 @@
     </w:tblStylePr>
     <w:tblStylePr w:type="firstCol">
       <w:rPr>
+        <w:rFonts w:eastAsia="黑体"/>
         <w:b/>
         <w:bCs/>
         <w:i w:val="0"/>
@@ -11533,6 +12060,7 @@
     </w:tblStylePr>
     <w:tblStylePr w:type="lastCol">
       <w:rPr>
+        <w:rFonts w:eastAsia="黑体"/>
         <w:b/>
         <w:bCs/>
         <w:i w:val="0"/>
@@ -11613,6 +12141,7 @@
     </w:tcPr>
     <w:tblStylePr w:type="firstRow">
       <w:rPr>
+        <w:rFonts w:eastAsia="黑体"/>
         <w:b/>
         <w:bCs/>
         <w:i w:val="0"/>
@@ -11634,6 +12163,7 @@
     </w:tblStylePr>
     <w:tblStylePr w:type="lastRow">
       <w:rPr>
+        <w:rFonts w:eastAsia="黑体"/>
         <w:b/>
         <w:bCs/>
         <w:i w:val="0"/>
@@ -11655,6 +12185,7 @@
     </w:tblStylePr>
     <w:tblStylePr w:type="firstCol">
       <w:rPr>
+        <w:rFonts w:eastAsia="黑体"/>
         <w:b/>
         <w:bCs/>
         <w:i w:val="0"/>
@@ -11674,6 +12205,7 @@
     </w:tblStylePr>
     <w:tblStylePr w:type="lastCol">
       <w:rPr>
+        <w:rFonts w:eastAsia="黑体"/>
         <w:b/>
         <w:bCs/>
         <w:i w:val="0"/>
@@ -11754,6 +12286,7 @@
     </w:tcPr>
     <w:tblStylePr w:type="firstRow">
       <w:rPr>
+        <w:rFonts w:eastAsia="黑体"/>
         <w:b/>
         <w:bCs/>
         <w:i w:val="0"/>
@@ -11775,6 +12308,7 @@
     </w:tblStylePr>
     <w:tblStylePr w:type="lastRow">
       <w:rPr>
+        <w:rFonts w:eastAsia="黑体"/>
         <w:b/>
         <w:bCs/>
         <w:i w:val="0"/>
@@ -11796,6 +12330,7 @@
     </w:tblStylePr>
     <w:tblStylePr w:type="firstCol">
       <w:rPr>
+        <w:rFonts w:eastAsia="黑体"/>
         <w:b/>
         <w:bCs/>
         <w:i w:val="0"/>
@@ -11815,6 +12350,7 @@
     </w:tblStylePr>
     <w:tblStylePr w:type="lastCol">
       <w:rPr>
+        <w:rFonts w:eastAsia="黑体"/>
         <w:b/>
         <w:bCs/>
         <w:i w:val="0"/>
@@ -11895,6 +12431,7 @@
     </w:tcPr>
     <w:tblStylePr w:type="firstRow">
       <w:rPr>
+        <w:rFonts w:eastAsia="黑体"/>
         <w:b/>
         <w:bCs/>
         <w:i w:val="0"/>
@@ -11916,6 +12453,7 @@
     </w:tblStylePr>
     <w:tblStylePr w:type="lastRow">
       <w:rPr>
+        <w:rFonts w:eastAsia="黑体"/>
         <w:b/>
         <w:bCs/>
         <w:i w:val="0"/>
@@ -11937,6 +12475,7 @@
     </w:tblStylePr>
     <w:tblStylePr w:type="firstCol">
       <w:rPr>
+        <w:rFonts w:eastAsia="黑体"/>
         <w:b/>
         <w:bCs/>
         <w:i w:val="0"/>
@@ -11956,6 +12495,7 @@
     </w:tblStylePr>
     <w:tblStylePr w:type="lastCol">
       <w:rPr>
+        <w:rFonts w:eastAsia="黑体"/>
         <w:b/>
         <w:bCs/>
         <w:i w:val="0"/>
@@ -12036,6 +12576,7 @@
     </w:tcPr>
     <w:tblStylePr w:type="firstRow">
       <w:rPr>
+        <w:rFonts w:eastAsia="黑体"/>
         <w:b/>
         <w:bCs/>
         <w:i w:val="0"/>
@@ -12057,6 +12598,7 @@
     </w:tblStylePr>
     <w:tblStylePr w:type="lastRow">
       <w:rPr>
+        <w:rFonts w:eastAsia="黑体"/>
         <w:b/>
         <w:bCs/>
         <w:i w:val="0"/>
@@ -12078,6 +12620,7 @@
     </w:tblStylePr>
     <w:tblStylePr w:type="firstCol">
       <w:rPr>
+        <w:rFonts w:eastAsia="黑体"/>
         <w:b/>
         <w:bCs/>
         <w:i w:val="0"/>
@@ -12097,6 +12640,7 @@
     </w:tblStylePr>
     <w:tblStylePr w:type="lastCol">
       <w:rPr>
+        <w:rFonts w:eastAsia="黑体"/>
         <w:b/>
         <w:bCs/>
         <w:i w:val="0"/>
@@ -12177,6 +12721,7 @@
     </w:tcPr>
     <w:tblStylePr w:type="firstRow">
       <w:rPr>
+        <w:rFonts w:eastAsia="黑体"/>
         <w:b/>
         <w:bCs/>
         <w:i w:val="0"/>
@@ -12198,6 +12743,7 @@
     </w:tblStylePr>
     <w:tblStylePr w:type="lastRow">
       <w:rPr>
+        <w:rFonts w:eastAsia="黑体"/>
         <w:b/>
         <w:bCs/>
         <w:i w:val="0"/>
@@ -12219,6 +12765,7 @@
     </w:tblStylePr>
     <w:tblStylePr w:type="firstCol">
       <w:rPr>
+        <w:rFonts w:eastAsia="黑体"/>
         <w:b/>
         <w:bCs/>
         <w:i w:val="0"/>
@@ -12238,6 +12785,7 @@
     </w:tblStylePr>
     <w:tblStylePr w:type="lastCol">
       <w:rPr>
+        <w:rFonts w:eastAsia="黑体"/>
         <w:b/>
         <w:bCs/>
         <w:i w:val="0"/>
@@ -12318,6 +12866,7 @@
     </w:tcPr>
     <w:tblStylePr w:type="firstRow">
       <w:rPr>
+        <w:rFonts w:eastAsia="黑体"/>
         <w:b/>
         <w:bCs/>
         <w:i w:val="0"/>
@@ -12339,6 +12888,7 @@
     </w:tblStylePr>
     <w:tblStylePr w:type="lastRow">
       <w:rPr>
+        <w:rFonts w:eastAsia="黑体"/>
         <w:b/>
         <w:bCs/>
         <w:i w:val="0"/>
@@ -12360,6 +12910,7 @@
     </w:tblStylePr>
     <w:tblStylePr w:type="firstCol">
       <w:rPr>
+        <w:rFonts w:eastAsia="黑体"/>
         <w:b/>
         <w:bCs/>
         <w:i w:val="0"/>
@@ -12379,6 +12930,7 @@
     </w:tblStylePr>
     <w:tblStylePr w:type="lastCol">
       <w:rPr>
+        <w:rFonts w:eastAsia="黑体"/>
         <w:b/>
         <w:bCs/>
         <w:i w:val="0"/>
@@ -12436,6 +12988,7 @@
       <w:spacing w:after="0" w:line="240" w:lineRule="auto"/>
     </w:pPr>
     <w:rPr>
+      <w:rFonts w:eastAsia="黑体"/>
       <w:color w:themeColor="background1" w:val="FFFFFF"/>
     </w:rPr>
     <w:tblPr>
@@ -12454,6 +13007,7 @@
     </w:tcPr>
     <w:tblStylePr w:type="firstRow">
       <w:rPr>
+        <w:rFonts w:eastAsia="黑体"/>
         <w:b/>
         <w:bCs/>
       </w:rPr>
@@ -12550,6 +13104,7 @@
       <w:spacing w:after="0" w:line="240" w:lineRule="auto"/>
     </w:pPr>
     <w:rPr>
+      <w:rFonts w:eastAsia="黑体"/>
       <w:color w:themeColor="background1" w:val="FFFFFF"/>
     </w:rPr>
     <w:tblPr>
@@ -12568,6 +13123,7 @@
     </w:tcPr>
     <w:tblStylePr w:type="firstRow">
       <w:rPr>
+        <w:rFonts w:eastAsia="黑体"/>
         <w:b/>
         <w:bCs/>
       </w:rPr>
@@ -12664,6 +13220,7 @@
       <w:spacing w:after="0" w:line="240" w:lineRule="auto"/>
     </w:pPr>
     <w:rPr>
+      <w:rFonts w:eastAsia="黑体"/>
       <w:color w:themeColor="background1" w:val="FFFFFF"/>
     </w:rPr>
     <w:tblPr>
@@ -12682,6 +13239,7 @@
     </w:tcPr>
     <w:tblStylePr w:type="firstRow">
       <w:rPr>
+        <w:rFonts w:eastAsia="黑体"/>
         <w:b/>
         <w:bCs/>
       </w:rPr>
@@ -12778,6 +13336,7 @@
       <w:spacing w:after="0" w:line="240" w:lineRule="auto"/>
     </w:pPr>
     <w:rPr>
+      <w:rFonts w:eastAsia="黑体"/>
       <w:color w:themeColor="background1" w:val="FFFFFF"/>
     </w:rPr>
     <w:tblPr>
@@ -12796,6 +13355,7 @@
     </w:tcPr>
     <w:tblStylePr w:type="firstRow">
       <w:rPr>
+        <w:rFonts w:eastAsia="黑体"/>
         <w:b/>
         <w:bCs/>
       </w:rPr>
@@ -12892,6 +13452,7 @@
       <w:spacing w:after="0" w:line="240" w:lineRule="auto"/>
     </w:pPr>
     <w:rPr>
+      <w:rFonts w:eastAsia="黑体"/>
       <w:color w:themeColor="background1" w:val="FFFFFF"/>
     </w:rPr>
     <w:tblPr>
@@ -12910,6 +13471,7 @@
     </w:tcPr>
     <w:tblStylePr w:type="firstRow">
       <w:rPr>
+        <w:rFonts w:eastAsia="黑体"/>
         <w:b/>
         <w:bCs/>
       </w:rPr>
@@ -13006,6 +13568,7 @@
       <w:spacing w:after="0" w:line="240" w:lineRule="auto"/>
     </w:pPr>
     <w:rPr>
+      <w:rFonts w:eastAsia="黑体"/>
       <w:color w:themeColor="background1" w:val="FFFFFF"/>
     </w:rPr>
     <w:tblPr>
@@ -13024,6 +13587,7 @@
     </w:tcPr>
     <w:tblStylePr w:type="firstRow">
       <w:rPr>
+        <w:rFonts w:eastAsia="黑体"/>
         <w:b/>
         <w:bCs/>
       </w:rPr>
@@ -13120,6 +13684,7 @@
       <w:spacing w:after="0" w:line="240" w:lineRule="auto"/>
     </w:pPr>
     <w:rPr>
+      <w:rFonts w:eastAsia="黑体"/>
       <w:color w:themeColor="background1" w:val="FFFFFF"/>
     </w:rPr>
     <w:tblPr>
@@ -13138,6 +13703,7 @@
     </w:tcPr>
     <w:tblStylePr w:type="firstRow">
       <w:rPr>
+        <w:rFonts w:eastAsia="黑体"/>
         <w:b/>
         <w:bCs/>
       </w:rPr>
@@ -13234,6 +13800,7 @@
       <w:spacing w:after="0" w:line="240" w:lineRule="auto"/>
     </w:pPr>
     <w:rPr>
+      <w:rFonts w:eastAsia="黑体"/>
       <w:color w:themeColor="text1" w:val="000000"/>
     </w:rPr>
     <w:tblPr>
@@ -13260,6 +13827,7 @@
     </w:tcPr>
     <w:tblStylePr w:type="firstRow">
       <w:rPr>
+        <w:rFonts w:eastAsia="黑体"/>
         <w:b/>
         <w:bCs/>
       </w:rPr>
@@ -13278,6 +13846,7 @@
     </w:tblStylePr>
     <w:tblStylePr w:type="lastRow">
       <w:rPr>
+        <w:rFonts w:eastAsia="黑体"/>
         <w:b/>
         <w:bCs/>
         <w:color w:themeColor="background1" w:val="FFFFFF"/>
@@ -13292,6 +13861,7 @@
     </w:tblStylePr>
     <w:tblStylePr w:type="firstCol">
       <w:rPr>
+        <w:rFonts w:eastAsia="黑体"/>
         <w:color w:themeColor="background1" w:val="FFFFFF"/>
       </w:rPr>
       <w:tblPr/>
@@ -13309,6 +13879,7 @@
     </w:tblStylePr>
     <w:tblStylePr w:type="lastCol">
       <w:rPr>
+        <w:rFonts w:eastAsia="黑体"/>
         <w:color w:themeColor="background1" w:val="FFFFFF"/>
       </w:rPr>
       <w:tblPr/>
@@ -13338,11 +13909,13 @@
     </w:tblStylePr>
     <w:tblStylePr w:type="neCell">
       <w:rPr>
+        <w:rFonts w:eastAsia="黑体"/>
         <w:color w:themeColor="text1" w:val="000000"/>
       </w:rPr>
     </w:tblStylePr>
     <w:tblStylePr w:type="nwCell">
       <w:rPr>
+        <w:rFonts w:eastAsia="黑体"/>
         <w:color w:themeColor="text1" w:val="000000"/>
       </w:rPr>
     </w:tblStylePr>
@@ -13356,6 +13929,7 @@
       <w:spacing w:after="0" w:line="240" w:lineRule="auto"/>
     </w:pPr>
     <w:rPr>
+      <w:rFonts w:eastAsia="黑体"/>
       <w:color w:themeColor="text1" w:val="000000"/>
     </w:rPr>
     <w:tblPr>
@@ -13382,6 +13956,7 @@
     </w:tcPr>
     <w:tblStylePr w:type="firstRow">
       <w:rPr>
+        <w:rFonts w:eastAsia="黑体"/>
         <w:b/>
         <w:bCs/>
       </w:rPr>
@@ -13400,6 +13975,7 @@
     </w:tblStylePr>
     <w:tblStylePr w:type="lastRow">
       <w:rPr>
+        <w:rFonts w:eastAsia="黑体"/>
         <w:b/>
         <w:bCs/>
         <w:color w:themeColor="background1" w:val="FFFFFF"/>
@@ -13414,6 +13990,7 @@
     </w:tblStylePr>
     <w:tblStylePr w:type="firstCol">
       <w:rPr>
+        <w:rFonts w:eastAsia="黑体"/>
         <w:color w:themeColor="background1" w:val="FFFFFF"/>
       </w:rPr>
       <w:tblPr/>
@@ -13431,6 +14008,7 @@
     </w:tblStylePr>
     <w:tblStylePr w:type="lastCol">
       <w:rPr>
+        <w:rFonts w:eastAsia="黑体"/>
         <w:color w:themeColor="background1" w:val="FFFFFF"/>
       </w:rPr>
       <w:tblPr/>
@@ -13460,11 +14038,13 @@
     </w:tblStylePr>
     <w:tblStylePr w:type="neCell">
       <w:rPr>
+        <w:rFonts w:eastAsia="黑体"/>
         <w:color w:themeColor="text1" w:val="000000"/>
       </w:rPr>
     </w:tblStylePr>
     <w:tblStylePr w:type="nwCell">
       <w:rPr>
+        <w:rFonts w:eastAsia="黑体"/>
         <w:color w:themeColor="text1" w:val="000000"/>
       </w:rPr>
     </w:tblStylePr>
@@ -13478,6 +14058,7 @@
       <w:spacing w:after="0" w:line="240" w:lineRule="auto"/>
     </w:pPr>
     <w:rPr>
+      <w:rFonts w:eastAsia="黑体"/>
       <w:color w:themeColor="text1" w:val="000000"/>
     </w:rPr>
     <w:tblPr>
@@ -13504,6 +14085,7 @@
     </w:tcPr>
     <w:tblStylePr w:type="firstRow">
       <w:rPr>
+        <w:rFonts w:eastAsia="黑体"/>
         <w:b/>
         <w:bCs/>
       </w:rPr>
@@ -13522,6 +14104,7 @@
     </w:tblStylePr>
     <w:tblStylePr w:type="lastRow">
       <w:rPr>
+        <w:rFonts w:eastAsia="黑体"/>
         <w:b/>
         <w:bCs/>
         <w:color w:themeColor="background1" w:val="FFFFFF"/>
@@ -13536,6 +14119,7 @@
     </w:tblStylePr>
     <w:tblStylePr w:type="firstCol">
       <w:rPr>
+        <w:rFonts w:eastAsia="黑体"/>
         <w:color w:themeColor="background1" w:val="FFFFFF"/>
       </w:rPr>
       <w:tblPr/>
@@ -13553,6 +14137,7 @@
     </w:tblStylePr>
     <w:tblStylePr w:type="lastCol">
       <w:rPr>
+        <w:rFonts w:eastAsia="黑体"/>
         <w:color w:themeColor="background1" w:val="FFFFFF"/>
       </w:rPr>
       <w:tblPr/>
@@ -13582,11 +14167,13 @@
     </w:tblStylePr>
     <w:tblStylePr w:type="neCell">
       <w:rPr>
+        <w:rFonts w:eastAsia="黑体"/>
         <w:color w:themeColor="text1" w:val="000000"/>
       </w:rPr>
     </w:tblStylePr>
     <w:tblStylePr w:type="nwCell">
       <w:rPr>
+        <w:rFonts w:eastAsia="黑体"/>
         <w:color w:themeColor="text1" w:val="000000"/>
       </w:rPr>
     </w:tblStylePr>
@@ -13600,6 +14187,7 @@
       <w:spacing w:after="0" w:line="240" w:lineRule="auto"/>
     </w:pPr>
     <w:rPr>
+      <w:rFonts w:eastAsia="黑体"/>
       <w:color w:themeColor="text1" w:val="000000"/>
     </w:rPr>
     <w:tblPr>
@@ -13626,6 +14214,7 @@
     </w:tcPr>
     <w:tblStylePr w:type="firstRow">
       <w:rPr>
+        <w:rFonts w:eastAsia="黑体"/>
         <w:b/>
         <w:bCs/>
       </w:rPr>
@@ -13644,6 +14233,7 @@
     </w:tblStylePr>
     <w:tblStylePr w:type="lastRow">
       <w:rPr>
+        <w:rFonts w:eastAsia="黑体"/>
         <w:b/>
         <w:bCs/>
         <w:color w:themeColor="background1" w:val="FFFFFF"/>
@@ -13658,6 +14248,7 @@
     </w:tblStylePr>
     <w:tblStylePr w:type="firstCol">
       <w:rPr>
+        <w:rFonts w:eastAsia="黑体"/>
         <w:color w:themeColor="background1" w:val="FFFFFF"/>
       </w:rPr>
       <w:tblPr/>
@@ -13675,6 +14266,7 @@
     </w:tblStylePr>
     <w:tblStylePr w:type="lastCol">
       <w:rPr>
+        <w:rFonts w:eastAsia="黑体"/>
         <w:color w:themeColor="background1" w:val="FFFFFF"/>
       </w:rPr>
       <w:tblPr/>
@@ -13712,6 +14304,7 @@
       <w:spacing w:after="0" w:line="240" w:lineRule="auto"/>
     </w:pPr>
     <w:rPr>
+      <w:rFonts w:eastAsia="黑体"/>
       <w:color w:themeColor="text1" w:val="000000"/>
     </w:rPr>
     <w:tblPr>
@@ -13738,6 +14331,7 @@
     </w:tcPr>
     <w:tblStylePr w:type="firstRow">
       <w:rPr>
+        <w:rFonts w:eastAsia="黑体"/>
         <w:b/>
         <w:bCs/>
       </w:rPr>
@@ -13756,6 +14350,7 @@
     </w:tblStylePr>
     <w:tblStylePr w:type="lastRow">
       <w:rPr>
+        <w:rFonts w:eastAsia="黑体"/>
         <w:b/>
         <w:bCs/>
         <w:color w:themeColor="background1" w:val="FFFFFF"/>
@@ -13770,6 +14365,7 @@
     </w:tblStylePr>
     <w:tblStylePr w:type="firstCol">
       <w:rPr>
+        <w:rFonts w:eastAsia="黑体"/>
         <w:color w:themeColor="background1" w:val="FFFFFF"/>
       </w:rPr>
       <w:tblPr/>
@@ -13787,6 +14383,7 @@
     </w:tblStylePr>
     <w:tblStylePr w:type="lastCol">
       <w:rPr>
+        <w:rFonts w:eastAsia="黑体"/>
         <w:color w:themeColor="background1" w:val="FFFFFF"/>
       </w:rPr>
       <w:tblPr/>
@@ -13816,11 +14413,13 @@
     </w:tblStylePr>
     <w:tblStylePr w:type="neCell">
       <w:rPr>
+        <w:rFonts w:eastAsia="黑体"/>
         <w:color w:themeColor="text1" w:val="000000"/>
       </w:rPr>
     </w:tblStylePr>
     <w:tblStylePr w:type="nwCell">
       <w:rPr>
+        <w:rFonts w:eastAsia="黑体"/>
         <w:color w:themeColor="text1" w:val="000000"/>
       </w:rPr>
     </w:tblStylePr>
@@ -13834,6 +14433,7 @@
       <w:spacing w:after="0" w:line="240" w:lineRule="auto"/>
     </w:pPr>
     <w:rPr>
+      <w:rFonts w:eastAsia="黑体"/>
       <w:color w:themeColor="text1" w:val="000000"/>
     </w:rPr>
     <w:tblPr>
@@ -13860,6 +14460,7 @@
     </w:tcPr>
     <w:tblStylePr w:type="firstRow">
       <w:rPr>
+        <w:rFonts w:eastAsia="黑体"/>
         <w:b/>
         <w:bCs/>
       </w:rPr>
@@ -13878,6 +14479,7 @@
     </w:tblStylePr>
     <w:tblStylePr w:type="lastRow">
       <w:rPr>
+        <w:rFonts w:eastAsia="黑体"/>
         <w:b/>
         <w:bCs/>
         <w:color w:themeColor="background1" w:val="FFFFFF"/>
@@ -13892,6 +14494,7 @@
     </w:tblStylePr>
     <w:tblStylePr w:type="firstCol">
       <w:rPr>
+        <w:rFonts w:eastAsia="黑体"/>
         <w:color w:themeColor="background1" w:val="FFFFFF"/>
       </w:rPr>
       <w:tblPr/>
@@ -13909,6 +14512,7 @@
     </w:tblStylePr>
     <w:tblStylePr w:type="lastCol">
       <w:rPr>
+        <w:rFonts w:eastAsia="黑体"/>
         <w:color w:themeColor="background1" w:val="FFFFFF"/>
       </w:rPr>
       <w:tblPr/>
@@ -13938,11 +14542,13 @@
     </w:tblStylePr>
     <w:tblStylePr w:type="neCell">
       <w:rPr>
+        <w:rFonts w:eastAsia="黑体"/>
         <w:color w:themeColor="text1" w:val="000000"/>
       </w:rPr>
     </w:tblStylePr>
     <w:tblStylePr w:type="nwCell">
       <w:rPr>
+        <w:rFonts w:eastAsia="黑体"/>
         <w:color w:themeColor="text1" w:val="000000"/>
       </w:rPr>
     </w:tblStylePr>
@@ -13956,6 +14562,7 @@
       <w:spacing w:after="0" w:line="240" w:lineRule="auto"/>
     </w:pPr>
     <w:rPr>
+      <w:rFonts w:eastAsia="黑体"/>
       <w:color w:themeColor="text1" w:val="000000"/>
     </w:rPr>
     <w:tblPr>
@@ -13982,6 +14589,7 @@
     </w:tcPr>
     <w:tblStylePr w:type="firstRow">
       <w:rPr>
+        <w:rFonts w:eastAsia="黑体"/>
         <w:b/>
         <w:bCs/>
       </w:rPr>
@@ -14000,6 +14608,7 @@
     </w:tblStylePr>
     <w:tblStylePr w:type="lastRow">
       <w:rPr>
+        <w:rFonts w:eastAsia="黑体"/>
         <w:b/>
         <w:bCs/>
         <w:color w:themeColor="background1" w:val="FFFFFF"/>
@@ -14014,6 +14623,7 @@
     </w:tblStylePr>
     <w:tblStylePr w:type="firstCol">
       <w:rPr>
+        <w:rFonts w:eastAsia="黑体"/>
         <w:color w:themeColor="background1" w:val="FFFFFF"/>
       </w:rPr>
       <w:tblPr/>
@@ -14031,6 +14641,7 @@
     </w:tblStylePr>
     <w:tblStylePr w:type="lastCol">
       <w:rPr>
+        <w:rFonts w:eastAsia="黑体"/>
         <w:color w:themeColor="background1" w:val="FFFFFF"/>
       </w:rPr>
       <w:tblPr/>
@@ -14060,11 +14671,13 @@
     </w:tblStylePr>
     <w:tblStylePr w:type="neCell">
       <w:rPr>
+        <w:rFonts w:eastAsia="黑体"/>
         <w:color w:themeColor="text1" w:val="000000"/>
       </w:rPr>
     </w:tblStylePr>
     <w:tblStylePr w:type="nwCell">
       <w:rPr>
+        <w:rFonts w:eastAsia="黑体"/>
         <w:color w:themeColor="text1" w:val="000000"/>
       </w:rPr>
     </w:tblStylePr>
@@ -14078,6 +14691,7 @@
       <w:spacing w:after="0" w:line="240" w:lineRule="auto"/>
     </w:pPr>
     <w:rPr>
+      <w:rFonts w:eastAsia="黑体"/>
       <w:color w:themeColor="text1" w:val="000000"/>
     </w:rPr>
     <w:tblPr>
@@ -14096,6 +14710,7 @@
     </w:tcPr>
     <w:tblStylePr w:type="firstRow">
       <w:rPr>
+        <w:rFonts w:eastAsia="黑体"/>
         <w:b/>
         <w:bCs/>
         <w:color w:themeColor="background1" w:val="FFFFFF"/>
@@ -14110,6 +14725,7 @@
     </w:tblStylePr>
     <w:tblStylePr w:type="lastRow">
       <w:rPr>
+        <w:rFonts w:eastAsia="黑体"/>
         <w:b/>
         <w:bCs/>
         <w:color w:themeColor="accent2" w:themeShade="CC" w:val="9E3A38"/>
@@ -14124,12 +14740,14 @@
     </w:tblStylePr>
     <w:tblStylePr w:type="firstCol">
       <w:rPr>
+        <w:rFonts w:eastAsia="黑体"/>
         <w:b/>
         <w:bCs/>
       </w:rPr>
     </w:tblStylePr>
     <w:tblStylePr w:type="lastCol">
       <w:rPr>
+        <w:rFonts w:eastAsia="黑体"/>
         <w:b/>
         <w:bCs/>
       </w:rPr>
@@ -14164,6 +14782,7 @@
       <w:spacing w:after="0" w:line="240" w:lineRule="auto"/>
     </w:pPr>
     <w:rPr>
+      <w:rFonts w:eastAsia="黑体"/>
       <w:color w:themeColor="text1" w:val="000000"/>
     </w:rPr>
     <w:tblPr>
@@ -14182,6 +14801,7 @@
     </w:tcPr>
     <w:tblStylePr w:type="firstRow">
       <w:rPr>
+        <w:rFonts w:eastAsia="黑体"/>
         <w:b/>
         <w:bCs/>
         <w:color w:themeColor="background1" w:val="FFFFFF"/>
@@ -14196,6 +14816,7 @@
     </w:tblStylePr>
     <w:tblStylePr w:type="lastRow">
       <w:rPr>
+        <w:rFonts w:eastAsia="黑体"/>
         <w:b/>
         <w:bCs/>
         <w:color w:themeColor="accent2" w:themeShade="CC" w:val="9E3A38"/>
@@ -14210,12 +14831,14 @@
     </w:tblStylePr>
     <w:tblStylePr w:type="firstCol">
       <w:rPr>
+        <w:rFonts w:eastAsia="黑体"/>
         <w:b/>
         <w:bCs/>
       </w:rPr>
     </w:tblStylePr>
     <w:tblStylePr w:type="lastCol">
       <w:rPr>
+        <w:rFonts w:eastAsia="黑体"/>
         <w:b/>
         <w:bCs/>
       </w:rPr>
@@ -14250,6 +14873,7 @@
       <w:spacing w:after="0" w:line="240" w:lineRule="auto"/>
     </w:pPr>
     <w:rPr>
+      <w:rFonts w:eastAsia="黑体"/>
       <w:color w:themeColor="text1" w:val="000000"/>
     </w:rPr>
     <w:tblPr>
@@ -14268,6 +14892,7 @@
     </w:tcPr>
     <w:tblStylePr w:type="firstRow">
       <w:rPr>
+        <w:rFonts w:eastAsia="黑体"/>
         <w:b/>
         <w:bCs/>
         <w:color w:themeColor="background1" w:val="FFFFFF"/>
@@ -14282,6 +14907,7 @@
     </w:tblStylePr>
     <w:tblStylePr w:type="lastRow">
       <w:rPr>
+        <w:rFonts w:eastAsia="黑体"/>
         <w:b/>
         <w:bCs/>
         <w:color w:themeColor="accent2" w:themeShade="CC" w:val="9E3A38"/>
@@ -14296,12 +14922,14 @@
     </w:tblStylePr>
     <w:tblStylePr w:type="firstCol">
       <w:rPr>
+        <w:rFonts w:eastAsia="黑体"/>
         <w:b/>
         <w:bCs/>
       </w:rPr>
     </w:tblStylePr>
     <w:tblStylePr w:type="lastCol">
       <w:rPr>
+        <w:rFonts w:eastAsia="黑体"/>
         <w:b/>
         <w:bCs/>
       </w:rPr>
@@ -14336,6 +14964,7 @@
       <w:spacing w:after="0" w:line="240" w:lineRule="auto"/>
     </w:pPr>
     <w:rPr>
+      <w:rFonts w:eastAsia="黑体"/>
       <w:color w:themeColor="text1" w:val="000000"/>
     </w:rPr>
     <w:tblPr>
@@ -14354,6 +14983,7 @@
     </w:tcPr>
     <w:tblStylePr w:type="firstRow">
       <w:rPr>
+        <w:rFonts w:eastAsia="黑体"/>
         <w:b/>
         <w:bCs/>
         <w:color w:themeColor="background1" w:val="FFFFFF"/>
@@ -14368,6 +14998,7 @@
     </w:tblStylePr>
     <w:tblStylePr w:type="lastRow">
       <w:rPr>
+        <w:rFonts w:eastAsia="黑体"/>
         <w:b/>
         <w:bCs/>
         <w:color w:themeColor="accent4" w:themeShade="CC" w:val="664E82"/>
@@ -14382,12 +15013,14 @@
     </w:tblStylePr>
     <w:tblStylePr w:type="firstCol">
       <w:rPr>
+        <w:rFonts w:eastAsia="黑体"/>
         <w:b/>
         <w:bCs/>
       </w:rPr>
     </w:tblStylePr>
     <w:tblStylePr w:type="lastCol">
       <w:rPr>
+        <w:rFonts w:eastAsia="黑体"/>
         <w:b/>
         <w:bCs/>
       </w:rPr>
@@ -14422,6 +15055,7 @@
       <w:spacing w:after="0" w:line="240" w:lineRule="auto"/>
     </w:pPr>
     <w:rPr>
+      <w:rFonts w:eastAsia="黑体"/>
       <w:color w:themeColor="text1" w:val="000000"/>
     </w:rPr>
     <w:tblPr>
@@ -14440,6 +15074,7 @@
     </w:tcPr>
     <w:tblStylePr w:type="firstRow">
       <w:rPr>
+        <w:rFonts w:eastAsia="黑体"/>
         <w:b/>
         <w:bCs/>
         <w:color w:themeColor="background1" w:val="FFFFFF"/>
@@ -14454,6 +15089,7 @@
     </w:tblStylePr>
     <w:tblStylePr w:type="lastRow">
       <w:rPr>
+        <w:rFonts w:eastAsia="黑体"/>
         <w:b/>
         <w:bCs/>
         <w:color w:themeColor="accent3" w:themeShade="CC" w:val="7E9C40"/>
@@ -14468,12 +15104,14 @@
     </w:tblStylePr>
     <w:tblStylePr w:type="firstCol">
       <w:rPr>
+        <w:rFonts w:eastAsia="黑体"/>
         <w:b/>
         <w:bCs/>
       </w:rPr>
     </w:tblStylePr>
     <w:tblStylePr w:type="lastCol">
       <w:rPr>
+        <w:rFonts w:eastAsia="黑体"/>
         <w:b/>
         <w:bCs/>
       </w:rPr>
@@ -14508,6 +15146,7 @@
       <w:spacing w:after="0" w:line="240" w:lineRule="auto"/>
     </w:pPr>
     <w:rPr>
+      <w:rFonts w:eastAsia="黑体"/>
       <w:color w:themeColor="text1" w:val="000000"/>
     </w:rPr>
     <w:tblPr>
@@ -14526,6 +15165,7 @@
     </w:tcPr>
     <w:tblStylePr w:type="firstRow">
       <w:rPr>
+        <w:rFonts w:eastAsia="黑体"/>
         <w:b/>
         <w:bCs/>
         <w:color w:themeColor="background1" w:val="FFFFFF"/>
@@ -14540,6 +15180,7 @@
     </w:tblStylePr>
     <w:tblStylePr w:type="lastRow">
       <w:rPr>
+        <w:rFonts w:eastAsia="黑体"/>
         <w:b/>
         <w:bCs/>
         <w:color w:themeColor="accent6" w:themeShade="CC" w:val="F2730A"/>
@@ -14554,12 +15195,14 @@
     </w:tblStylePr>
     <w:tblStylePr w:type="firstCol">
       <w:rPr>
+        <w:rFonts w:eastAsia="黑体"/>
         <w:b/>
         <w:bCs/>
       </w:rPr>
     </w:tblStylePr>
     <w:tblStylePr w:type="lastCol">
       <w:rPr>
+        <w:rFonts w:eastAsia="黑体"/>
         <w:b/>
         <w:bCs/>
       </w:rPr>
@@ -14594,6 +15237,7 @@
       <w:spacing w:after="0" w:line="240" w:lineRule="auto"/>
     </w:pPr>
     <w:rPr>
+      <w:rFonts w:eastAsia="黑体"/>
       <w:color w:themeColor="text1" w:val="000000"/>
     </w:rPr>
     <w:tblPr>
@@ -14612,6 +15256,7 @@
     </w:tcPr>
     <w:tblStylePr w:type="firstRow">
       <w:rPr>
+        <w:rFonts w:eastAsia="黑体"/>
         <w:b/>
         <w:bCs/>
         <w:color w:themeColor="background1" w:val="FFFFFF"/>
@@ -14626,6 +15271,7 @@
     </w:tblStylePr>
     <w:tblStylePr w:type="lastRow">
       <w:rPr>
+        <w:rFonts w:eastAsia="黑体"/>
         <w:b/>
         <w:bCs/>
         <w:color w:themeColor="accent5" w:themeShade="CC" w:val="348DA5"/>
@@ -14640,12 +15286,14 @@
     </w:tblStylePr>
     <w:tblStylePr w:type="firstCol">
       <w:rPr>
+        <w:rFonts w:eastAsia="黑体"/>
         <w:b/>
         <w:bCs/>
       </w:rPr>
     </w:tblStylePr>
     <w:tblStylePr w:type="lastCol">
       <w:rPr>
+        <w:rFonts w:eastAsia="黑体"/>
         <w:b/>
         <w:bCs/>
       </w:rPr>
@@ -14680,6 +15328,7 @@
       <w:spacing w:after="0" w:line="240" w:lineRule="auto"/>
     </w:pPr>
     <w:rPr>
+      <w:rFonts w:eastAsia="黑体"/>
       <w:color w:themeColor="text1" w:val="000000"/>
     </w:rPr>
     <w:tblPr>
@@ -14701,6 +15350,7 @@
     </w:tcPr>
     <w:tblStylePr w:type="firstRow">
       <w:rPr>
+        <w:rFonts w:eastAsia="黑体"/>
         <w:b/>
         <w:bCs/>
       </w:rPr>
@@ -14711,6 +15361,7 @@
     </w:tblStylePr>
     <w:tblStylePr w:type="lastRow">
       <w:rPr>
+        <w:rFonts w:eastAsia="黑体"/>
         <w:b/>
         <w:bCs/>
         <w:color w:themeColor="text1" w:val="000000"/>
@@ -14722,6 +15373,7 @@
     </w:tblStylePr>
     <w:tblStylePr w:type="firstCol">
       <w:rPr>
+        <w:rFonts w:eastAsia="黑体"/>
         <w:color w:themeColor="background1" w:val="FFFFFF"/>
       </w:rPr>
       <w:tblPr/>
@@ -14731,6 +15383,7 @@
     </w:tblStylePr>
     <w:tblStylePr w:type="lastCol">
       <w:rPr>
+        <w:rFonts w:eastAsia="黑体"/>
         <w:color w:themeColor="background1" w:val="FFFFFF"/>
       </w:rPr>
       <w:tblPr/>
@@ -14760,6 +15413,7 @@
       <w:spacing w:after="0" w:line="240" w:lineRule="auto"/>
     </w:pPr>
     <w:rPr>
+      <w:rFonts w:eastAsia="黑体"/>
       <w:color w:themeColor="text1" w:val="000000"/>
     </w:rPr>
     <w:tblPr>
@@ -14781,6 +15435,7 @@
     </w:tcPr>
     <w:tblStylePr w:type="firstRow">
       <w:rPr>
+        <w:rFonts w:eastAsia="黑体"/>
         <w:b/>
         <w:bCs/>
       </w:rPr>
@@ -14791,6 +15446,7 @@
     </w:tblStylePr>
     <w:tblStylePr w:type="lastRow">
       <w:rPr>
+        <w:rFonts w:eastAsia="黑体"/>
         <w:b/>
         <w:bCs/>
         <w:color w:themeColor="text1" w:val="000000"/>
@@ -14802,6 +15458,7 @@
     </w:tblStylePr>
     <w:tblStylePr w:type="firstCol">
       <w:rPr>
+        <w:rFonts w:eastAsia="黑体"/>
         <w:color w:themeColor="background1" w:val="FFFFFF"/>
       </w:rPr>
       <w:tblPr/>
@@ -14811,6 +15468,7 @@
     </w:tblStylePr>
     <w:tblStylePr w:type="lastCol">
       <w:rPr>
+        <w:rFonts w:eastAsia="黑体"/>
         <w:color w:themeColor="background1" w:val="FFFFFF"/>
       </w:rPr>
       <w:tblPr/>
@@ -14840,6 +15498,7 @@
       <w:spacing w:after="0" w:line="240" w:lineRule="auto"/>
     </w:pPr>
     <w:rPr>
+      <w:rFonts w:eastAsia="黑体"/>
       <w:color w:themeColor="text1" w:val="000000"/>
     </w:rPr>
     <w:tblPr>
@@ -14861,6 +15520,7 @@
     </w:tcPr>
     <w:tblStylePr w:type="firstRow">
       <w:rPr>
+        <w:rFonts w:eastAsia="黑体"/>
         <w:b/>
         <w:bCs/>
       </w:rPr>
@@ -14871,6 +15531,7 @@
     </w:tblStylePr>
     <w:tblStylePr w:type="lastRow">
       <w:rPr>
+        <w:rFonts w:eastAsia="黑体"/>
         <w:b/>
         <w:bCs/>
         <w:color w:themeColor="text1" w:val="000000"/>
@@ -14882,6 +15543,7 @@
     </w:tblStylePr>
     <w:tblStylePr w:type="firstCol">
       <w:rPr>
+        <w:rFonts w:eastAsia="黑体"/>
         <w:color w:themeColor="background1" w:val="FFFFFF"/>
       </w:rPr>
       <w:tblPr/>
@@ -14891,6 +15553,7 @@
     </w:tblStylePr>
     <w:tblStylePr w:type="lastCol">
       <w:rPr>
+        <w:rFonts w:eastAsia="黑体"/>
         <w:color w:themeColor="background1" w:val="FFFFFF"/>
       </w:rPr>
       <w:tblPr/>
@@ -14920,6 +15583,7 @@
       <w:spacing w:after="0" w:line="240" w:lineRule="auto"/>
     </w:pPr>
     <w:rPr>
+      <w:rFonts w:eastAsia="黑体"/>
       <w:color w:themeColor="text1" w:val="000000"/>
     </w:rPr>
     <w:tblPr>
@@ -14941,6 +15605,7 @@
     </w:tcPr>
     <w:tblStylePr w:type="firstRow">
       <w:rPr>
+        <w:rFonts w:eastAsia="黑体"/>
         <w:b/>
         <w:bCs/>
       </w:rPr>
@@ -14951,6 +15616,7 @@
     </w:tblStylePr>
     <w:tblStylePr w:type="lastRow">
       <w:rPr>
+        <w:rFonts w:eastAsia="黑体"/>
         <w:b/>
         <w:bCs/>
         <w:color w:themeColor="text1" w:val="000000"/>
@@ -14962,6 +15628,7 @@
     </w:tblStylePr>
     <w:tblStylePr w:type="firstCol">
       <w:rPr>
+        <w:rFonts w:eastAsia="黑体"/>
         <w:color w:themeColor="background1" w:val="FFFFFF"/>
       </w:rPr>
       <w:tblPr/>
@@ -14971,6 +15638,7 @@
     </w:tblStylePr>
     <w:tblStylePr w:type="lastCol">
       <w:rPr>
+        <w:rFonts w:eastAsia="黑体"/>
         <w:color w:themeColor="background1" w:val="FFFFFF"/>
       </w:rPr>
       <w:tblPr/>
@@ -15000,6 +15668,7 @@
       <w:spacing w:after="0" w:line="240" w:lineRule="auto"/>
     </w:pPr>
     <w:rPr>
+      <w:rFonts w:eastAsia="黑体"/>
       <w:color w:themeColor="text1" w:val="000000"/>
     </w:rPr>
     <w:tblPr>
@@ -15021,6 +15690,7 @@
     </w:tcPr>
     <w:tblStylePr w:type="firstRow">
       <w:rPr>
+        <w:rFonts w:eastAsia="黑体"/>
         <w:b/>
         <w:bCs/>
       </w:rPr>
@@ -15031,6 +15701,7 @@
     </w:tblStylePr>
     <w:tblStylePr w:type="lastRow">
       <w:rPr>
+        <w:rFonts w:eastAsia="黑体"/>
         <w:b/>
         <w:bCs/>
         <w:color w:themeColor="text1" w:val="000000"/>
@@ -15042,6 +15713,7 @@
     </w:tblStylePr>
     <w:tblStylePr w:type="firstCol">
       <w:rPr>
+        <w:rFonts w:eastAsia="黑体"/>
         <w:color w:themeColor="background1" w:val="FFFFFF"/>
       </w:rPr>
       <w:tblPr/>
@@ -15051,6 +15723,7 @@
     </w:tblStylePr>
     <w:tblStylePr w:type="lastCol">
       <w:rPr>
+        <w:rFonts w:eastAsia="黑体"/>
         <w:color w:themeColor="background1" w:val="FFFFFF"/>
       </w:rPr>
       <w:tblPr/>
@@ -15080,6 +15753,7 @@
       <w:spacing w:after="0" w:line="240" w:lineRule="auto"/>
     </w:pPr>
     <w:rPr>
+      <w:rFonts w:eastAsia="黑体"/>
       <w:color w:themeColor="text1" w:val="000000"/>
     </w:rPr>
     <w:tblPr>
@@ -15101,6 +15775,7 @@
     </w:tcPr>
     <w:tblStylePr w:type="firstRow">
       <w:rPr>
+        <w:rFonts w:eastAsia="黑体"/>
         <w:b/>
         <w:bCs/>
       </w:rPr>
@@ -15111,6 +15786,7 @@
     </w:tblStylePr>
     <w:tblStylePr w:type="lastRow">
       <w:rPr>
+        <w:rFonts w:eastAsia="黑体"/>
         <w:b/>
         <w:bCs/>
         <w:color w:themeColor="text1" w:val="000000"/>
@@ -15122,6 +15798,7 @@
     </w:tblStylePr>
     <w:tblStylePr w:type="firstCol">
       <w:rPr>
+        <w:rFonts w:eastAsia="黑体"/>
         <w:color w:themeColor="background1" w:val="FFFFFF"/>
       </w:rPr>
       <w:tblPr/>
@@ -15131,6 +15808,7 @@
     </w:tblStylePr>
     <w:tblStylePr w:type="lastCol">
       <w:rPr>
+        <w:rFonts w:eastAsia="黑体"/>
         <w:color w:themeColor="background1" w:val="FFFFFF"/>
       </w:rPr>
       <w:tblPr/>
@@ -15160,6 +15838,7 @@
       <w:spacing w:after="0" w:line="240" w:lineRule="auto"/>
     </w:pPr>
     <w:rPr>
+      <w:rFonts w:eastAsia="黑体"/>
       <w:color w:themeColor="text1" w:val="000000"/>
     </w:rPr>
     <w:tblPr>
@@ -15181,6 +15860,7 @@
     </w:tcPr>
     <w:tblStylePr w:type="firstRow">
       <w:rPr>
+        <w:rFonts w:eastAsia="黑体"/>
         <w:b/>
         <w:bCs/>
       </w:rPr>
@@ -15191,6 +15871,7 @@
     </w:tblStylePr>
     <w:tblStylePr w:type="lastRow">
       <w:rPr>
+        <w:rFonts w:eastAsia="黑体"/>
         <w:b/>
         <w:bCs/>
         <w:color w:themeColor="text1" w:val="000000"/>
@@ -15202,6 +15883,7 @@
     </w:tblStylePr>
     <w:tblStylePr w:type="firstCol">
       <w:rPr>
+        <w:rFonts w:eastAsia="黑体"/>
         <w:color w:themeColor="background1" w:val="FFFFFF"/>
       </w:rPr>
       <w:tblPr/>
@@ -15211,6 +15893,7 @@
     </w:tblStylePr>
     <w:tblStylePr w:type="lastCol">
       <w:rPr>
+        <w:rFonts w:eastAsia="黑体"/>
         <w:color w:themeColor="background1" w:val="FFFFFF"/>
       </w:rPr>
       <w:tblPr/>
@@ -15243,6 +15926,7 @@
     <w:name w:val="KeywordTok"/>
     <w:basedOn w:val="VerbatimChar"/>
     <w:rPr>
+      <w:rFonts w:eastAsia="黑体"/>
       <w:b/>
       <w:color w:val="007020"/>
     </w:rPr>
@@ -15251,6 +15935,7 @@
     <w:name w:val="DataTypeTok"/>
     <w:basedOn w:val="VerbatimChar"/>
     <w:rPr>
+      <w:rFonts w:eastAsia="黑体"/>
       <w:color w:val="902000"/>
     </w:rPr>
   </w:style>
@@ -15258,6 +15943,7 @@
     <w:name w:val="DecValTok"/>
     <w:basedOn w:val="VerbatimChar"/>
     <w:rPr>
+      <w:rFonts w:eastAsia="黑体"/>
       <w:color w:val="40a070"/>
     </w:rPr>
   </w:style>
@@ -15265,6 +15951,7 @@
     <w:name w:val="BaseNTok"/>
     <w:basedOn w:val="VerbatimChar"/>
     <w:rPr>
+      <w:rFonts w:eastAsia="黑体"/>
       <w:color w:val="40a070"/>
     </w:rPr>
   </w:style>
@@ -15272,6 +15959,7 @@
     <w:name w:val="FloatTok"/>
     <w:basedOn w:val="VerbatimChar"/>
     <w:rPr>
+      <w:rFonts w:eastAsia="黑体"/>
       <w:color w:val="40a070"/>
     </w:rPr>
   </w:style>
@@ -15279,6 +15967,7 @@
     <w:name w:val="ConstantTok"/>
     <w:basedOn w:val="VerbatimChar"/>
     <w:rPr>
+      <w:rFonts w:eastAsia="黑体"/>
       <w:color w:val="880000"/>
     </w:rPr>
   </w:style>
@@ -15286,6 +15975,7 @@
     <w:name w:val="CharTok"/>
     <w:basedOn w:val="VerbatimChar"/>
     <w:rPr>
+      <w:rFonts w:eastAsia="黑体"/>
       <w:color w:val="4070a0"/>
     </w:rPr>
   </w:style>
@@ -15293,6 +15983,7 @@
     <w:name w:val="SpecialCharTok"/>
     <w:basedOn w:val="VerbatimChar"/>
     <w:rPr>
+      <w:rFonts w:eastAsia="黑体"/>
       <w:color w:val="4070a0"/>
     </w:rPr>
   </w:style>
@@ -15300,6 +15991,7 @@
     <w:name w:val="StringTok"/>
     <w:basedOn w:val="VerbatimChar"/>
     <w:rPr>
+      <w:rFonts w:eastAsia="黑体"/>
       <w:color w:val="4070a0"/>
     </w:rPr>
   </w:style>
@@ -15307,6 +15999,7 @@
     <w:name w:val="VerbatimStringTok"/>
     <w:basedOn w:val="VerbatimChar"/>
     <w:rPr>
+      <w:rFonts w:eastAsia="黑体"/>
       <w:color w:val="4070a0"/>
     </w:rPr>
   </w:style>
@@ -15314,6 +16007,7 @@
     <w:name w:val="SpecialStringTok"/>
     <w:basedOn w:val="VerbatimChar"/>
     <w:rPr>
+      <w:rFonts w:eastAsia="黑体"/>
       <w:color w:val="bb6688"/>
     </w:rPr>
   </w:style>
@@ -15321,6 +16015,7 @@
     <w:name w:val="ImportTok"/>
     <w:basedOn w:val="VerbatimChar"/>
     <w:rPr>
+      <w:rFonts w:eastAsia="黑体"/>
       <w:b/>
       <w:color w:val="008000"/>
     </w:rPr>
@@ -15329,6 +16024,7 @@
     <w:name w:val="CommentTok"/>
     <w:basedOn w:val="VerbatimChar"/>
     <w:rPr>
+      <w:rFonts w:eastAsia="黑体"/>
       <w:i/>
       <w:color w:val="60a0b0"/>
     </w:rPr>
@@ -15337,6 +16033,7 @@
     <w:name w:val="DocumentationTok"/>
     <w:basedOn w:val="VerbatimChar"/>
     <w:rPr>
+      <w:rFonts w:eastAsia="黑体"/>
       <w:i/>
       <w:color w:val="ba2121"/>
     </w:rPr>
@@ -15345,6 +16042,7 @@
     <w:name w:val="AnnotationTok"/>
     <w:basedOn w:val="VerbatimChar"/>
     <w:rPr>
+      <w:rFonts w:eastAsia="黑体"/>
       <w:b/>
       <w:i/>
       <w:color w:val="60a0b0"/>
@@ -15354,6 +16052,7 @@
     <w:name w:val="CommentVarTok"/>
     <w:basedOn w:val="VerbatimChar"/>
     <w:rPr>
+      <w:rFonts w:eastAsia="黑体"/>
       <w:b/>
       <w:i/>
       <w:color w:val="60a0b0"/>
@@ -15363,6 +16062,7 @@
     <w:name w:val="OtherTok"/>
     <w:basedOn w:val="VerbatimChar"/>
     <w:rPr>
+      <w:rFonts w:eastAsia="黑体"/>
       <w:color w:val="007020"/>
     </w:rPr>
   </w:style>
@@ -15370,6 +16070,7 @@
     <w:name w:val="FunctionTok"/>
     <w:basedOn w:val="VerbatimChar"/>
     <w:rPr>
+      <w:rFonts w:eastAsia="黑体"/>
       <w:color w:val="06287e"/>
     </w:rPr>
   </w:style>
@@ -15377,6 +16078,7 @@
     <w:name w:val="VariableTok"/>
     <w:basedOn w:val="VerbatimChar"/>
     <w:rPr>
+      <w:rFonts w:eastAsia="黑体"/>
       <w:color w:val="19177c"/>
     </w:rPr>
   </w:style>
@@ -15384,6 +16086,7 @@
     <w:name w:val="ControlFlowTok"/>
     <w:basedOn w:val="VerbatimChar"/>
     <w:rPr>
+      <w:rFonts w:eastAsia="黑体"/>
       <w:b/>
       <w:color w:val="007020"/>
     </w:rPr>
@@ -15392,6 +16095,7 @@
     <w:name w:val="OperatorTok"/>
     <w:basedOn w:val="VerbatimChar"/>
     <w:rPr>
+      <w:rFonts w:eastAsia="黑体"/>
       <w:color w:val="666666"/>
     </w:rPr>
   </w:style>
@@ -15399,18 +16103,22 @@
     <w:name w:val="BuiltInTok"/>
     <w:basedOn w:val="VerbatimChar"/>
     <w:rPr>
+      <w:rFonts w:eastAsia="黑体"/>
       <w:color w:val="008000"/>
     </w:rPr>
   </w:style>
   <w:style w:type="character" w:customStyle="1" w:styleId="ExtensionTok">
     <w:name w:val="ExtensionTok"/>
     <w:basedOn w:val="VerbatimChar"/>
-    <w:rPr/>
+    <w:rPr>
+      <w:rFonts w:eastAsia="黑体"/>
+    </w:rPr>
   </w:style>
   <w:style w:type="character" w:customStyle="1" w:styleId="PreprocessorTok">
     <w:name w:val="PreprocessorTok"/>
     <w:basedOn w:val="VerbatimChar"/>
     <w:rPr>
+      <w:rFonts w:eastAsia="黑体"/>
       <w:color w:val="bc7a00"/>
     </w:rPr>
   </w:style>
@@ -15418,18 +16126,22 @@
     <w:name w:val="AttributeTok"/>
     <w:basedOn w:val="VerbatimChar"/>
     <w:rPr>
+      <w:rFonts w:eastAsia="黑体"/>
       <w:color w:val="7d9029"/>
     </w:rPr>
   </w:style>
   <w:style w:type="character" w:customStyle="1" w:styleId="RegionMarkerTok">
     <w:name w:val="RegionMarkerTok"/>
     <w:basedOn w:val="VerbatimChar"/>
-    <w:rPr/>
+    <w:rPr>
+      <w:rFonts w:eastAsia="黑体"/>
+    </w:rPr>
   </w:style>
   <w:style w:type="character" w:customStyle="1" w:styleId="InformationTok">
     <w:name w:val="InformationTok"/>
     <w:basedOn w:val="VerbatimChar"/>
     <w:rPr>
+      <w:rFonts w:eastAsia="黑体"/>
       <w:b/>
       <w:i/>
       <w:color w:val="60a0b0"/>
@@ -15439,6 +16151,7 @@
     <w:name w:val="WarningTok"/>
     <w:basedOn w:val="VerbatimChar"/>
     <w:rPr>
+      <w:rFonts w:eastAsia="黑体"/>
       <w:b/>
       <w:i/>
       <w:color w:val="60a0b0"/>
@@ -15448,6 +16161,7 @@
     <w:name w:val="AlertTok"/>
     <w:basedOn w:val="VerbatimChar"/>
     <w:rPr>
+      <w:rFonts w:eastAsia="黑体"/>
       <w:b/>
       <w:color w:val="ff0000"/>
     </w:rPr>
@@ -15456,6 +16170,7 @@
     <w:name w:val="ErrorTok"/>
     <w:basedOn w:val="VerbatimChar"/>
     <w:rPr>
+      <w:rFonts w:eastAsia="黑体"/>
       <w:b/>
       <w:color w:val="ff0000"/>
     </w:rPr>
@@ -15463,7 +16178,9 @@
   <w:style w:type="character" w:customStyle="1" w:styleId="NormalTok">
     <w:name w:val="NormalTok"/>
     <w:basedOn w:val="VerbatimChar"/>
-    <w:rPr/>
+    <w:rPr>
+      <w:rFonts w:eastAsia="黑体"/>
+    </w:rPr>
   </w:style>
 </w:styles>
 </file>
@@ -15512,12 +16229,12 @@
     <a:fontScheme name="Office">
       <a:majorFont>
         <a:latin typeface="Calibri"/>
-        <a:ea typeface=""/>
+        <a:ea typeface="黑体"/>
         <a:cs typeface=""/>
         <a:font script="Jpan" typeface="ＭＳ ゴシック"/>
         <a:font script="Hang" typeface="맑은 고딕"/>
-        <a:font script="Hans" typeface="宋体"/>
-        <a:font script="Hant" typeface="新細明體"/>
+        <a:font script="Hans" typeface="黑体"/>
+        <a:font script="Hant" typeface="黑体"/>
         <a:font script="Arab" typeface="Times New Roman"/>
         <a:font script="Hebr" typeface="Times New Roman"/>
         <a:font script="Thai" typeface="Angsana New"/>
@@ -15547,12 +16264,12 @@
       </a:majorFont>
       <a:minorFont>
         <a:latin typeface="Cambria"/>
-        <a:ea typeface=""/>
+        <a:ea typeface="黑体"/>
         <a:cs typeface=""/>
         <a:font script="Jpan" typeface="ＭＳ 明朝"/>
         <a:font script="Hang" typeface="맑은 고딕"/>
-        <a:font script="Hans" typeface="宋体"/>
-        <a:font script="Hant" typeface="新細明體"/>
+        <a:font script="Hans" typeface="黑体"/>
+        <a:font script="Hant" typeface="黑体"/>
         <a:font script="Arab" typeface="Arial"/>
         <a:font script="Hebr" typeface="Arial"/>
         <a:font script="Thai" typeface="Cordia New"/>

--- a/03-振荡电路/01-RC振荡器/多谐振荡器/多谐振荡器.docx
+++ b/03-振荡电路/01-RC振荡器/多谐振荡器/多谐振荡器.docx
@@ -3155,7 +3155,7 @@
           <w:color w:val="555555"/>
           <w:sz w:val="21"/>
         </w:rPr>
-        <w:t>材料收集者：杜文杰，WX手机：19519196569，QQ:3478827729</w:t>
+        <w:t>材料收集者：杜文杰，微信/手机：19519196569，QQ:3478827729</w:t>
       </w:r>
     </w:p>
     <w:sectPr>
